--- a/요양시설_입소방안_검토보고서.docx
+++ b/요양시설_입소방안_검토보고서.docx
@@ -28,8 +28,8 @@
         <w:rPr>
           <w:rFonts w:ascii="맑은 고딕" w:cs="맑은 고딕" w:eastAsia="맑은 고딕" w:hAnsi="맑은 고딕"/>
           <w:color w:val="595959"/>
-          <w:sz w:val="22"/>
-          <w:szCs w:val="22"/>
+          <w:sz w:val="24"/>
+          <w:szCs w:val="24"/>
         </w:rPr>
         <w:t xml:space="preserve">혈액투석 환자 · 장기요양등급 미보유 어르신 기준 (수도권)</w:t>
       </w:r>
@@ -74,15 +74,15 @@
           </w:tcPr>
           <w:p>
             <w:pPr>
-              <w:spacing w:after="40" w:before="40" w:line="280"/>
-            </w:pPr>
-            <w:r>
-              <w:rPr>
-                <w:rFonts w:ascii="맑은 고딕" w:cs="맑은 고딕" w:eastAsia="맑은 고딕" w:hAnsi="맑은 고딕"/>
-                <w:b/>
-                <w:bCs/>
-                <w:sz w:val="19"/>
-                <w:szCs w:val="19"/>
+              <w:spacing w:after="40" w:before="40" w:line="300"/>
+            </w:pPr>
+            <w:r>
+              <w:rPr>
+                <w:rFonts w:ascii="맑은 고딕" w:cs="맑은 고딕" w:eastAsia="맑은 고딕" w:hAnsi="맑은 고딕"/>
+                <w:b/>
+                <w:bCs/>
+                <w:sz w:val="21"/>
+                <w:szCs w:val="21"/>
               </w:rPr>
               <w:t xml:space="preserve">작 성 일</w:t>
             </w:r>
@@ -101,13 +101,13 @@
           </w:tcPr>
           <w:p>
             <w:pPr>
-              <w:spacing w:after="40" w:before="40" w:line="280"/>
-            </w:pPr>
-            <w:r>
-              <w:rPr>
-                <w:rFonts w:ascii="맑은 고딕" w:cs="맑은 고딕" w:eastAsia="맑은 고딕" w:hAnsi="맑은 고딕"/>
-                <w:sz w:val="19"/>
-                <w:szCs w:val="19"/>
+              <w:spacing w:after="40" w:before="40" w:line="300"/>
+            </w:pPr>
+            <w:r>
+              <w:rPr>
+                <w:rFonts w:ascii="맑은 고딕" w:cs="맑은 고딕" w:eastAsia="맑은 고딕" w:hAnsi="맑은 고딕"/>
+                <w:sz w:val="21"/>
+                <w:szCs w:val="21"/>
               </w:rPr>
               <w:t xml:space="preserve">2026년 8월 20일</w:t>
             </w:r>
@@ -129,15 +129,15 @@
           </w:tcPr>
           <w:p>
             <w:pPr>
-              <w:spacing w:after="40" w:before="40" w:line="280"/>
-            </w:pPr>
-            <w:r>
-              <w:rPr>
-                <w:rFonts w:ascii="맑은 고딕" w:cs="맑은 고딕" w:eastAsia="맑은 고딕" w:hAnsi="맑은 고딕"/>
-                <w:b/>
-                <w:bCs/>
-                <w:sz w:val="19"/>
-                <w:szCs w:val="19"/>
+              <w:spacing w:after="40" w:before="40" w:line="300"/>
+            </w:pPr>
+            <w:r>
+              <w:rPr>
+                <w:rFonts w:ascii="맑은 고딕" w:cs="맑은 고딕" w:eastAsia="맑은 고딕" w:hAnsi="맑은 고딕"/>
+                <w:b/>
+                <w:bCs/>
+                <w:sz w:val="21"/>
+                <w:szCs w:val="21"/>
               </w:rPr>
               <w:t xml:space="preserve">조사 지역</w:t>
             </w:r>
@@ -157,13 +157,13 @@
           </w:tcPr>
           <w:p>
             <w:pPr>
-              <w:spacing w:after="40" w:before="40" w:line="280"/>
-            </w:pPr>
-            <w:r>
-              <w:rPr>
-                <w:rFonts w:ascii="맑은 고딕" w:cs="맑은 고딕" w:eastAsia="맑은 고딕" w:hAnsi="맑은 고딕"/>
-                <w:sz w:val="19"/>
-                <w:szCs w:val="19"/>
+              <w:spacing w:after="40" w:before="40" w:line="300"/>
+            </w:pPr>
+            <w:r>
+              <w:rPr>
+                <w:rFonts w:ascii="맑은 고딕" w:cs="맑은 고딕" w:eastAsia="맑은 고딕" w:hAnsi="맑은 고딕"/>
+                <w:sz w:val="21"/>
+                <w:szCs w:val="21"/>
               </w:rPr>
               <w:t xml:space="preserve">수도권 (서울특별시 · 경기도 · 인천광역시)</w:t>
             </w:r>
@@ -185,15 +185,15 @@
           </w:tcPr>
           <w:p>
             <w:pPr>
-              <w:spacing w:after="40" w:before="40" w:line="280"/>
-            </w:pPr>
-            <w:r>
-              <w:rPr>
-                <w:rFonts w:ascii="맑은 고딕" w:cs="맑은 고딕" w:eastAsia="맑은 고딕" w:hAnsi="맑은 고딕"/>
-                <w:b/>
-                <w:bCs/>
-                <w:sz w:val="19"/>
-                <w:szCs w:val="19"/>
+              <w:spacing w:after="40" w:before="40" w:line="300"/>
+            </w:pPr>
+            <w:r>
+              <w:rPr>
+                <w:rFonts w:ascii="맑은 고딕" w:cs="맑은 고딕" w:eastAsia="맑은 고딕" w:hAnsi="맑은 고딕"/>
+                <w:b/>
+                <w:bCs/>
+                <w:sz w:val="21"/>
+                <w:szCs w:val="21"/>
               </w:rPr>
               <w:t xml:space="preserve">대상자 조건</w:t>
             </w:r>
@@ -212,13 +212,13 @@
           </w:tcPr>
           <w:p>
             <w:pPr>
-              <w:spacing w:after="40" w:before="40" w:line="280"/>
-            </w:pPr>
-            <w:r>
-              <w:rPr>
-                <w:rFonts w:ascii="맑은 고딕" w:cs="맑은 고딕" w:eastAsia="맑은 고딕" w:hAnsi="맑은 고딕"/>
-                <w:sz w:val="19"/>
-                <w:szCs w:val="19"/>
+              <w:spacing w:after="40" w:before="40" w:line="300"/>
+            </w:pPr>
+            <w:r>
+              <w:rPr>
+                <w:rFonts w:ascii="맑은 고딕" w:cs="맑은 고딕" w:eastAsia="맑은 고딕" w:hAnsi="맑은 고딕"/>
+                <w:sz w:val="21"/>
+                <w:szCs w:val="21"/>
               </w:rPr>
               <w:t xml:space="preserve">① 현재 혈액투석 치료 중  ② 장기요양등급 미보유(신청 전)</w:t>
             </w:r>
@@ -240,15 +240,15 @@
           </w:tcPr>
           <w:p>
             <w:pPr>
-              <w:spacing w:after="40" w:before="40" w:line="280"/>
-            </w:pPr>
-            <w:r>
-              <w:rPr>
-                <w:rFonts w:ascii="맑은 고딕" w:cs="맑은 고딕" w:eastAsia="맑은 고딕" w:hAnsi="맑은 고딕"/>
-                <w:b/>
-                <w:bCs/>
-                <w:sz w:val="19"/>
-                <w:szCs w:val="19"/>
+              <w:spacing w:after="40" w:before="40" w:line="300"/>
+            </w:pPr>
+            <w:r>
+              <w:rPr>
+                <w:rFonts w:ascii="맑은 고딕" w:cs="맑은 고딕" w:eastAsia="맑은 고딕" w:hAnsi="맑은 고딕"/>
+                <w:b/>
+                <w:bCs/>
+                <w:sz w:val="21"/>
+                <w:szCs w:val="21"/>
               </w:rPr>
               <w:t xml:space="preserve">조사 방법</w:t>
             </w:r>
@@ -268,13 +268,13 @@
           </w:tcPr>
           <w:p>
             <w:pPr>
-              <w:spacing w:after="40" w:before="40" w:line="280"/>
-            </w:pPr>
-            <w:r>
-              <w:rPr>
-                <w:rFonts w:ascii="맑은 고딕" w:cs="맑은 고딕" w:eastAsia="맑은 고딕" w:hAnsi="맑은 고딕"/>
-                <w:sz w:val="19"/>
-                <w:szCs w:val="19"/>
+              <w:spacing w:after="40" w:before="40" w:line="300"/>
+            </w:pPr>
+            <w:r>
+              <w:rPr>
+                <w:rFonts w:ascii="맑은 고딕" w:cs="맑은 고딕" w:eastAsia="맑은 고딕" w:hAnsi="맑은 고딕"/>
+                <w:sz w:val="21"/>
+                <w:szCs w:val="21"/>
               </w:rPr>
               <w:t xml:space="preserve">공공기관 자료(건강보험심사평가원·국민건강보험공단·대한신장학회) 및 요양시설 정보 포털 교차 확인</w:t>
             </w:r>
@@ -296,15 +296,15 @@
           </w:tcPr>
           <w:p>
             <w:pPr>
-              <w:spacing w:after="40" w:before="40" w:line="280"/>
-            </w:pPr>
-            <w:r>
-              <w:rPr>
-                <w:rFonts w:ascii="맑은 고딕" w:cs="맑은 고딕" w:eastAsia="맑은 고딕" w:hAnsi="맑은 고딕"/>
-                <w:b/>
-                <w:bCs/>
-                <w:sz w:val="19"/>
-                <w:szCs w:val="19"/>
+              <w:spacing w:after="40" w:before="40" w:line="300"/>
+            </w:pPr>
+            <w:r>
+              <w:rPr>
+                <w:rFonts w:ascii="맑은 고딕" w:cs="맑은 고딕" w:eastAsia="맑은 고딕" w:hAnsi="맑은 고딕"/>
+                <w:b/>
+                <w:bCs/>
+                <w:sz w:val="21"/>
+                <w:szCs w:val="21"/>
               </w:rPr>
               <w:t xml:space="preserve">검토 결론</w:t>
             </w:r>
@@ -323,7 +323,7 @@
           </w:tcPr>
           <w:p>
             <w:pPr>
-              <w:spacing w:after="40" w:before="40" w:line="280"/>
+              <w:spacing w:after="40" w:before="40" w:line="300"/>
             </w:pPr>
             <w:r>
               <w:rPr>
@@ -331,8 +331,8 @@
                 <w:b/>
                 <w:bCs/>
                 <w:color w:val="C00000"/>
-                <w:sz w:val="19"/>
-                <w:szCs w:val="19"/>
+                <w:sz w:val="21"/>
+                <w:szCs w:val="21"/>
               </w:rPr>
               <w:t xml:space="preserve">요양원 부적합 → 원내 인공신장실 보유 요양병원 권장</w:t>
             </w:r>
@@ -354,8 +354,8 @@
           <w:b/>
           <w:bCs/>
           <w:color w:val="1F3864"/>
-          <w:sz w:val="26"/>
-          <w:szCs w:val="26"/>
+          <w:sz w:val="28"/>
+          <w:szCs w:val="28"/>
         </w:rPr>
         <w:t xml:space="preserve">Ⅰ. 조사 개요</w:t>
       </w:r>
@@ -371,21 +371,21 @@
           <w:b/>
           <w:bCs/>
           <w:color w:val="2E5496"/>
-          <w:sz w:val="22"/>
-          <w:szCs w:val="22"/>
+          <w:sz w:val="24"/>
+          <w:szCs w:val="24"/>
         </w:rPr>
         <w:t xml:space="preserve">1. 조사 목적</w:t>
       </w:r>
     </w:p>
     <w:p>
       <w:pPr>
-        <w:spacing w:after="100" w:before="0" w:line="300"/>
+        <w:spacing w:after="100" w:before="0" w:line="330"/>
       </w:pPr>
       <w:r>
         <w:rPr>
           <w:rFonts w:ascii="맑은 고딕" w:cs="맑은 고딕" w:eastAsia="맑은 고딕" w:hAnsi="맑은 고딕"/>
-          <w:sz w:val="20"/>
-          <w:szCs w:val="20"/>
+          <w:sz w:val="22"/>
+          <w:szCs w:val="22"/>
         </w:rPr>
         <w:t xml:space="preserve">혈액투석 치료를 받고 계신 어르신의 요양시설 입소를 검토하기 위하여, 수도권 소재 시설의 (1) 보증금 유무, (2) 월 부담 비용, (3) 의료 인력 상주 여부 및 투석 가능 여부를 조사하고 적합한 입소 유형을 도출함.</w:t>
       </w:r>
@@ -401,8 +401,8 @@
           <w:b/>
           <w:bCs/>
           <w:color w:val="2E5496"/>
-          <w:sz w:val="22"/>
-          <w:szCs w:val="22"/>
+          <w:sz w:val="24"/>
+          <w:szCs w:val="24"/>
         </w:rPr>
         <w:t xml:space="preserve">2. 검토 대상 시설 유형</w:t>
       </w:r>
@@ -414,13 +414,13 @@
           <w:ilvl w:val="0"/>
           <w:numId w:val="2"/>
         </w:numPr>
-        <w:spacing w:after="60" w:line="290"/>
+        <w:spacing w:after="60" w:line="320"/>
       </w:pPr>
       <w:r>
         <w:rPr>
           <w:rFonts w:ascii="맑은 고딕" w:cs="맑은 고딕" w:eastAsia="맑은 고딕" w:hAnsi="맑은 고딕"/>
-          <w:sz w:val="20"/>
-          <w:szCs w:val="20"/>
+          <w:sz w:val="22"/>
+          <w:szCs w:val="22"/>
         </w:rPr>
         <w:t xml:space="preserve">노인요양시설(요양원) — 노인장기요양보험 적용 생활시설</w:t>
       </w:r>
@@ -432,13 +432,13 @@
           <w:ilvl w:val="0"/>
           <w:numId w:val="2"/>
         </w:numPr>
-        <w:spacing w:after="60" w:line="290"/>
+        <w:spacing w:after="60" w:line="320"/>
       </w:pPr>
       <w:r>
         <w:rPr>
           <w:rFonts w:ascii="맑은 고딕" w:cs="맑은 고딕" w:eastAsia="맑은 고딕" w:hAnsi="맑은 고딕"/>
-          <w:sz w:val="20"/>
-          <w:szCs w:val="20"/>
+          <w:sz w:val="22"/>
+          <w:szCs w:val="22"/>
         </w:rPr>
         <w:t xml:space="preserve">요양병원 — 건강보험 적용 의료기관</w:t>
       </w:r>
@@ -450,13 +450,13 @@
           <w:ilvl w:val="0"/>
           <w:numId w:val="2"/>
         </w:numPr>
-        <w:spacing w:after="60" w:line="290"/>
+        <w:spacing w:after="60" w:line="320"/>
       </w:pPr>
       <w:r>
         <w:rPr>
           <w:rFonts w:ascii="맑은 고딕" w:cs="맑은 고딕" w:eastAsia="맑은 고딕" w:hAnsi="맑은 고딕"/>
-          <w:sz w:val="20"/>
-          <w:szCs w:val="20"/>
+          <w:sz w:val="22"/>
+          <w:szCs w:val="22"/>
         </w:rPr>
         <w:t xml:space="preserve">(참고) 유료 노인복지주택(실버타운) — 보증금형 주거시설</w:t>
       </w:r>
@@ -475,8 +475,8 @@
           <w:b/>
           <w:bCs/>
           <w:color w:val="1F3864"/>
-          <w:sz w:val="26"/>
-          <w:szCs w:val="26"/>
+          <w:sz w:val="28"/>
+          <w:szCs w:val="28"/>
         </w:rPr>
         <w:t xml:space="preserve">Ⅱ. 핵심 결론</w:t>
       </w:r>
@@ -490,7 +490,7 @@
           <w:right w:val="single" w:color="E8A33D" w:sz="4" w:space="6"/>
         </w:pBdr>
         <w:shd w:fill="FFF4E6" w:val="clear"/>
-        <w:spacing w:after="160" w:before="120" w:line="300"/>
+        <w:spacing w:after="160" w:before="120" w:line="330"/>
       </w:pPr>
       <w:r>
         <w:rPr>
@@ -498,8 +498,8 @@
           <w:b/>
           <w:bCs/>
           <w:color w:val="C00000"/>
-          <w:sz w:val="21"/>
-          <w:szCs w:val="21"/>
+          <w:sz w:val="23"/>
+          <w:szCs w:val="23"/>
         </w:rPr>
         <w:t xml:space="preserve">결론: 요양원이 아니라 '원내 인공신장실(투석실)을 갖춘 요양병원'을 선정하여야 함.</w:t>
       </w:r>
@@ -515,15 +515,15 @@
           <w:b/>
           <w:bCs/>
           <w:color w:val="2E5496"/>
-          <w:sz w:val="22"/>
-          <w:szCs w:val="22"/>
+          <w:sz w:val="24"/>
+          <w:szCs w:val="24"/>
         </w:rPr>
         <w:t xml:space="preserve">1. 요양원이 부적합한 사유</w:t>
       </w:r>
     </w:p>
     <w:p>
       <w:pPr>
-        <w:spacing w:after="140" w:before="0" w:line="300"/>
+        <w:spacing w:after="140" w:before="0" w:line="330"/>
       </w:pPr>
       <w:r>
         <w:rPr>
@@ -556,7 +556,7 @@
     </w:p>
     <w:p>
       <w:pPr>
-        <w:spacing w:after="100" w:before="0" w:line="300"/>
+        <w:spacing w:after="100" w:before="0" w:line="330"/>
       </w:pPr>
       <w:r>
         <w:rPr>
@@ -598,8 +598,8 @@
           <w:b/>
           <w:bCs/>
           <w:color w:val="2E5496"/>
-          <w:sz w:val="22"/>
-          <w:szCs w:val="22"/>
+          <w:sz w:val="24"/>
+          <w:szCs w:val="24"/>
         </w:rPr>
         <w:t xml:space="preserve">2. 요양병원 권장 사유</w:t>
       </w:r>
@@ -611,7 +611,7 @@
           <w:ilvl w:val="0"/>
           <w:numId w:val="2"/>
         </w:numPr>
-        <w:spacing w:after="60" w:line="290"/>
+        <w:spacing w:after="60" w:line="320"/>
       </w:pPr>
       <w:r>
         <w:rPr>
@@ -635,7 +635,7 @@
           <w:ilvl w:val="0"/>
           <w:numId w:val="2"/>
         </w:numPr>
-        <w:spacing w:after="60" w:line="290"/>
+        <w:spacing w:after="60" w:line="320"/>
       </w:pPr>
       <w:r>
         <w:rPr>
@@ -659,7 +659,7 @@
           <w:ilvl w:val="0"/>
           <w:numId w:val="2"/>
         </w:numPr>
-        <w:spacing w:after="60" w:line="290"/>
+        <w:spacing w:after="60" w:line="320"/>
       </w:pPr>
       <w:r>
         <w:rPr>
@@ -690,8 +690,8 @@
           <w:b/>
           <w:bCs/>
           <w:color w:val="1F3864"/>
-          <w:sz w:val="26"/>
-          <w:szCs w:val="26"/>
+          <w:sz w:val="28"/>
+          <w:szCs w:val="28"/>
         </w:rPr>
         <w:t xml:space="preserve">Ⅲ. 요양원 · 요양병원 비교</w:t>
       </w:r>
@@ -731,7 +731,7 @@
           </w:tcPr>
           <w:p>
             <w:pPr>
-              <w:spacing w:after="40" w:before="40" w:line="280"/>
+              <w:spacing w:after="40" w:before="40" w:line="300"/>
               <w:jc w:val="center"/>
             </w:pPr>
             <w:r>
@@ -740,8 +740,8 @@
                 <w:b/>
                 <w:bCs/>
                 <w:color w:val="FFFFFF"/>
-                <w:sz w:val="19"/>
-                <w:szCs w:val="19"/>
+                <w:sz w:val="21"/>
+                <w:szCs w:val="21"/>
               </w:rPr>
               <w:t xml:space="preserve">구 분</w:t>
             </w:r>
@@ -761,7 +761,7 @@
           </w:tcPr>
           <w:p>
             <w:pPr>
-              <w:spacing w:after="40" w:before="40" w:line="280"/>
+              <w:spacing w:after="40" w:before="40" w:line="300"/>
               <w:jc w:val="center"/>
             </w:pPr>
             <w:r>
@@ -770,8 +770,8 @@
                 <w:b/>
                 <w:bCs/>
                 <w:color w:val="FFFFFF"/>
-                <w:sz w:val="19"/>
-                <w:szCs w:val="19"/>
+                <w:sz w:val="21"/>
+                <w:szCs w:val="21"/>
               </w:rPr>
               <w:t xml:space="preserve">요양원 (노인요양시설)</w:t>
             </w:r>
@@ -791,7 +791,7 @@
           </w:tcPr>
           <w:p>
             <w:pPr>
-              <w:spacing w:after="40" w:before="40" w:line="280"/>
+              <w:spacing w:after="40" w:before="40" w:line="300"/>
               <w:jc w:val="center"/>
             </w:pPr>
             <w:r>
@@ -800,8 +800,8 @@
                 <w:b/>
                 <w:bCs/>
                 <w:color w:val="FFFFFF"/>
-                <w:sz w:val="19"/>
-                <w:szCs w:val="19"/>
+                <w:sz w:val="21"/>
+                <w:szCs w:val="21"/>
               </w:rPr>
               <w:t xml:space="preserve">요양병원</w:t>
             </w:r>
@@ -822,15 +822,15 @@
           </w:tcPr>
           <w:p>
             <w:pPr>
-              <w:spacing w:after="40" w:before="40" w:line="280"/>
-            </w:pPr>
-            <w:r>
-              <w:rPr>
-                <w:rFonts w:ascii="맑은 고딕" w:cs="맑은 고딕" w:eastAsia="맑은 고딕" w:hAnsi="맑은 고딕"/>
-                <w:b/>
-                <w:bCs/>
-                <w:sz w:val="19"/>
-                <w:szCs w:val="19"/>
+              <w:spacing w:after="40" w:before="40" w:line="300"/>
+            </w:pPr>
+            <w:r>
+              <w:rPr>
+                <w:rFonts w:ascii="맑은 고딕" w:cs="맑은 고딕" w:eastAsia="맑은 고딕" w:hAnsi="맑은 고딕"/>
+                <w:b/>
+                <w:bCs/>
+                <w:sz w:val="21"/>
+                <w:szCs w:val="21"/>
               </w:rPr>
               <w:t xml:space="preserve">근거 보험</w:t>
             </w:r>
@@ -849,7 +849,7 @@
           </w:tcPr>
           <w:p>
             <w:pPr>
-              <w:spacing w:after="40" w:before="40" w:line="280"/>
+              <w:spacing w:after="40" w:before="40" w:line="300"/>
               <w:jc w:val="center"/>
             </w:pPr>
             <w:r>
@@ -857,8 +857,8 @@
                 <w:rFonts w:ascii="맑은 고딕" w:cs="맑은 고딕" w:eastAsia="맑은 고딕" w:hAnsi="맑은 고딕"/>
                 <w:b w:val="false"/>
                 <w:bCs w:val="false"/>
-                <w:sz w:val="19"/>
-                <w:szCs w:val="19"/>
+                <w:sz w:val="21"/>
+                <w:szCs w:val="21"/>
               </w:rPr>
               <w:t xml:space="preserve">노인장기요양보험</w:t>
             </w:r>
@@ -877,7 +877,7 @@
           </w:tcPr>
           <w:p>
             <w:pPr>
-              <w:spacing w:after="40" w:before="40" w:line="280"/>
+              <w:spacing w:after="40" w:before="40" w:line="300"/>
               <w:jc w:val="center"/>
             </w:pPr>
             <w:r>
@@ -885,8 +885,8 @@
                 <w:rFonts w:ascii="맑은 고딕" w:cs="맑은 고딕" w:eastAsia="맑은 고딕" w:hAnsi="맑은 고딕"/>
                 <w:b w:val="false"/>
                 <w:bCs w:val="false"/>
-                <w:sz w:val="19"/>
-                <w:szCs w:val="19"/>
+                <w:sz w:val="21"/>
+                <w:szCs w:val="21"/>
               </w:rPr>
               <w:t xml:space="preserve">국민건강보험</w:t>
             </w:r>
@@ -908,15 +908,15 @@
           </w:tcPr>
           <w:p>
             <w:pPr>
-              <w:spacing w:after="40" w:before="40" w:line="280"/>
-            </w:pPr>
-            <w:r>
-              <w:rPr>
-                <w:rFonts w:ascii="맑은 고딕" w:cs="맑은 고딕" w:eastAsia="맑은 고딕" w:hAnsi="맑은 고딕"/>
-                <w:b/>
-                <w:bCs/>
-                <w:sz w:val="19"/>
-                <w:szCs w:val="19"/>
+              <w:spacing w:after="40" w:before="40" w:line="300"/>
+            </w:pPr>
+            <w:r>
+              <w:rPr>
+                <w:rFonts w:ascii="맑은 고딕" w:cs="맑은 고딕" w:eastAsia="맑은 고딕" w:hAnsi="맑은 고딕"/>
+                <w:b/>
+                <w:bCs/>
+                <w:sz w:val="21"/>
+                <w:szCs w:val="21"/>
               </w:rPr>
               <w:t xml:space="preserve">입소·입원 자격</w:t>
             </w:r>
@@ -936,14 +936,14 @@
           </w:tcPr>
           <w:p>
             <w:pPr>
-              <w:spacing w:after="40" w:before="40" w:line="280"/>
+              <w:spacing w:after="40" w:before="40" w:line="300"/>
             </w:pPr>
             <w:r>
               <w:rPr>
                 <w:rFonts w:ascii="맑은 고딕" w:cs="맑은 고딕" w:eastAsia="맑은 고딕" w:hAnsi="맑은 고딕"/>
                 <w:color w:val="C00000"/>
-                <w:sz w:val="19"/>
-                <w:szCs w:val="19"/>
+                <w:sz w:val="21"/>
+                <w:szCs w:val="21"/>
               </w:rPr>
               <w:t xml:space="preserve">장기요양 1~2등급 필요</w:t>
             </w:r>
@@ -963,14 +963,14 @@
           </w:tcPr>
           <w:p>
             <w:pPr>
-              <w:spacing w:after="40" w:before="40" w:line="280"/>
+              <w:spacing w:after="40" w:before="40" w:line="300"/>
             </w:pPr>
             <w:r>
               <w:rPr>
                 <w:rFonts w:ascii="맑은 고딕" w:cs="맑은 고딕" w:eastAsia="맑은 고딕" w:hAnsi="맑은 고딕"/>
                 <w:color w:val="1F6E3C"/>
-                <w:sz w:val="19"/>
-                <w:szCs w:val="19"/>
+                <w:sz w:val="21"/>
+                <w:szCs w:val="21"/>
               </w:rPr>
               <w:t xml:space="preserve">등급 불요 (건강보험 가입자)</w:t>
             </w:r>
@@ -991,15 +991,15 @@
           </w:tcPr>
           <w:p>
             <w:pPr>
-              <w:spacing w:after="40" w:before="40" w:line="280"/>
-            </w:pPr>
-            <w:r>
-              <w:rPr>
-                <w:rFonts w:ascii="맑은 고딕" w:cs="맑은 고딕" w:eastAsia="맑은 고딕" w:hAnsi="맑은 고딕"/>
-                <w:b/>
-                <w:bCs/>
-                <w:sz w:val="19"/>
-                <w:szCs w:val="19"/>
+              <w:spacing w:after="40" w:before="40" w:line="300"/>
+            </w:pPr>
+            <w:r>
+              <w:rPr>
+                <w:rFonts w:ascii="맑은 고딕" w:cs="맑은 고딕" w:eastAsia="맑은 고딕" w:hAnsi="맑은 고딕"/>
+                <w:b/>
+                <w:bCs/>
+                <w:sz w:val="21"/>
+                <w:szCs w:val="21"/>
               </w:rPr>
               <w:t xml:space="preserve">의료 인력</w:t>
             </w:r>
@@ -1018,14 +1018,14 @@
           </w:tcPr>
           <w:p>
             <w:pPr>
-              <w:spacing w:after="40" w:before="40" w:line="280"/>
+              <w:spacing w:after="40" w:before="40" w:line="300"/>
             </w:pPr>
             <w:r>
               <w:rPr>
                 <w:rFonts w:ascii="맑은 고딕" w:cs="맑은 고딕" w:eastAsia="맑은 고딕" w:hAnsi="맑은 고딕"/>
                 <w:color w:val="C00000"/>
-                <w:sz w:val="19"/>
-                <w:szCs w:val="19"/>
+                <w:sz w:val="21"/>
+                <w:szCs w:val="21"/>
               </w:rPr>
               <w:t xml:space="preserve">의사 미상주 (촉탁의 월 2회 방문)</w:t>
             </w:r>
@@ -1044,14 +1044,14 @@
           </w:tcPr>
           <w:p>
             <w:pPr>
-              <w:spacing w:after="40" w:before="40" w:line="280"/>
+              <w:spacing w:after="40" w:before="40" w:line="300"/>
             </w:pPr>
             <w:r>
               <w:rPr>
                 <w:rFonts w:ascii="맑은 고딕" w:cs="맑은 고딕" w:eastAsia="맑은 고딕" w:hAnsi="맑은 고딕"/>
                 <w:color w:val="1F6E3C"/>
-                <w:sz w:val="19"/>
-                <w:szCs w:val="19"/>
+                <w:sz w:val="21"/>
+                <w:szCs w:val="21"/>
               </w:rPr>
               <w:t xml:space="preserve">의사 상주 (1인당 환자 40명)</w:t>
             </w:r>
@@ -1073,15 +1073,15 @@
           </w:tcPr>
           <w:p>
             <w:pPr>
-              <w:spacing w:after="40" w:before="40" w:line="280"/>
-            </w:pPr>
-            <w:r>
-              <w:rPr>
-                <w:rFonts w:ascii="맑은 고딕" w:cs="맑은 고딕" w:eastAsia="맑은 고딕" w:hAnsi="맑은 고딕"/>
-                <w:b/>
-                <w:bCs/>
-                <w:sz w:val="19"/>
-                <w:szCs w:val="19"/>
+              <w:spacing w:after="40" w:before="40" w:line="300"/>
+            </w:pPr>
+            <w:r>
+              <w:rPr>
+                <w:rFonts w:ascii="맑은 고딕" w:cs="맑은 고딕" w:eastAsia="맑은 고딕" w:hAnsi="맑은 고딕"/>
+                <w:b/>
+                <w:bCs/>
+                <w:sz w:val="21"/>
+                <w:szCs w:val="21"/>
               </w:rPr>
               <w:t xml:space="preserve">혈액투석</w:t>
             </w:r>
@@ -1101,14 +1101,14 @@
           </w:tcPr>
           <w:p>
             <w:pPr>
-              <w:spacing w:after="40" w:before="40" w:line="280"/>
+              <w:spacing w:after="40" w:before="40" w:line="300"/>
             </w:pPr>
             <w:r>
               <w:rPr>
                 <w:rFonts w:ascii="맑은 고딕" w:cs="맑은 고딕" w:eastAsia="맑은 고딕" w:hAnsi="맑은 고딕"/>
                 <w:color w:val="C00000"/>
-                <w:sz w:val="19"/>
-                <w:szCs w:val="19"/>
+                <w:sz w:val="21"/>
+                <w:szCs w:val="21"/>
               </w:rPr>
               <w:t xml:space="preserve">불가 (외부 이송 필요)</w:t>
             </w:r>
@@ -1128,14 +1128,14 @@
           </w:tcPr>
           <w:p>
             <w:pPr>
-              <w:spacing w:after="40" w:before="40" w:line="280"/>
+              <w:spacing w:after="40" w:before="40" w:line="300"/>
             </w:pPr>
             <w:r>
               <w:rPr>
                 <w:rFonts w:ascii="맑은 고딕" w:cs="맑은 고딕" w:eastAsia="맑은 고딕" w:hAnsi="맑은 고딕"/>
                 <w:color w:val="1F6E3C"/>
-                <w:sz w:val="19"/>
-                <w:szCs w:val="19"/>
+                <w:sz w:val="21"/>
+                <w:szCs w:val="21"/>
               </w:rPr>
               <w:t xml:space="preserve">원내 인공신장실 보유 시 가능</w:t>
             </w:r>
@@ -1156,15 +1156,15 @@
           </w:tcPr>
           <w:p>
             <w:pPr>
-              <w:spacing w:after="40" w:before="40" w:line="280"/>
-            </w:pPr>
-            <w:r>
-              <w:rPr>
-                <w:rFonts w:ascii="맑은 고딕" w:cs="맑은 고딕" w:eastAsia="맑은 고딕" w:hAnsi="맑은 고딕"/>
-                <w:b/>
-                <w:bCs/>
-                <w:sz w:val="19"/>
-                <w:szCs w:val="19"/>
+              <w:spacing w:after="40" w:before="40" w:line="300"/>
+            </w:pPr>
+            <w:r>
+              <w:rPr>
+                <w:rFonts w:ascii="맑은 고딕" w:cs="맑은 고딕" w:eastAsia="맑은 고딕" w:hAnsi="맑은 고딕"/>
+                <w:b/>
+                <w:bCs/>
+                <w:sz w:val="21"/>
+                <w:szCs w:val="21"/>
               </w:rPr>
               <w:t xml:space="preserve">보증금</w:t>
             </w:r>
@@ -1183,7 +1183,7 @@
           </w:tcPr>
           <w:p>
             <w:pPr>
-              <w:spacing w:after="40" w:before="40" w:line="280"/>
+              <w:spacing w:after="40" w:before="40" w:line="300"/>
               <w:jc w:val="center"/>
             </w:pPr>
             <w:r>
@@ -1191,8 +1191,8 @@
                 <w:rFonts w:ascii="맑은 고딕" w:cs="맑은 고딕" w:eastAsia="맑은 고딕" w:hAnsi="맑은 고딕"/>
                 <w:b w:val="false"/>
                 <w:bCs w:val="false"/>
-                <w:sz w:val="19"/>
-                <w:szCs w:val="19"/>
+                <w:sz w:val="21"/>
+                <w:szCs w:val="21"/>
               </w:rPr>
               <w:t xml:space="preserve">원칙적으로 없음</w:t>
             </w:r>
@@ -1211,7 +1211,7 @@
           </w:tcPr>
           <w:p>
             <w:pPr>
-              <w:spacing w:after="40" w:before="40" w:line="280"/>
+              <w:spacing w:after="40" w:before="40" w:line="300"/>
               <w:jc w:val="center"/>
             </w:pPr>
             <w:r>
@@ -1219,8 +1219,8 @@
                 <w:rFonts w:ascii="맑은 고딕" w:cs="맑은 고딕" w:eastAsia="맑은 고딕" w:hAnsi="맑은 고딕"/>
                 <w:b w:val="false"/>
                 <w:bCs w:val="false"/>
-                <w:sz w:val="19"/>
-                <w:szCs w:val="19"/>
+                <w:sz w:val="21"/>
+                <w:szCs w:val="21"/>
               </w:rPr>
               <w:t xml:space="preserve">없음</w:t>
             </w:r>
@@ -1242,15 +1242,15 @@
           </w:tcPr>
           <w:p>
             <w:pPr>
-              <w:spacing w:after="40" w:before="40" w:line="280"/>
-            </w:pPr>
-            <w:r>
-              <w:rPr>
-                <w:rFonts w:ascii="맑은 고딕" w:cs="맑은 고딕" w:eastAsia="맑은 고딕" w:hAnsi="맑은 고딕"/>
-                <w:b/>
-                <w:bCs/>
-                <w:sz w:val="19"/>
-                <w:szCs w:val="19"/>
+              <w:spacing w:after="40" w:before="40" w:line="300"/>
+            </w:pPr>
+            <w:r>
+              <w:rPr>
+                <w:rFonts w:ascii="맑은 고딕" w:cs="맑은 고딕" w:eastAsia="맑은 고딕" w:hAnsi="맑은 고딕"/>
+                <w:b/>
+                <w:bCs/>
+                <w:sz w:val="21"/>
+                <w:szCs w:val="21"/>
               </w:rPr>
               <w:t xml:space="preserve">월 부담(등급 有)</w:t>
             </w:r>
@@ -1270,7 +1270,7 @@
           </w:tcPr>
           <w:p>
             <w:pPr>
-              <w:spacing w:after="40" w:before="40" w:line="280"/>
+              <w:spacing w:after="40" w:before="40" w:line="300"/>
               <w:jc w:val="center"/>
             </w:pPr>
             <w:r>
@@ -1278,8 +1278,8 @@
                 <w:rFonts w:ascii="맑은 고딕" w:cs="맑은 고딕" w:eastAsia="맑은 고딕" w:hAnsi="맑은 고딕"/>
                 <w:b w:val="false"/>
                 <w:bCs w:val="false"/>
-                <w:sz w:val="19"/>
-                <w:szCs w:val="19"/>
+                <w:sz w:val="21"/>
+                <w:szCs w:val="21"/>
               </w:rPr>
               <w:t xml:space="preserve">60만 ~ 110만 원</w:t>
             </w:r>
@@ -1299,7 +1299,7 @@
           </w:tcPr>
           <w:p>
             <w:pPr>
-              <w:spacing w:after="40" w:before="40" w:line="280"/>
+              <w:spacing w:after="40" w:before="40" w:line="300"/>
               <w:jc w:val="center"/>
             </w:pPr>
             <w:r>
@@ -1307,8 +1307,8 @@
                 <w:rFonts w:ascii="맑은 고딕" w:cs="맑은 고딕" w:eastAsia="맑은 고딕" w:hAnsi="맑은 고딕"/>
                 <w:b w:val="false"/>
                 <w:bCs w:val="false"/>
-                <w:sz w:val="19"/>
-                <w:szCs w:val="19"/>
+                <w:sz w:val="21"/>
+                <w:szCs w:val="21"/>
               </w:rPr>
               <w:t xml:space="preserve">해당 없음</w:t>
             </w:r>
@@ -1329,15 +1329,15 @@
           </w:tcPr>
           <w:p>
             <w:pPr>
-              <w:spacing w:after="40" w:before="40" w:line="280"/>
-            </w:pPr>
-            <w:r>
-              <w:rPr>
-                <w:rFonts w:ascii="맑은 고딕" w:cs="맑은 고딕" w:eastAsia="맑은 고딕" w:hAnsi="맑은 고딕"/>
-                <w:b/>
-                <w:bCs/>
-                <w:sz w:val="19"/>
-                <w:szCs w:val="19"/>
+              <w:spacing w:after="40" w:before="40" w:line="300"/>
+            </w:pPr>
+            <w:r>
+              <w:rPr>
+                <w:rFonts w:ascii="맑은 고딕" w:cs="맑은 고딕" w:eastAsia="맑은 고딕" w:hAnsi="맑은 고딕"/>
+                <w:b/>
+                <w:bCs/>
+                <w:sz w:val="21"/>
+                <w:szCs w:val="21"/>
               </w:rPr>
               <w:t xml:space="preserve">월 부담(등급 無)</w:t>
             </w:r>
@@ -1356,14 +1356,14 @@
           </w:tcPr>
           <w:p>
             <w:pPr>
-              <w:spacing w:after="40" w:before="40" w:line="280"/>
+              <w:spacing w:after="40" w:before="40" w:line="300"/>
             </w:pPr>
             <w:r>
               <w:rPr>
                 <w:rFonts w:ascii="맑은 고딕" w:cs="맑은 고딕" w:eastAsia="맑은 고딕" w:hAnsi="맑은 고딕"/>
                 <w:color w:val="C00000"/>
-                <w:sz w:val="19"/>
-                <w:szCs w:val="19"/>
+                <w:sz w:val="21"/>
+                <w:szCs w:val="21"/>
               </w:rPr>
               <w:t xml:space="preserve">200만 ~ 350만 원 (전액 본인부담)</w:t>
             </w:r>
@@ -1382,7 +1382,7 @@
           </w:tcPr>
           <w:p>
             <w:pPr>
-              <w:spacing w:after="40" w:before="40" w:line="280"/>
+              <w:spacing w:after="40" w:before="40" w:line="300"/>
               <w:jc w:val="center"/>
             </w:pPr>
             <w:r>
@@ -1390,8 +1390,8 @@
                 <w:rFonts w:ascii="맑은 고딕" w:cs="맑은 고딕" w:eastAsia="맑은 고딕" w:hAnsi="맑은 고딕"/>
                 <w:b w:val="false"/>
                 <w:bCs w:val="false"/>
-                <w:sz w:val="19"/>
-                <w:szCs w:val="19"/>
+                <w:sz w:val="21"/>
+                <w:szCs w:val="21"/>
               </w:rPr>
               <w:t xml:space="preserve">300만 ~ 500만 원 (간병비 포함)</w:t>
             </w:r>
@@ -1413,15 +1413,15 @@
           </w:tcPr>
           <w:p>
             <w:pPr>
-              <w:spacing w:after="40" w:before="40" w:line="280"/>
-            </w:pPr>
-            <w:r>
-              <w:rPr>
-                <w:rFonts w:ascii="맑은 고딕" w:cs="맑은 고딕" w:eastAsia="맑은 고딕" w:hAnsi="맑은 고딕"/>
-                <w:b/>
-                <w:bCs/>
-                <w:sz w:val="19"/>
-                <w:szCs w:val="19"/>
+              <w:spacing w:after="40" w:before="40" w:line="300"/>
+            </w:pPr>
+            <w:r>
+              <w:rPr>
+                <w:rFonts w:ascii="맑은 고딕" w:cs="맑은 고딕" w:eastAsia="맑은 고딕" w:hAnsi="맑은 고딕"/>
+                <w:b/>
+                <w:bCs/>
+                <w:sz w:val="21"/>
+                <w:szCs w:val="21"/>
               </w:rPr>
               <w:t xml:space="preserve">성 격</w:t>
             </w:r>
@@ -1441,7 +1441,7 @@
           </w:tcPr>
           <w:p>
             <w:pPr>
-              <w:spacing w:after="40" w:before="40" w:line="280"/>
+              <w:spacing w:after="40" w:before="40" w:line="300"/>
               <w:jc w:val="center"/>
             </w:pPr>
             <w:r>
@@ -1449,8 +1449,8 @@
                 <w:rFonts w:ascii="맑은 고딕" w:cs="맑은 고딕" w:eastAsia="맑은 고딕" w:hAnsi="맑은 고딕"/>
                 <w:b w:val="false"/>
                 <w:bCs w:val="false"/>
-                <w:sz w:val="19"/>
-                <w:szCs w:val="19"/>
+                <w:sz w:val="21"/>
+                <w:szCs w:val="21"/>
               </w:rPr>
               <w:t xml:space="preserve">생활·요양 중심 복지시설</w:t>
             </w:r>
@@ -1470,7 +1470,7 @@
           </w:tcPr>
           <w:p>
             <w:pPr>
-              <w:spacing w:after="40" w:before="40" w:line="280"/>
+              <w:spacing w:after="40" w:before="40" w:line="300"/>
               <w:jc w:val="center"/>
             </w:pPr>
             <w:r>
@@ -1478,8 +1478,8 @@
                 <w:rFonts w:ascii="맑은 고딕" w:cs="맑은 고딕" w:eastAsia="맑은 고딕" w:hAnsi="맑은 고딕"/>
                 <w:b w:val="false"/>
                 <w:bCs w:val="false"/>
-                <w:sz w:val="19"/>
-                <w:szCs w:val="19"/>
+                <w:sz w:val="21"/>
+                <w:szCs w:val="21"/>
               </w:rPr>
               <w:t xml:space="preserve">치료·의료 중심 의료기관</w:t>
             </w:r>
@@ -1501,8 +1501,8 @@
           <w:b/>
           <w:bCs/>
           <w:color w:val="1F3864"/>
-          <w:sz w:val="26"/>
-          <w:szCs w:val="26"/>
+          <w:sz w:val="28"/>
+          <w:szCs w:val="28"/>
         </w:rPr>
         <w:t xml:space="preserve">Ⅳ. 비용 분석</w:t>
       </w:r>
@@ -1518,8 +1518,8 @@
           <w:b/>
           <w:bCs/>
           <w:color w:val="2E5496"/>
-          <w:sz w:val="22"/>
-          <w:szCs w:val="22"/>
+          <w:sz w:val="24"/>
+          <w:szCs w:val="24"/>
         </w:rPr>
         <w:t xml:space="preserve">1. 보증금</w:t>
       </w:r>
@@ -1559,7 +1559,7 @@
           </w:tcPr>
           <w:p>
             <w:pPr>
-              <w:spacing w:after="40" w:before="40" w:line="280"/>
+              <w:spacing w:after="40" w:before="40" w:line="300"/>
               <w:jc w:val="center"/>
             </w:pPr>
             <w:r>
@@ -1568,8 +1568,8 @@
                 <w:b/>
                 <w:bCs/>
                 <w:color w:val="FFFFFF"/>
-                <w:sz w:val="19"/>
-                <w:szCs w:val="19"/>
+                <w:sz w:val="21"/>
+                <w:szCs w:val="21"/>
               </w:rPr>
               <w:t xml:space="preserve">시설 유형</w:t>
             </w:r>
@@ -1589,7 +1589,7 @@
           </w:tcPr>
           <w:p>
             <w:pPr>
-              <w:spacing w:after="40" w:before="40" w:line="280"/>
+              <w:spacing w:after="40" w:before="40" w:line="300"/>
               <w:jc w:val="center"/>
             </w:pPr>
             <w:r>
@@ -1598,8 +1598,8 @@
                 <w:b/>
                 <w:bCs/>
                 <w:color w:val="FFFFFF"/>
-                <w:sz w:val="19"/>
-                <w:szCs w:val="19"/>
+                <w:sz w:val="21"/>
+                <w:szCs w:val="21"/>
               </w:rPr>
               <w:t xml:space="preserve">보증금</w:t>
             </w:r>
@@ -1619,7 +1619,7 @@
           </w:tcPr>
           <w:p>
             <w:pPr>
-              <w:spacing w:after="40" w:before="40" w:line="280"/>
+              <w:spacing w:after="40" w:before="40" w:line="300"/>
               <w:jc w:val="center"/>
             </w:pPr>
             <w:r>
@@ -1628,8 +1628,8 @@
                 <w:b/>
                 <w:bCs/>
                 <w:color w:val="FFFFFF"/>
-                <w:sz w:val="19"/>
-                <w:szCs w:val="19"/>
+                <w:sz w:val="21"/>
+                <w:szCs w:val="21"/>
               </w:rPr>
               <w:t xml:space="preserve">비 고</w:t>
             </w:r>
@@ -1650,15 +1650,15 @@
           </w:tcPr>
           <w:p>
             <w:pPr>
-              <w:spacing w:after="40" w:before="40" w:line="280"/>
-            </w:pPr>
-            <w:r>
-              <w:rPr>
-                <w:rFonts w:ascii="맑은 고딕" w:cs="맑은 고딕" w:eastAsia="맑은 고딕" w:hAnsi="맑은 고딕"/>
-                <w:b/>
-                <w:bCs/>
-                <w:sz w:val="19"/>
-                <w:szCs w:val="19"/>
+              <w:spacing w:after="40" w:before="40" w:line="300"/>
+            </w:pPr>
+            <w:r>
+              <w:rPr>
+                <w:rFonts w:ascii="맑은 고딕" w:cs="맑은 고딕" w:eastAsia="맑은 고딕" w:hAnsi="맑은 고딕"/>
+                <w:b/>
+                <w:bCs/>
+                <w:sz w:val="21"/>
+                <w:szCs w:val="21"/>
               </w:rPr>
               <w:t xml:space="preserve">요양병원</w:t>
             </w:r>
@@ -1677,7 +1677,7 @@
           </w:tcPr>
           <w:p>
             <w:pPr>
-              <w:spacing w:after="40" w:before="40" w:line="280"/>
+              <w:spacing w:after="40" w:before="40" w:line="300"/>
               <w:jc w:val="center"/>
             </w:pPr>
             <w:r>
@@ -1686,8 +1686,8 @@
                 <w:b/>
                 <w:bCs/>
                 <w:color w:val="1F6E3C"/>
-                <w:sz w:val="19"/>
-                <w:szCs w:val="19"/>
+                <w:sz w:val="21"/>
+                <w:szCs w:val="21"/>
               </w:rPr>
               <w:t xml:space="preserve">없음</w:t>
             </w:r>
@@ -1706,15 +1706,15 @@
           </w:tcPr>
           <w:p>
             <w:pPr>
-              <w:spacing w:after="40" w:before="40" w:line="280"/>
+              <w:spacing w:after="40" w:before="40" w:line="300"/>
             </w:pPr>
             <w:r>
               <w:rPr>
                 <w:rFonts w:ascii="맑은 고딕" w:cs="맑은 고딕" w:eastAsia="맑은 고딕" w:hAnsi="맑은 고딕"/>
                 <w:b w:val="false"/>
                 <w:bCs w:val="false"/>
-                <w:sz w:val="19"/>
-                <w:szCs w:val="19"/>
+                <w:sz w:val="21"/>
+                <w:szCs w:val="21"/>
               </w:rPr>
               <w:t xml:space="preserve">의료기관으로 보증금 개념 없음. 일부 병원이 1개월분 선납 또는 예치금 30만~100만 원 요구(퇴원 시 반환)</w:t>
             </w:r>
@@ -1736,15 +1736,15 @@
           </w:tcPr>
           <w:p>
             <w:pPr>
-              <w:spacing w:after="40" w:before="40" w:line="280"/>
-            </w:pPr>
-            <w:r>
-              <w:rPr>
-                <w:rFonts w:ascii="맑은 고딕" w:cs="맑은 고딕" w:eastAsia="맑은 고딕" w:hAnsi="맑은 고딕"/>
-                <w:b/>
-                <w:bCs/>
-                <w:sz w:val="19"/>
-                <w:szCs w:val="19"/>
+              <w:spacing w:after="40" w:before="40" w:line="300"/>
+            </w:pPr>
+            <w:r>
+              <w:rPr>
+                <w:rFonts w:ascii="맑은 고딕" w:cs="맑은 고딕" w:eastAsia="맑은 고딕" w:hAnsi="맑은 고딕"/>
+                <w:b/>
+                <w:bCs/>
+                <w:sz w:val="21"/>
+                <w:szCs w:val="21"/>
               </w:rPr>
               <w:t xml:space="preserve">요양원</w:t>
             </w:r>
@@ -1764,14 +1764,14 @@
           </w:tcPr>
           <w:p>
             <w:pPr>
-              <w:spacing w:after="40" w:before="40" w:line="280"/>
-              <w:jc w:val="center"/>
-            </w:pPr>
-            <w:r>
-              <w:rPr>
-                <w:rFonts w:ascii="맑은 고딕" w:cs="맑은 고딕" w:eastAsia="맑은 고딕" w:hAnsi="맑은 고딕"/>
-                <w:sz w:val="19"/>
-                <w:szCs w:val="19"/>
+              <w:spacing w:after="40" w:before="40" w:line="300"/>
+              <w:jc w:val="center"/>
+            </w:pPr>
+            <w:r>
+              <w:rPr>
+                <w:rFonts w:ascii="맑은 고딕" w:cs="맑은 고딕" w:eastAsia="맑은 고딕" w:hAnsi="맑은 고딕"/>
+                <w:sz w:val="21"/>
+                <w:szCs w:val="21"/>
               </w:rPr>
               <w:t xml:space="preserve">원칙적으로 없음</w:t>
             </w:r>
@@ -1791,15 +1791,15 @@
           </w:tcPr>
           <w:p>
             <w:pPr>
-              <w:spacing w:after="40" w:before="40" w:line="280"/>
+              <w:spacing w:after="40" w:before="40" w:line="300"/>
             </w:pPr>
             <w:r>
               <w:rPr>
                 <w:rFonts w:ascii="맑은 고딕" w:cs="맑은 고딕" w:eastAsia="맑은 고딕" w:hAnsi="맑은 고딕"/>
                 <w:b w:val="false"/>
                 <w:bCs w:val="false"/>
-                <w:sz w:val="19"/>
-                <w:szCs w:val="19"/>
+                <w:sz w:val="21"/>
+                <w:szCs w:val="21"/>
               </w:rPr>
               <w:t xml:space="preserve">일부 시설이 1개월분 선납금 명목 100만~300만 원 요구(반환 대상)</w:t>
             </w:r>
@@ -1820,15 +1820,15 @@
           </w:tcPr>
           <w:p>
             <w:pPr>
-              <w:spacing w:after="40" w:before="40" w:line="280"/>
-            </w:pPr>
-            <w:r>
-              <w:rPr>
-                <w:rFonts w:ascii="맑은 고딕" w:cs="맑은 고딕" w:eastAsia="맑은 고딕" w:hAnsi="맑은 고딕"/>
-                <w:b/>
-                <w:bCs/>
-                <w:sz w:val="19"/>
-                <w:szCs w:val="19"/>
+              <w:spacing w:after="40" w:before="40" w:line="300"/>
+            </w:pPr>
+            <w:r>
+              <w:rPr>
+                <w:rFonts w:ascii="맑은 고딕" w:cs="맑은 고딕" w:eastAsia="맑은 고딕" w:hAnsi="맑은 고딕"/>
+                <w:b/>
+                <w:bCs/>
+                <w:sz w:val="21"/>
+                <w:szCs w:val="21"/>
               </w:rPr>
               <w:t xml:space="preserve">실버타운</w:t>
             </w:r>
@@ -1847,15 +1847,15 @@
           </w:tcPr>
           <w:p>
             <w:pPr>
-              <w:spacing w:after="40" w:before="40" w:line="280"/>
+              <w:spacing w:after="40" w:before="40" w:line="300"/>
               <w:jc w:val="center"/>
             </w:pPr>
             <w:r>
               <w:rPr>
                 <w:rFonts w:ascii="맑은 고딕" w:cs="맑은 고딕" w:eastAsia="맑은 고딕" w:hAnsi="맑은 고딕"/>
                 <w:color w:val="C00000"/>
-                <w:sz w:val="19"/>
-                <w:szCs w:val="19"/>
+                <w:sz w:val="21"/>
+                <w:szCs w:val="21"/>
               </w:rPr>
               <w:t xml:space="preserve">수천만~수억 원</w:t>
             </w:r>
@@ -1874,15 +1874,15 @@
           </w:tcPr>
           <w:p>
             <w:pPr>
-              <w:spacing w:after="40" w:before="40" w:line="280"/>
+              <w:spacing w:after="40" w:before="40" w:line="300"/>
             </w:pPr>
             <w:r>
               <w:rPr>
                 <w:rFonts w:ascii="맑은 고딕" w:cs="맑은 고딕" w:eastAsia="맑은 고딕" w:hAnsi="맑은 고딕"/>
                 <w:b w:val="false"/>
                 <w:bCs w:val="false"/>
-                <w:sz w:val="19"/>
-                <w:szCs w:val="19"/>
+                <w:sz w:val="21"/>
+                <w:szCs w:val="21"/>
               </w:rPr>
               <w:t xml:space="preserve">투석·간병이 필요한 어르신 대상 시설이 아니므로 본 건에 해당 없음</w:t>
             </w:r>
@@ -1899,7 +1899,7 @@
           <w:right w:val="single" w:color="E8A33D" w:sz="4" w:space="6"/>
         </w:pBdr>
         <w:shd w:fill="FFF4E6" w:val="clear"/>
-        <w:spacing w:after="160" w:before="120" w:line="300"/>
+        <w:spacing w:after="160" w:before="120" w:line="330"/>
       </w:pPr>
       <w:r>
         <w:rPr>
@@ -1927,8 +1927,8 @@
           <w:b/>
           <w:bCs/>
           <w:color w:val="2E5496"/>
-          <w:sz w:val="22"/>
-          <w:szCs w:val="22"/>
+          <w:sz w:val="24"/>
+          <w:szCs w:val="24"/>
         </w:rPr>
         <w:t xml:space="preserve">2. 요양병원 월 부담 비용 (다인실 기준)</w:t>
       </w:r>
@@ -1968,7 +1968,7 @@
           </w:tcPr>
           <w:p>
             <w:pPr>
-              <w:spacing w:after="40" w:before="40" w:line="280"/>
+              <w:spacing w:after="40" w:before="40" w:line="300"/>
               <w:jc w:val="center"/>
             </w:pPr>
             <w:r>
@@ -1977,8 +1977,8 @@
                 <w:b/>
                 <w:bCs/>
                 <w:color w:val="FFFFFF"/>
-                <w:sz w:val="19"/>
-                <w:szCs w:val="19"/>
+                <w:sz w:val="21"/>
+                <w:szCs w:val="21"/>
               </w:rPr>
               <w:t xml:space="preserve">항 목</w:t>
             </w:r>
@@ -1998,7 +1998,7 @@
           </w:tcPr>
           <w:p>
             <w:pPr>
-              <w:spacing w:after="40" w:before="40" w:line="280"/>
+              <w:spacing w:after="40" w:before="40" w:line="300"/>
               <w:jc w:val="center"/>
             </w:pPr>
             <w:r>
@@ -2007,8 +2007,8 @@
                 <w:b/>
                 <w:bCs/>
                 <w:color w:val="FFFFFF"/>
-                <w:sz w:val="19"/>
-                <w:szCs w:val="19"/>
+                <w:sz w:val="21"/>
+                <w:szCs w:val="21"/>
               </w:rPr>
               <w:t xml:space="preserve">월 금액</w:t>
             </w:r>
@@ -2028,7 +2028,7 @@
           </w:tcPr>
           <w:p>
             <w:pPr>
-              <w:spacing w:after="40" w:before="40" w:line="280"/>
+              <w:spacing w:after="40" w:before="40" w:line="300"/>
               <w:jc w:val="center"/>
             </w:pPr>
             <w:r>
@@ -2037,8 +2037,8 @@
                 <w:b/>
                 <w:bCs/>
                 <w:color w:val="FFFFFF"/>
-                <w:sz w:val="19"/>
-                <w:szCs w:val="19"/>
+                <w:sz w:val="21"/>
+                <w:szCs w:val="21"/>
               </w:rPr>
               <w:t xml:space="preserve">산정 근거</w:t>
             </w:r>
@@ -2059,15 +2059,15 @@
           </w:tcPr>
           <w:p>
             <w:pPr>
-              <w:spacing w:after="40" w:before="40" w:line="280"/>
-            </w:pPr>
-            <w:r>
-              <w:rPr>
-                <w:rFonts w:ascii="맑은 고딕" w:cs="맑은 고딕" w:eastAsia="맑은 고딕" w:hAnsi="맑은 고딕"/>
-                <w:b/>
-                <w:bCs/>
-                <w:sz w:val="19"/>
-                <w:szCs w:val="19"/>
+              <w:spacing w:after="40" w:before="40" w:line="300"/>
+            </w:pPr>
+            <w:r>
+              <w:rPr>
+                <w:rFonts w:ascii="맑은 고딕" w:cs="맑은 고딕" w:eastAsia="맑은 고딕" w:hAnsi="맑은 고딕"/>
+                <w:b/>
+                <w:bCs/>
+                <w:sz w:val="21"/>
+                <w:szCs w:val="21"/>
               </w:rPr>
               <w:t xml:space="preserve">진료비 본인부담</w:t>
             </w:r>
@@ -2086,7 +2086,7 @@
           </w:tcPr>
           <w:p>
             <w:pPr>
-              <w:spacing w:after="40" w:before="40" w:line="280"/>
+              <w:spacing w:after="40" w:before="40" w:line="300"/>
               <w:jc w:val="center"/>
             </w:pPr>
             <w:r>
@@ -2094,8 +2094,8 @@
                 <w:rFonts w:ascii="맑은 고딕" w:cs="맑은 고딕" w:eastAsia="맑은 고딕" w:hAnsi="맑은 고딕"/>
                 <w:b w:val="false"/>
                 <w:bCs w:val="false"/>
-                <w:sz w:val="19"/>
-                <w:szCs w:val="19"/>
+                <w:sz w:val="21"/>
+                <w:szCs w:val="21"/>
               </w:rPr>
               <w:t xml:space="preserve">40만 ~ 80만 원</w:t>
             </w:r>
@@ -2114,7 +2114,7 @@
           </w:tcPr>
           <w:p>
             <w:pPr>
-              <w:spacing w:after="40" w:before="40" w:line="280"/>
+              <w:spacing w:after="40" w:before="40" w:line="300"/>
               <w:jc w:val="center"/>
             </w:pPr>
             <w:r>
@@ -2122,8 +2122,8 @@
                 <w:rFonts w:ascii="맑은 고딕" w:cs="맑은 고딕" w:eastAsia="맑은 고딕" w:hAnsi="맑은 고딕"/>
                 <w:b w:val="false"/>
                 <w:bCs w:val="false"/>
-                <w:sz w:val="19"/>
-                <w:szCs w:val="19"/>
+                <w:sz w:val="21"/>
+                <w:szCs w:val="21"/>
               </w:rPr>
               <w:t xml:space="preserve">건강보험 급여분의 20% (산정특례 적용 시 10%)</w:t>
             </w:r>
@@ -2145,15 +2145,15 @@
           </w:tcPr>
           <w:p>
             <w:pPr>
-              <w:spacing w:after="40" w:before="40" w:line="280"/>
-            </w:pPr>
-            <w:r>
-              <w:rPr>
-                <w:rFonts w:ascii="맑은 고딕" w:cs="맑은 고딕" w:eastAsia="맑은 고딕" w:hAnsi="맑은 고딕"/>
-                <w:b/>
-                <w:bCs/>
-                <w:sz w:val="19"/>
-                <w:szCs w:val="19"/>
+              <w:spacing w:after="40" w:before="40" w:line="300"/>
+            </w:pPr>
+            <w:r>
+              <w:rPr>
+                <w:rFonts w:ascii="맑은 고딕" w:cs="맑은 고딕" w:eastAsia="맑은 고딕" w:hAnsi="맑은 고딕"/>
+                <w:b/>
+                <w:bCs/>
+                <w:sz w:val="21"/>
+                <w:szCs w:val="21"/>
               </w:rPr>
               <w:t xml:space="preserve">식대</w:t>
             </w:r>
@@ -2173,7 +2173,7 @@
           </w:tcPr>
           <w:p>
             <w:pPr>
-              <w:spacing w:after="40" w:before="40" w:line="280"/>
+              <w:spacing w:after="40" w:before="40" w:line="300"/>
               <w:jc w:val="center"/>
             </w:pPr>
             <w:r>
@@ -2181,8 +2181,8 @@
                 <w:rFonts w:ascii="맑은 고딕" w:cs="맑은 고딕" w:eastAsia="맑은 고딕" w:hAnsi="맑은 고딕"/>
                 <w:b w:val="false"/>
                 <w:bCs w:val="false"/>
-                <w:sz w:val="19"/>
-                <w:szCs w:val="19"/>
+                <w:sz w:val="21"/>
+                <w:szCs w:val="21"/>
               </w:rPr>
               <w:t xml:space="preserve">40만 ~ 50만 원</w:t>
             </w:r>
@@ -2202,7 +2202,7 @@
           </w:tcPr>
           <w:p>
             <w:pPr>
-              <w:spacing w:after="40" w:before="40" w:line="280"/>
+              <w:spacing w:after="40" w:before="40" w:line="300"/>
               <w:jc w:val="center"/>
             </w:pPr>
             <w:r>
@@ -2210,8 +2210,8 @@
                 <w:rFonts w:ascii="맑은 고딕" w:cs="맑은 고딕" w:eastAsia="맑은 고딕" w:hAnsi="맑은 고딕"/>
                 <w:b w:val="false"/>
                 <w:bCs w:val="false"/>
-                <w:sz w:val="19"/>
-                <w:szCs w:val="19"/>
+                <w:sz w:val="21"/>
+                <w:szCs w:val="21"/>
               </w:rPr>
               <w:t xml:space="preserve">1일 약 13,500원 (식사 3,500원 + 간식 3,000원 수준)</w:t>
             </w:r>
@@ -2232,7 +2232,7 @@
           </w:tcPr>
           <w:p>
             <w:pPr>
-              <w:spacing w:after="40" w:before="40" w:line="280"/>
+              <w:spacing w:after="40" w:before="40" w:line="300"/>
             </w:pPr>
             <w:r>
               <w:rPr>
@@ -2240,8 +2240,8 @@
                 <w:b/>
                 <w:bCs/>
                 <w:color w:val="C00000"/>
-                <w:sz w:val="19"/>
-                <w:szCs w:val="19"/>
+                <w:sz w:val="21"/>
+                <w:szCs w:val="21"/>
               </w:rPr>
               <w:t xml:space="preserve">간병비</w:t>
             </w:r>
@@ -2260,7 +2260,7 @@
           </w:tcPr>
           <w:p>
             <w:pPr>
-              <w:spacing w:after="40" w:before="40" w:line="280"/>
+              <w:spacing w:after="40" w:before="40" w:line="300"/>
             </w:pPr>
             <w:r>
               <w:rPr>
@@ -2268,8 +2268,8 @@
                 <w:b/>
                 <w:bCs/>
                 <w:color w:val="C00000"/>
-                <w:sz w:val="19"/>
-                <w:szCs w:val="19"/>
+                <w:sz w:val="21"/>
+                <w:szCs w:val="21"/>
               </w:rPr>
               <w:t xml:space="preserve">80만 ~ 250만 원</w:t>
             </w:r>
@@ -2288,14 +2288,14 @@
           </w:tcPr>
           <w:p>
             <w:pPr>
-              <w:spacing w:after="40" w:before="40" w:line="280"/>
+              <w:spacing w:after="40" w:before="40" w:line="300"/>
             </w:pPr>
             <w:r>
               <w:rPr>
                 <w:rFonts w:ascii="맑은 고딕" w:cs="맑은 고딕" w:eastAsia="맑은 고딕" w:hAnsi="맑은 고딕"/>
                 <w:color w:val="C00000"/>
-                <w:sz w:val="19"/>
-                <w:szCs w:val="19"/>
+                <w:sz w:val="21"/>
+                <w:szCs w:val="21"/>
               </w:rPr>
               <w:t xml:space="preserve">총액을 좌우하는 핵심 항목. 공동간병(1인이 6~8명 담당) 50만~100만 원 / 1:1 개인간병 250만~350만 원</w:t>
             </w:r>
@@ -2317,15 +2317,15 @@
           </w:tcPr>
           <w:p>
             <w:pPr>
-              <w:spacing w:after="40" w:before="40" w:line="280"/>
-            </w:pPr>
-            <w:r>
-              <w:rPr>
-                <w:rFonts w:ascii="맑은 고딕" w:cs="맑은 고딕" w:eastAsia="맑은 고딕" w:hAnsi="맑은 고딕"/>
-                <w:b/>
-                <w:bCs/>
-                <w:sz w:val="19"/>
-                <w:szCs w:val="19"/>
+              <w:spacing w:after="40" w:before="40" w:line="300"/>
+            </w:pPr>
+            <w:r>
+              <w:rPr>
+                <w:rFonts w:ascii="맑은 고딕" w:cs="맑은 고딕" w:eastAsia="맑은 고딕" w:hAnsi="맑은 고딕"/>
+                <w:b/>
+                <w:bCs/>
+                <w:sz w:val="21"/>
+                <w:szCs w:val="21"/>
               </w:rPr>
               <w:t xml:space="preserve">상급병실료</w:t>
             </w:r>
@@ -2345,7 +2345,7 @@
           </w:tcPr>
           <w:p>
             <w:pPr>
-              <w:spacing w:after="40" w:before="40" w:line="280"/>
+              <w:spacing w:after="40" w:before="40" w:line="300"/>
               <w:jc w:val="center"/>
             </w:pPr>
             <w:r>
@@ -2353,8 +2353,8 @@
                 <w:rFonts w:ascii="맑은 고딕" w:cs="맑은 고딕" w:eastAsia="맑은 고딕" w:hAnsi="맑은 고딕"/>
                 <w:b w:val="false"/>
                 <w:bCs w:val="false"/>
-                <w:sz w:val="19"/>
-                <w:szCs w:val="19"/>
+                <w:sz w:val="21"/>
+                <w:szCs w:val="21"/>
               </w:rPr>
               <w:t xml:space="preserve">0 ~ 100만 원</w:t>
             </w:r>
@@ -2374,7 +2374,7 @@
           </w:tcPr>
           <w:p>
             <w:pPr>
-              <w:spacing w:after="40" w:before="40" w:line="280"/>
+              <w:spacing w:after="40" w:before="40" w:line="300"/>
               <w:jc w:val="center"/>
             </w:pPr>
             <w:r>
@@ -2382,8 +2382,8 @@
                 <w:rFonts w:ascii="맑은 고딕" w:cs="맑은 고딕" w:eastAsia="맑은 고딕" w:hAnsi="맑은 고딕"/>
                 <w:b w:val="false"/>
                 <w:bCs w:val="false"/>
-                <w:sz w:val="19"/>
-                <w:szCs w:val="19"/>
+                <w:sz w:val="21"/>
+                <w:szCs w:val="21"/>
               </w:rPr>
               <w:t xml:space="preserve">다인실(6인실)은 급여 적용, 1~2인실은 전액 본인부담</w:t>
             </w:r>
@@ -2404,15 +2404,15 @@
           </w:tcPr>
           <w:p>
             <w:pPr>
-              <w:spacing w:after="40" w:before="40" w:line="280"/>
-            </w:pPr>
-            <w:r>
-              <w:rPr>
-                <w:rFonts w:ascii="맑은 고딕" w:cs="맑은 고딕" w:eastAsia="맑은 고딕" w:hAnsi="맑은 고딕"/>
-                <w:b/>
-                <w:bCs/>
-                <w:sz w:val="19"/>
-                <w:szCs w:val="19"/>
+              <w:spacing w:after="40" w:before="40" w:line="300"/>
+            </w:pPr>
+            <w:r>
+              <w:rPr>
+                <w:rFonts w:ascii="맑은 고딕" w:cs="맑은 고딕" w:eastAsia="맑은 고딕" w:hAnsi="맑은 고딕"/>
+                <w:b/>
+                <w:bCs/>
+                <w:sz w:val="21"/>
+                <w:szCs w:val="21"/>
               </w:rPr>
               <w:t xml:space="preserve">기저귀·소모품</w:t>
             </w:r>
@@ -2431,7 +2431,7 @@
           </w:tcPr>
           <w:p>
             <w:pPr>
-              <w:spacing w:after="40" w:before="40" w:line="280"/>
+              <w:spacing w:after="40" w:before="40" w:line="300"/>
               <w:jc w:val="center"/>
             </w:pPr>
             <w:r>
@@ -2439,8 +2439,8 @@
                 <w:rFonts w:ascii="맑은 고딕" w:cs="맑은 고딕" w:eastAsia="맑은 고딕" w:hAnsi="맑은 고딕"/>
                 <w:b w:val="false"/>
                 <w:bCs w:val="false"/>
-                <w:sz w:val="19"/>
-                <w:szCs w:val="19"/>
+                <w:sz w:val="21"/>
+                <w:szCs w:val="21"/>
               </w:rPr>
               <w:t xml:space="preserve">10만 ~ 20만 원</w:t>
             </w:r>
@@ -2459,7 +2459,7 @@
           </w:tcPr>
           <w:p>
             <w:pPr>
-              <w:spacing w:after="40" w:before="40" w:line="280"/>
+              <w:spacing w:after="40" w:before="40" w:line="300"/>
               <w:jc w:val="center"/>
             </w:pPr>
             <w:r>
@@ -2467,8 +2467,8 @@
                 <w:rFonts w:ascii="맑은 고딕" w:cs="맑은 고딕" w:eastAsia="맑은 고딕" w:hAnsi="맑은 고딕"/>
                 <w:b w:val="false"/>
                 <w:bCs w:val="false"/>
-                <w:sz w:val="19"/>
-                <w:szCs w:val="19"/>
+                <w:sz w:val="21"/>
+                <w:szCs w:val="21"/>
               </w:rPr>
               <w:t xml:space="preserve">비급여</w:t>
             </w:r>
@@ -2490,15 +2490,15 @@
           </w:tcPr>
           <w:p>
             <w:pPr>
-              <w:spacing w:after="40" w:before="40" w:line="280"/>
-            </w:pPr>
-            <w:r>
-              <w:rPr>
-                <w:rFonts w:ascii="맑은 고딕" w:cs="맑은 고딕" w:eastAsia="맑은 고딕" w:hAnsi="맑은 고딕"/>
-                <w:b/>
-                <w:bCs/>
-                <w:sz w:val="19"/>
-                <w:szCs w:val="19"/>
+              <w:spacing w:after="40" w:before="40" w:line="300"/>
+            </w:pPr>
+            <w:r>
+              <w:rPr>
+                <w:rFonts w:ascii="맑은 고딕" w:cs="맑은 고딕" w:eastAsia="맑은 고딕" w:hAnsi="맑은 고딕"/>
+                <w:b/>
+                <w:bCs/>
+                <w:sz w:val="21"/>
+                <w:szCs w:val="21"/>
               </w:rPr>
               <w:t xml:space="preserve">합 계</w:t>
             </w:r>
@@ -2518,15 +2518,15 @@
           </w:tcPr>
           <w:p>
             <w:pPr>
-              <w:spacing w:after="40" w:before="40" w:line="280"/>
-            </w:pPr>
-            <w:r>
-              <w:rPr>
-                <w:rFonts w:ascii="맑은 고딕" w:cs="맑은 고딕" w:eastAsia="맑은 고딕" w:hAnsi="맑은 고딕"/>
-                <w:b/>
-                <w:bCs/>
-                <w:sz w:val="19"/>
-                <w:szCs w:val="19"/>
+              <w:spacing w:after="40" w:before="40" w:line="300"/>
+            </w:pPr>
+            <w:r>
+              <w:rPr>
+                <w:rFonts w:ascii="맑은 고딕" w:cs="맑은 고딕" w:eastAsia="맑은 고딕" w:hAnsi="맑은 고딕"/>
+                <w:b/>
+                <w:bCs/>
+                <w:sz w:val="21"/>
+                <w:szCs w:val="21"/>
               </w:rPr>
               <w:t xml:space="preserve">월 300만 ~ 500만 원</w:t>
             </w:r>
@@ -2546,13 +2546,13 @@
           </w:tcPr>
           <w:p>
             <w:pPr>
-              <w:spacing w:after="40" w:before="40" w:line="280"/>
-            </w:pPr>
-            <w:r>
-              <w:rPr>
-                <w:rFonts w:ascii="맑은 고딕" w:cs="맑은 고딕" w:eastAsia="맑은 고딕" w:hAnsi="맑은 고딕"/>
-                <w:sz w:val="19"/>
-                <w:szCs w:val="19"/>
+              <w:spacing w:after="40" w:before="40" w:line="300"/>
+            </w:pPr>
+            <w:r>
+              <w:rPr>
+                <w:rFonts w:ascii="맑은 고딕" w:cs="맑은 고딕" w:eastAsia="맑은 고딕" w:hAnsi="맑은 고딕"/>
+                <w:sz w:val="21"/>
+                <w:szCs w:val="21"/>
               </w:rPr>
               <w:t xml:space="preserve">간병 형태에 따라 편차 발생</w:t>
             </w:r>
@@ -2571,8 +2571,8 @@
           <w:b/>
           <w:bCs/>
           <w:color w:val="2E5496"/>
-          <w:sz w:val="22"/>
-          <w:szCs w:val="22"/>
+          <w:sz w:val="24"/>
+          <w:szCs w:val="24"/>
         </w:rPr>
         <w:t xml:space="preserve">3. 요양원 월 부담 비용 (등급 취득 후 참고)</w:t>
       </w:r>
@@ -2612,7 +2612,7 @@
           </w:tcPr>
           <w:p>
             <w:pPr>
-              <w:spacing w:after="40" w:before="40" w:line="280"/>
+              <w:spacing w:after="40" w:before="40" w:line="300"/>
               <w:jc w:val="center"/>
             </w:pPr>
             <w:r>
@@ -2621,8 +2621,8 @@
                 <w:b/>
                 <w:bCs/>
                 <w:color w:val="FFFFFF"/>
-                <w:sz w:val="19"/>
-                <w:szCs w:val="19"/>
+                <w:sz w:val="21"/>
+                <w:szCs w:val="21"/>
               </w:rPr>
               <w:t xml:space="preserve">구 분</w:t>
             </w:r>
@@ -2642,7 +2642,7 @@
           </w:tcPr>
           <w:p>
             <w:pPr>
-              <w:spacing w:after="40" w:before="40" w:line="280"/>
+              <w:spacing w:after="40" w:before="40" w:line="300"/>
               <w:jc w:val="center"/>
             </w:pPr>
             <w:r>
@@ -2651,8 +2651,8 @@
                 <w:b/>
                 <w:bCs/>
                 <w:color w:val="FFFFFF"/>
-                <w:sz w:val="19"/>
-                <w:szCs w:val="19"/>
+                <w:sz w:val="21"/>
+                <w:szCs w:val="21"/>
               </w:rPr>
               <w:t xml:space="preserve">월 부담액</w:t>
             </w:r>
@@ -2672,7 +2672,7 @@
           </w:tcPr>
           <w:p>
             <w:pPr>
-              <w:spacing w:after="40" w:before="40" w:line="280"/>
+              <w:spacing w:after="40" w:before="40" w:line="300"/>
               <w:jc w:val="center"/>
             </w:pPr>
             <w:r>
@@ -2681,8 +2681,8 @@
                 <w:b/>
                 <w:bCs/>
                 <w:color w:val="FFFFFF"/>
-                <w:sz w:val="19"/>
-                <w:szCs w:val="19"/>
+                <w:sz w:val="21"/>
+                <w:szCs w:val="21"/>
               </w:rPr>
               <w:t xml:space="preserve">비 고</w:t>
             </w:r>
@@ -2703,15 +2703,15 @@
           </w:tcPr>
           <w:p>
             <w:pPr>
-              <w:spacing w:after="40" w:before="40" w:line="280"/>
-            </w:pPr>
-            <w:r>
-              <w:rPr>
-                <w:rFonts w:ascii="맑은 고딕" w:cs="맑은 고딕" w:eastAsia="맑은 고딕" w:hAnsi="맑은 고딕"/>
-                <w:b/>
-                <w:bCs/>
-                <w:sz w:val="19"/>
-                <w:szCs w:val="19"/>
+              <w:spacing w:after="40" w:before="40" w:line="300"/>
+            </w:pPr>
+            <w:r>
+              <w:rPr>
+                <w:rFonts w:ascii="맑은 고딕" w:cs="맑은 고딕" w:eastAsia="맑은 고딕" w:hAnsi="맑은 고딕"/>
+                <w:b/>
+                <w:bCs/>
+                <w:sz w:val="21"/>
+                <w:szCs w:val="21"/>
               </w:rPr>
               <w:t xml:space="preserve">등급 보유 (일반)</w:t>
             </w:r>
@@ -2730,7 +2730,7 @@
           </w:tcPr>
           <w:p>
             <w:pPr>
-              <w:spacing w:after="40" w:before="40" w:line="280"/>
+              <w:spacing w:after="40" w:before="40" w:line="300"/>
               <w:jc w:val="center"/>
             </w:pPr>
             <w:r>
@@ -2738,8 +2738,8 @@
                 <w:rFonts w:ascii="맑은 고딕" w:cs="맑은 고딕" w:eastAsia="맑은 고딕" w:hAnsi="맑은 고딕"/>
                 <w:b w:val="false"/>
                 <w:bCs w:val="false"/>
-                <w:sz w:val="19"/>
-                <w:szCs w:val="19"/>
+                <w:sz w:val="21"/>
+                <w:szCs w:val="21"/>
               </w:rPr>
               <w:t xml:space="preserve">60만 ~ 110만 원</w:t>
             </w:r>
@@ -2758,7 +2758,7 @@
           </w:tcPr>
           <w:p>
             <w:pPr>
-              <w:spacing w:after="40" w:before="40" w:line="280"/>
+              <w:spacing w:after="40" w:before="40" w:line="300"/>
               <w:jc w:val="center"/>
             </w:pPr>
             <w:r>
@@ -2766,8 +2766,8 @@
                 <w:rFonts w:ascii="맑은 고딕" w:cs="맑은 고딕" w:eastAsia="맑은 고딕" w:hAnsi="맑은 고딕"/>
                 <w:b w:val="false"/>
                 <w:bCs w:val="false"/>
-                <w:sz w:val="19"/>
-                <w:szCs w:val="19"/>
+                <w:sz w:val="21"/>
+                <w:szCs w:val="21"/>
               </w:rPr>
               <w:t xml:space="preserve">급여비용의 20% + 식대·간식비·이미용비 등 비급여 전액</w:t>
             </w:r>
@@ -2789,15 +2789,15 @@
           </w:tcPr>
           <w:p>
             <w:pPr>
-              <w:spacing w:after="40" w:before="40" w:line="280"/>
-            </w:pPr>
-            <w:r>
-              <w:rPr>
-                <w:rFonts w:ascii="맑은 고딕" w:cs="맑은 고딕" w:eastAsia="맑은 고딕" w:hAnsi="맑은 고딕"/>
-                <w:b/>
-                <w:bCs/>
-                <w:sz w:val="19"/>
-                <w:szCs w:val="19"/>
+              <w:spacing w:after="40" w:before="40" w:line="300"/>
+            </w:pPr>
+            <w:r>
+              <w:rPr>
+                <w:rFonts w:ascii="맑은 고딕" w:cs="맑은 고딕" w:eastAsia="맑은 고딕" w:hAnsi="맑은 고딕"/>
+                <w:b/>
+                <w:bCs/>
+                <w:sz w:val="21"/>
+                <w:szCs w:val="21"/>
               </w:rPr>
               <w:t xml:space="preserve">차상위·의료급여 수급권자</w:t>
             </w:r>
@@ -2817,7 +2817,7 @@
           </w:tcPr>
           <w:p>
             <w:pPr>
-              <w:spacing w:after="40" w:before="40" w:line="280"/>
+              <w:spacing w:after="40" w:before="40" w:line="300"/>
               <w:jc w:val="center"/>
             </w:pPr>
             <w:r>
@@ -2825,8 +2825,8 @@
                 <w:rFonts w:ascii="맑은 고딕" w:cs="맑은 고딕" w:eastAsia="맑은 고딕" w:hAnsi="맑은 고딕"/>
                 <w:b w:val="false"/>
                 <w:bCs w:val="false"/>
-                <w:sz w:val="19"/>
-                <w:szCs w:val="19"/>
+                <w:sz w:val="21"/>
+                <w:szCs w:val="21"/>
               </w:rPr>
               <w:t xml:space="preserve">급여비용의 8 ~ 12%</w:t>
             </w:r>
@@ -2846,7 +2846,7 @@
           </w:tcPr>
           <w:p>
             <w:pPr>
-              <w:spacing w:after="40" w:before="40" w:line="280"/>
+              <w:spacing w:after="40" w:before="40" w:line="300"/>
               <w:jc w:val="center"/>
             </w:pPr>
             <w:r>
@@ -2854,8 +2854,8 @@
                 <w:rFonts w:ascii="맑은 고딕" w:cs="맑은 고딕" w:eastAsia="맑은 고딕" w:hAnsi="맑은 고딕"/>
                 <w:b w:val="false"/>
                 <w:bCs w:val="false"/>
-                <w:sz w:val="19"/>
-                <w:szCs w:val="19"/>
+                <w:sz w:val="21"/>
+                <w:szCs w:val="21"/>
               </w:rPr>
               <w:t xml:space="preserve">감경 적용</w:t>
             </w:r>
@@ -2876,15 +2876,15 @@
           </w:tcPr>
           <w:p>
             <w:pPr>
-              <w:spacing w:after="40" w:before="40" w:line="280"/>
-            </w:pPr>
-            <w:r>
-              <w:rPr>
-                <w:rFonts w:ascii="맑은 고딕" w:cs="맑은 고딕" w:eastAsia="맑은 고딕" w:hAnsi="맑은 고딕"/>
-                <w:b/>
-                <w:bCs/>
-                <w:sz w:val="19"/>
-                <w:szCs w:val="19"/>
+              <w:spacing w:after="40" w:before="40" w:line="300"/>
+            </w:pPr>
+            <w:r>
+              <w:rPr>
+                <w:rFonts w:ascii="맑은 고딕" w:cs="맑은 고딕" w:eastAsia="맑은 고딕" w:hAnsi="맑은 고딕"/>
+                <w:b/>
+                <w:bCs/>
+                <w:sz w:val="21"/>
+                <w:szCs w:val="21"/>
               </w:rPr>
               <w:t xml:space="preserve">기초생활수급자(생계·의료급여)</w:t>
             </w:r>
@@ -2903,7 +2903,7 @@
           </w:tcPr>
           <w:p>
             <w:pPr>
-              <w:spacing w:after="40" w:before="40" w:line="280"/>
+              <w:spacing w:after="40" w:before="40" w:line="300"/>
             </w:pPr>
             <w:r>
               <w:rPr>
@@ -2911,8 +2911,8 @@
                 <w:b/>
                 <w:bCs/>
                 <w:color w:val="1F6E3C"/>
-                <w:sz w:val="19"/>
-                <w:szCs w:val="19"/>
+                <w:sz w:val="21"/>
+                <w:szCs w:val="21"/>
               </w:rPr>
               <w:t xml:space="preserve">0 원</w:t>
             </w:r>
@@ -2931,7 +2931,7 @@
           </w:tcPr>
           <w:p>
             <w:pPr>
-              <w:spacing w:after="40" w:before="40" w:line="280"/>
+              <w:spacing w:after="40" w:before="40" w:line="300"/>
               <w:jc w:val="center"/>
             </w:pPr>
             <w:r>
@@ -2939,8 +2939,8 @@
                 <w:rFonts w:ascii="맑은 고딕" w:cs="맑은 고딕" w:eastAsia="맑은 고딕" w:hAnsi="맑은 고딕"/>
                 <w:b w:val="false"/>
                 <w:bCs w:val="false"/>
-                <w:sz w:val="19"/>
-                <w:szCs w:val="19"/>
+                <w:sz w:val="21"/>
+                <w:szCs w:val="21"/>
               </w:rPr>
               <w:t xml:space="preserve">본인부담금 면제</w:t>
             </w:r>
@@ -2962,15 +2962,15 @@
           </w:tcPr>
           <w:p>
             <w:pPr>
-              <w:spacing w:after="40" w:before="40" w:line="280"/>
-            </w:pPr>
-            <w:r>
-              <w:rPr>
-                <w:rFonts w:ascii="맑은 고딕" w:cs="맑은 고딕" w:eastAsia="맑은 고딕" w:hAnsi="맑은 고딕"/>
-                <w:b/>
-                <w:bCs/>
-                <w:sz w:val="19"/>
-                <w:szCs w:val="19"/>
+              <w:spacing w:after="40" w:before="40" w:line="300"/>
+            </w:pPr>
+            <w:r>
+              <w:rPr>
+                <w:rFonts w:ascii="맑은 고딕" w:cs="맑은 고딕" w:eastAsia="맑은 고딕" w:hAnsi="맑은 고딕"/>
+                <w:b/>
+                <w:bCs/>
+                <w:sz w:val="21"/>
+                <w:szCs w:val="21"/>
               </w:rPr>
               <w:t xml:space="preserve">등급 미보유(등급외자·비급여)</w:t>
             </w:r>
@@ -2990,14 +2990,14 @@
           </w:tcPr>
           <w:p>
             <w:pPr>
-              <w:spacing w:after="40" w:before="40" w:line="280"/>
+              <w:spacing w:after="40" w:before="40" w:line="300"/>
             </w:pPr>
             <w:r>
               <w:rPr>
                 <w:rFonts w:ascii="맑은 고딕" w:cs="맑은 고딕" w:eastAsia="맑은 고딕" w:hAnsi="맑은 고딕"/>
                 <w:color w:val="C00000"/>
-                <w:sz w:val="19"/>
-                <w:szCs w:val="19"/>
+                <w:sz w:val="21"/>
+                <w:szCs w:val="21"/>
               </w:rPr>
               <w:t xml:space="preserve">200만 ~ 350만 원</w:t>
             </w:r>
@@ -3017,7 +3017,7 @@
           </w:tcPr>
           <w:p>
             <w:pPr>
-              <w:spacing w:after="40" w:before="40" w:line="280"/>
+              <w:spacing w:after="40" w:before="40" w:line="300"/>
               <w:jc w:val="center"/>
             </w:pPr>
             <w:r>
@@ -3025,8 +3025,8 @@
                 <w:rFonts w:ascii="맑은 고딕" w:cs="맑은 고딕" w:eastAsia="맑은 고딕" w:hAnsi="맑은 고딕"/>
                 <w:b w:val="false"/>
                 <w:bCs w:val="false"/>
-                <w:sz w:val="19"/>
-                <w:szCs w:val="19"/>
+                <w:sz w:val="21"/>
+                <w:szCs w:val="21"/>
               </w:rPr>
               <w:t xml:space="preserve">공단 지원 없음. 시설별 자율 책정</w:t>
             </w:r>
@@ -3045,8 +3045,8 @@
           <w:b/>
           <w:bCs/>
           <w:color w:val="2E5496"/>
-          <w:sz w:val="22"/>
-          <w:szCs w:val="22"/>
+          <w:sz w:val="24"/>
+          <w:szCs w:val="24"/>
         </w:rPr>
         <w:t xml:space="preserve">4. 비용 절감 필수 확인 사항 — 건강보험 산정특례</w:t>
       </w:r>
@@ -3060,15 +3060,15 @@
           <w:right w:val="single" w:color="E8A33D" w:sz="4" w:space="6"/>
         </w:pBdr>
         <w:shd w:fill="FFF4E6" w:val="clear"/>
-        <w:spacing w:after="160" w:before="120" w:line="300"/>
+        <w:spacing w:after="160" w:before="120" w:line="330"/>
       </w:pPr>
       <w:r>
         <w:rPr>
           <w:rFonts w:ascii="맑은 고딕" w:cs="맑은 고딕" w:eastAsia="맑은 고딕" w:hAnsi="맑은 고딕"/>
           <w:b/>
           <w:bCs/>
-          <w:sz w:val="21"/>
-          <w:szCs w:val="21"/>
+          <w:sz w:val="23"/>
+          <w:szCs w:val="23"/>
         </w:rPr>
         <w:t xml:space="preserve">만성신부전으로 혈액투석을 받는 환자는 건강보험 산정특례(중증난치질환, 코드 V001) 대상임.</w:t>
       </w:r>
@@ -3080,13 +3080,13 @@
           <w:ilvl w:val="0"/>
           <w:numId w:val="2"/>
         </w:numPr>
-        <w:spacing w:after="60" w:line="290"/>
+        <w:spacing w:after="60" w:line="320"/>
       </w:pPr>
       <w:r>
         <w:rPr>
           <w:rFonts w:ascii="맑은 고딕" w:cs="맑은 고딕" w:eastAsia="맑은 고딕" w:hAnsi="맑은 고딕"/>
-          <w:sz w:val="20"/>
-          <w:szCs w:val="20"/>
+          <w:sz w:val="22"/>
+          <w:szCs w:val="22"/>
         </w:rPr>
         <w:t xml:space="preserve">등록 시 투석 관련 진료의 본인부담률이 20% → 10%로 경감됨.</w:t>
       </w:r>
@@ -3098,13 +3098,13 @@
           <w:ilvl w:val="0"/>
           <w:numId w:val="2"/>
         </w:numPr>
-        <w:spacing w:after="60" w:line="290"/>
+        <w:spacing w:after="60" w:line="320"/>
       </w:pPr>
       <w:r>
         <w:rPr>
           <w:rFonts w:ascii="맑은 고딕" w:cs="맑은 고딕" w:eastAsia="맑은 고딕" w:hAnsi="맑은 고딕"/>
-          <w:sz w:val="20"/>
-          <w:szCs w:val="20"/>
+          <w:sz w:val="22"/>
+          <w:szCs w:val="22"/>
         </w:rPr>
         <w:t xml:space="preserve">투석일의 외래 진료, 투석 관련 입원, 투석 관련 수술·처치가 적용 범위임.</w:t>
       </w:r>
@@ -3116,7 +3116,7 @@
           <w:ilvl w:val="0"/>
           <w:numId w:val="2"/>
         </w:numPr>
-        <w:spacing w:after="60" w:line="290"/>
+        <w:spacing w:after="60" w:line="320"/>
       </w:pPr>
       <w:r>
         <w:rPr>
@@ -3152,22 +3152,22 @@
           <w:b/>
           <w:bCs/>
           <w:color w:val="1F3864"/>
-          <w:sz w:val="26"/>
-          <w:szCs w:val="26"/>
+          <w:sz w:val="28"/>
+          <w:szCs w:val="28"/>
         </w:rPr>
         <w:t xml:space="preserve">Ⅴ. 수도권 혈액투석 가능 요양병원 후보</w:t>
       </w:r>
     </w:p>
     <w:p>
       <w:pPr>
-        <w:spacing w:after="100" w:before="0" w:line="300"/>
+        <w:spacing w:after="100" w:before="0" w:line="330"/>
       </w:pPr>
       <w:r>
         <w:rPr>
           <w:rFonts w:ascii="맑은 고딕" w:cs="맑은 고딕" w:eastAsia="맑은 고딕" w:hAnsi="맑은 고딕"/>
           <w:color w:val="595959"/>
-          <w:sz w:val="20"/>
-          <w:szCs w:val="20"/>
+          <w:sz w:val="22"/>
+          <w:szCs w:val="22"/>
         </w:rPr>
         <w:t xml:space="preserve">요양시설 정보 포털에 등록된 '혈액투석 가능 요양병원(서울·인천·경기)' 목록을 기준으로 정리하였음. 목록 정보는 갱신 시점이 상이할 수 있으므로 개별 병원에 직접 확인이 필요함.</w:t>
       </w:r>
@@ -3188,8 +3188,8 @@
           <w:b/>
           <w:bCs/>
           <w:color w:val="2E5496"/>
-          <w:sz w:val="22"/>
-          <w:szCs w:val="22"/>
+          <w:sz w:val="24"/>
+          <w:szCs w:val="24"/>
         </w:rPr>
         <w:t xml:space="preserve">1. 서울특별시</w:t>
       </w:r>
@@ -3229,7 +3229,7 @@
           </w:tcPr>
           <w:p>
             <w:pPr>
-              <w:spacing w:after="40" w:before="40" w:line="280"/>
+              <w:spacing w:after="40" w:before="40" w:line="300"/>
               <w:jc w:val="center"/>
             </w:pPr>
             <w:r>
@@ -3238,8 +3238,8 @@
                 <w:b/>
                 <w:bCs/>
                 <w:color w:val="FFFFFF"/>
-                <w:sz w:val="19"/>
-                <w:szCs w:val="19"/>
+                <w:sz w:val="21"/>
+                <w:szCs w:val="21"/>
               </w:rPr>
               <w:t xml:space="preserve">병원명</w:t>
             </w:r>
@@ -3259,7 +3259,7 @@
           </w:tcPr>
           <w:p>
             <w:pPr>
-              <w:spacing w:after="40" w:before="40" w:line="280"/>
+              <w:spacing w:after="40" w:before="40" w:line="300"/>
               <w:jc w:val="center"/>
             </w:pPr>
             <w:r>
@@ -3268,8 +3268,8 @@
                 <w:b/>
                 <w:bCs/>
                 <w:color w:val="FFFFFF"/>
-                <w:sz w:val="19"/>
-                <w:szCs w:val="19"/>
+                <w:sz w:val="21"/>
+                <w:szCs w:val="21"/>
               </w:rPr>
               <w:t xml:space="preserve">소재지</w:t>
             </w:r>
@@ -3289,7 +3289,7 @@
           </w:tcPr>
           <w:p>
             <w:pPr>
-              <w:spacing w:after="40" w:before="40" w:line="280"/>
+              <w:spacing w:after="40" w:before="40" w:line="300"/>
               <w:jc w:val="center"/>
             </w:pPr>
             <w:r>
@@ -3298,8 +3298,8 @@
                 <w:b/>
                 <w:bCs/>
                 <w:color w:val="FFFFFF"/>
-                <w:sz w:val="19"/>
-                <w:szCs w:val="19"/>
+                <w:sz w:val="21"/>
+                <w:szCs w:val="21"/>
               </w:rPr>
               <w:t xml:space="preserve">특 이 사 항</w:t>
             </w:r>
@@ -3320,15 +3320,15 @@
           </w:tcPr>
           <w:p>
             <w:pPr>
-              <w:spacing w:after="40" w:before="40" w:line="280"/>
-            </w:pPr>
-            <w:r>
-              <w:rPr>
-                <w:rFonts w:ascii="맑은 고딕" w:cs="맑은 고딕" w:eastAsia="맑은 고딕" w:hAnsi="맑은 고딕"/>
-                <w:b/>
-                <w:bCs/>
-                <w:sz w:val="19"/>
-                <w:szCs w:val="19"/>
+              <w:spacing w:after="40" w:before="40" w:line="300"/>
+            </w:pPr>
+            <w:r>
+              <w:rPr>
+                <w:rFonts w:ascii="맑은 고딕" w:cs="맑은 고딕" w:eastAsia="맑은 고딕" w:hAnsi="맑은 고딕"/>
+                <w:b/>
+                <w:bCs/>
+                <w:sz w:val="21"/>
+                <w:szCs w:val="21"/>
               </w:rPr>
               <w:t xml:space="preserve">햇살요양병원</w:t>
             </w:r>
@@ -3347,15 +3347,15 @@
           </w:tcPr>
           <w:p>
             <w:pPr>
-              <w:spacing w:after="40" w:before="40" w:line="280"/>
+              <w:spacing w:after="40" w:before="40" w:line="300"/>
             </w:pPr>
             <w:r>
               <w:rPr>
                 <w:rFonts w:ascii="맑은 고딕" w:cs="맑은 고딕" w:eastAsia="맑은 고딕" w:hAnsi="맑은 고딕"/>
                 <w:b w:val="false"/>
                 <w:bCs w:val="false"/>
-                <w:sz w:val="19"/>
-                <w:szCs w:val="19"/>
+                <w:sz w:val="21"/>
+                <w:szCs w:val="21"/>
               </w:rPr>
               <w:t xml:space="preserve">동대문구 장한로 152</w:t>
             </w:r>
@@ -3374,15 +3374,15 @@
           </w:tcPr>
           <w:p>
             <w:pPr>
-              <w:spacing w:after="40" w:before="40" w:line="280"/>
+              <w:spacing w:after="40" w:before="40" w:line="300"/>
             </w:pPr>
             <w:r>
               <w:rPr>
                 <w:rFonts w:ascii="맑은 고딕" w:cs="맑은 고딕" w:eastAsia="맑은 고딕" w:hAnsi="맑은 고딕"/>
                 <w:b w:val="false"/>
                 <w:bCs w:val="false"/>
-                <w:sz w:val="19"/>
-                <w:szCs w:val="19"/>
+                <w:sz w:val="21"/>
+                <w:szCs w:val="21"/>
               </w:rPr>
               <w:t xml:space="preserve">목록 등록</w:t>
             </w:r>
@@ -3404,15 +3404,15 @@
           </w:tcPr>
           <w:p>
             <w:pPr>
-              <w:spacing w:after="40" w:before="40" w:line="280"/>
-            </w:pPr>
-            <w:r>
-              <w:rPr>
-                <w:rFonts w:ascii="맑은 고딕" w:cs="맑은 고딕" w:eastAsia="맑은 고딕" w:hAnsi="맑은 고딕"/>
-                <w:b/>
-                <w:bCs/>
-                <w:sz w:val="19"/>
-                <w:szCs w:val="19"/>
+              <w:spacing w:after="40" w:before="40" w:line="300"/>
+            </w:pPr>
+            <w:r>
+              <w:rPr>
+                <w:rFonts w:ascii="맑은 고딕" w:cs="맑은 고딕" w:eastAsia="맑은 고딕" w:hAnsi="맑은 고딕"/>
+                <w:b/>
+                <w:bCs/>
+                <w:sz w:val="21"/>
+                <w:szCs w:val="21"/>
               </w:rPr>
               <w:t xml:space="preserve">성북웰니스요양병원</w:t>
             </w:r>
@@ -3432,15 +3432,15 @@
           </w:tcPr>
           <w:p>
             <w:pPr>
-              <w:spacing w:after="40" w:before="40" w:line="280"/>
+              <w:spacing w:after="40" w:before="40" w:line="300"/>
             </w:pPr>
             <w:r>
               <w:rPr>
                 <w:rFonts w:ascii="맑은 고딕" w:cs="맑은 고딕" w:eastAsia="맑은 고딕" w:hAnsi="맑은 고딕"/>
                 <w:b w:val="false"/>
                 <w:bCs w:val="false"/>
-                <w:sz w:val="19"/>
-                <w:szCs w:val="19"/>
+                <w:sz w:val="21"/>
+                <w:szCs w:val="21"/>
               </w:rPr>
               <w:t xml:space="preserve">성북구</w:t>
             </w:r>
@@ -3460,15 +3460,15 @@
           </w:tcPr>
           <w:p>
             <w:pPr>
-              <w:spacing w:after="40" w:before="40" w:line="280"/>
+              <w:spacing w:after="40" w:before="40" w:line="300"/>
             </w:pPr>
             <w:r>
               <w:rPr>
                 <w:rFonts w:ascii="맑은 고딕" w:cs="맑은 고딕" w:eastAsia="맑은 고딕" w:hAnsi="맑은 고딕"/>
                 <w:b w:val="false"/>
                 <w:bCs w:val="false"/>
-                <w:sz w:val="19"/>
-                <w:szCs w:val="19"/>
+                <w:sz w:val="21"/>
+                <w:szCs w:val="21"/>
               </w:rPr>
               <w:t xml:space="preserve">목록 등록</w:t>
             </w:r>
@@ -3489,15 +3489,15 @@
           </w:tcPr>
           <w:p>
             <w:pPr>
-              <w:spacing w:after="40" w:before="40" w:line="280"/>
-            </w:pPr>
-            <w:r>
-              <w:rPr>
-                <w:rFonts w:ascii="맑은 고딕" w:cs="맑은 고딕" w:eastAsia="맑은 고딕" w:hAnsi="맑은 고딕"/>
-                <w:b/>
-                <w:bCs/>
-                <w:sz w:val="19"/>
-                <w:szCs w:val="19"/>
+              <w:spacing w:after="40" w:before="40" w:line="300"/>
+            </w:pPr>
+            <w:r>
+              <w:rPr>
+                <w:rFonts w:ascii="맑은 고딕" w:cs="맑은 고딕" w:eastAsia="맑은 고딕" w:hAnsi="맑은 고딕"/>
+                <w:b/>
+                <w:bCs/>
+                <w:sz w:val="21"/>
+                <w:szCs w:val="21"/>
               </w:rPr>
               <w:t xml:space="preserve">동서요양병원</w:t>
             </w:r>
@@ -3516,15 +3516,15 @@
           </w:tcPr>
           <w:p>
             <w:pPr>
-              <w:spacing w:after="40" w:before="40" w:line="280"/>
+              <w:spacing w:after="40" w:before="40" w:line="300"/>
             </w:pPr>
             <w:r>
               <w:rPr>
                 <w:rFonts w:ascii="맑은 고딕" w:cs="맑은 고딕" w:eastAsia="맑은 고딕" w:hAnsi="맑은 고딕"/>
                 <w:b w:val="false"/>
                 <w:bCs w:val="false"/>
-                <w:sz w:val="19"/>
-                <w:szCs w:val="19"/>
+                <w:sz w:val="21"/>
+                <w:szCs w:val="21"/>
               </w:rPr>
               <w:t xml:space="preserve">성북구</w:t>
             </w:r>
@@ -3543,15 +3543,15 @@
           </w:tcPr>
           <w:p>
             <w:pPr>
-              <w:spacing w:after="40" w:before="40" w:line="280"/>
+              <w:spacing w:after="40" w:before="40" w:line="300"/>
             </w:pPr>
             <w:r>
               <w:rPr>
                 <w:rFonts w:ascii="맑은 고딕" w:cs="맑은 고딕" w:eastAsia="맑은 고딕" w:hAnsi="맑은 고딕"/>
                 <w:b w:val="false"/>
                 <w:bCs w:val="false"/>
-                <w:sz w:val="19"/>
-                <w:szCs w:val="19"/>
+                <w:sz w:val="21"/>
+                <w:szCs w:val="21"/>
               </w:rPr>
               <w:t xml:space="preserve">목록 등록</w:t>
             </w:r>
@@ -3573,15 +3573,15 @@
           </w:tcPr>
           <w:p>
             <w:pPr>
-              <w:spacing w:after="40" w:before="40" w:line="280"/>
-            </w:pPr>
-            <w:r>
-              <w:rPr>
-                <w:rFonts w:ascii="맑은 고딕" w:cs="맑은 고딕" w:eastAsia="맑은 고딕" w:hAnsi="맑은 고딕"/>
-                <w:b/>
-                <w:bCs/>
-                <w:sz w:val="19"/>
-                <w:szCs w:val="19"/>
+              <w:spacing w:after="40" w:before="40" w:line="300"/>
+            </w:pPr>
+            <w:r>
+              <w:rPr>
+                <w:rFonts w:ascii="맑은 고딕" w:cs="맑은 고딕" w:eastAsia="맑은 고딕" w:hAnsi="맑은 고딕"/>
+                <w:b/>
+                <w:bCs/>
+                <w:sz w:val="21"/>
+                <w:szCs w:val="21"/>
               </w:rPr>
               <w:t xml:space="preserve">대림요양병원</w:t>
             </w:r>
@@ -3601,15 +3601,15 @@
           </w:tcPr>
           <w:p>
             <w:pPr>
-              <w:spacing w:after="40" w:before="40" w:line="280"/>
+              <w:spacing w:after="40" w:before="40" w:line="300"/>
             </w:pPr>
             <w:r>
               <w:rPr>
                 <w:rFonts w:ascii="맑은 고딕" w:cs="맑은 고딕" w:eastAsia="맑은 고딕" w:hAnsi="맑은 고딕"/>
                 <w:b w:val="false"/>
                 <w:bCs w:val="false"/>
-                <w:sz w:val="19"/>
-                <w:szCs w:val="19"/>
+                <w:sz w:val="21"/>
+                <w:szCs w:val="21"/>
               </w:rPr>
               <w:t xml:space="preserve">영등포구</w:t>
             </w:r>
@@ -3629,15 +3629,15 @@
           </w:tcPr>
           <w:p>
             <w:pPr>
-              <w:spacing w:after="40" w:before="40" w:line="280"/>
+              <w:spacing w:after="40" w:before="40" w:line="300"/>
             </w:pPr>
             <w:r>
               <w:rPr>
                 <w:rFonts w:ascii="맑은 고딕" w:cs="맑은 고딕" w:eastAsia="맑은 고딕" w:hAnsi="맑은 고딕"/>
                 <w:b w:val="false"/>
                 <w:bCs w:val="false"/>
-                <w:sz w:val="19"/>
-                <w:szCs w:val="19"/>
+                <w:sz w:val="21"/>
+                <w:szCs w:val="21"/>
               </w:rPr>
               <w:t xml:space="preserve">목록 등록</w:t>
             </w:r>
@@ -3658,15 +3658,15 @@
           </w:tcPr>
           <w:p>
             <w:pPr>
-              <w:spacing w:after="40" w:before="40" w:line="280"/>
-            </w:pPr>
-            <w:r>
-              <w:rPr>
-                <w:rFonts w:ascii="맑은 고딕" w:cs="맑은 고딕" w:eastAsia="맑은 고딕" w:hAnsi="맑은 고딕"/>
-                <w:b/>
-                <w:bCs/>
-                <w:sz w:val="19"/>
-                <w:szCs w:val="19"/>
+              <w:spacing w:after="40" w:before="40" w:line="300"/>
+            </w:pPr>
+            <w:r>
+              <w:rPr>
+                <w:rFonts w:ascii="맑은 고딕" w:cs="맑은 고딕" w:eastAsia="맑은 고딕" w:hAnsi="맑은 고딕"/>
+                <w:b/>
+                <w:bCs/>
+                <w:sz w:val="21"/>
+                <w:szCs w:val="21"/>
               </w:rPr>
               <w:t xml:space="preserve">서울VIP요양병원</w:t>
             </w:r>
@@ -3685,15 +3685,15 @@
           </w:tcPr>
           <w:p>
             <w:pPr>
-              <w:spacing w:after="40" w:before="40" w:line="280"/>
+              <w:spacing w:after="40" w:before="40" w:line="300"/>
             </w:pPr>
             <w:r>
               <w:rPr>
                 <w:rFonts w:ascii="맑은 고딕" w:cs="맑은 고딕" w:eastAsia="맑은 고딕" w:hAnsi="맑은 고딕"/>
                 <w:b w:val="false"/>
                 <w:bCs w:val="false"/>
-                <w:sz w:val="19"/>
-                <w:szCs w:val="19"/>
+                <w:sz w:val="21"/>
+                <w:szCs w:val="21"/>
               </w:rPr>
               <w:t xml:space="preserve">서울시내</w:t>
             </w:r>
@@ -3712,15 +3712,15 @@
           </w:tcPr>
           <w:p>
             <w:pPr>
-              <w:spacing w:after="40" w:before="40" w:line="280"/>
-            </w:pPr>
-            <w:r>
-              <w:rPr>
-                <w:rFonts w:ascii="맑은 고딕" w:cs="맑은 고딕" w:eastAsia="맑은 고딕" w:hAnsi="맑은 고딕"/>
-                <w:b/>
-                <w:bCs/>
-                <w:sz w:val="19"/>
-                <w:szCs w:val="19"/>
+              <w:spacing w:after="40" w:before="40" w:line="300"/>
+            </w:pPr>
+            <w:r>
+              <w:rPr>
+                <w:rFonts w:ascii="맑은 고딕" w:cs="맑은 고딕" w:eastAsia="맑은 고딕" w:hAnsi="맑은 고딕"/>
+                <w:b/>
+                <w:bCs/>
+                <w:sz w:val="21"/>
+                <w:szCs w:val="21"/>
               </w:rPr>
               <w:t xml:space="preserve">원내 인공신장센터 보유 / 격리투석 가능(B·C형 간염 환자 분리)</w:t>
             </w:r>
@@ -3739,8 +3739,8 @@
           <w:b/>
           <w:bCs/>
           <w:color w:val="2E5496"/>
-          <w:sz w:val="22"/>
-          <w:szCs w:val="22"/>
+          <w:sz w:val="24"/>
+          <w:szCs w:val="24"/>
         </w:rPr>
         <w:t xml:space="preserve">2. 인천광역시</w:t>
       </w:r>
@@ -3780,7 +3780,7 @@
           </w:tcPr>
           <w:p>
             <w:pPr>
-              <w:spacing w:after="40" w:before="40" w:line="280"/>
+              <w:spacing w:after="40" w:before="40" w:line="300"/>
               <w:jc w:val="center"/>
             </w:pPr>
             <w:r>
@@ -3789,8 +3789,8 @@
                 <w:b/>
                 <w:bCs/>
                 <w:color w:val="FFFFFF"/>
-                <w:sz w:val="19"/>
-                <w:szCs w:val="19"/>
+                <w:sz w:val="21"/>
+                <w:szCs w:val="21"/>
               </w:rPr>
               <w:t xml:space="preserve">병원명</w:t>
             </w:r>
@@ -3810,7 +3810,7 @@
           </w:tcPr>
           <w:p>
             <w:pPr>
-              <w:spacing w:after="40" w:before="40" w:line="280"/>
+              <w:spacing w:after="40" w:before="40" w:line="300"/>
               <w:jc w:val="center"/>
             </w:pPr>
             <w:r>
@@ -3819,8 +3819,8 @@
                 <w:b/>
                 <w:bCs/>
                 <w:color w:val="FFFFFF"/>
-                <w:sz w:val="19"/>
-                <w:szCs w:val="19"/>
+                <w:sz w:val="21"/>
+                <w:szCs w:val="21"/>
               </w:rPr>
               <w:t xml:space="preserve">소재지</w:t>
             </w:r>
@@ -3840,7 +3840,7 @@
           </w:tcPr>
           <w:p>
             <w:pPr>
-              <w:spacing w:after="40" w:before="40" w:line="280"/>
+              <w:spacing w:after="40" w:before="40" w:line="300"/>
               <w:jc w:val="center"/>
             </w:pPr>
             <w:r>
@@ -3849,8 +3849,8 @@
                 <w:b/>
                 <w:bCs/>
                 <w:color w:val="FFFFFF"/>
-                <w:sz w:val="19"/>
-                <w:szCs w:val="19"/>
+                <w:sz w:val="21"/>
+                <w:szCs w:val="21"/>
               </w:rPr>
               <w:t xml:space="preserve">특 이 사 항</w:t>
             </w:r>
@@ -3871,15 +3871,15 @@
           </w:tcPr>
           <w:p>
             <w:pPr>
-              <w:spacing w:after="40" w:before="40" w:line="280"/>
-            </w:pPr>
-            <w:r>
-              <w:rPr>
-                <w:rFonts w:ascii="맑은 고딕" w:cs="맑은 고딕" w:eastAsia="맑은 고딕" w:hAnsi="맑은 고딕"/>
-                <w:b/>
-                <w:bCs/>
-                <w:sz w:val="19"/>
-                <w:szCs w:val="19"/>
+              <w:spacing w:after="40" w:before="40" w:line="300"/>
+            </w:pPr>
+            <w:r>
+              <w:rPr>
+                <w:rFonts w:ascii="맑은 고딕" w:cs="맑은 고딕" w:eastAsia="맑은 고딕" w:hAnsi="맑은 고딕"/>
+                <w:b/>
+                <w:bCs/>
+                <w:sz w:val="21"/>
+                <w:szCs w:val="21"/>
               </w:rPr>
               <w:t xml:space="preserve">국제베드로요양병원</w:t>
             </w:r>
@@ -3898,15 +3898,15 @@
           </w:tcPr>
           <w:p>
             <w:pPr>
-              <w:spacing w:after="40" w:before="40" w:line="280"/>
+              <w:spacing w:after="40" w:before="40" w:line="300"/>
             </w:pPr>
             <w:r>
               <w:rPr>
                 <w:rFonts w:ascii="맑은 고딕" w:cs="맑은 고딕" w:eastAsia="맑은 고딕" w:hAnsi="맑은 고딕"/>
                 <w:b w:val="false"/>
                 <w:bCs w:val="false"/>
-                <w:sz w:val="19"/>
-                <w:szCs w:val="19"/>
+                <w:sz w:val="21"/>
+                <w:szCs w:val="21"/>
               </w:rPr>
               <w:t xml:space="preserve">미추홀구</w:t>
             </w:r>
@@ -3925,15 +3925,15 @@
           </w:tcPr>
           <w:p>
             <w:pPr>
-              <w:spacing w:after="40" w:before="40" w:line="280"/>
+              <w:spacing w:after="40" w:before="40" w:line="300"/>
             </w:pPr>
             <w:r>
               <w:rPr>
                 <w:rFonts w:ascii="맑은 고딕" w:cs="맑은 고딕" w:eastAsia="맑은 고딕" w:hAnsi="맑은 고딕"/>
                 <w:b w:val="false"/>
                 <w:bCs w:val="false"/>
-                <w:sz w:val="19"/>
-                <w:szCs w:val="19"/>
+                <w:sz w:val="21"/>
+                <w:szCs w:val="21"/>
               </w:rPr>
               <w:t xml:space="preserve">목록 등록</w:t>
             </w:r>
@@ -3952,8 +3952,8 @@
           <w:b/>
           <w:bCs/>
           <w:color w:val="2E5496"/>
-          <w:sz w:val="22"/>
-          <w:szCs w:val="22"/>
+          <w:sz w:val="24"/>
+          <w:szCs w:val="24"/>
         </w:rPr>
         <w:t xml:space="preserve">3. 경기도</w:t>
       </w:r>
@@ -3992,7 +3992,7 @@
           </w:tcPr>
           <w:p>
             <w:pPr>
-              <w:spacing w:after="40" w:before="40" w:line="280"/>
+              <w:spacing w:after="40" w:before="40" w:line="300"/>
               <w:jc w:val="center"/>
             </w:pPr>
             <w:r>
@@ -4001,8 +4001,8 @@
                 <w:b/>
                 <w:bCs/>
                 <w:color w:val="FFFFFF"/>
-                <w:sz w:val="19"/>
-                <w:szCs w:val="19"/>
+                <w:sz w:val="21"/>
+                <w:szCs w:val="21"/>
               </w:rPr>
               <w:t xml:space="preserve">구 분</w:t>
             </w:r>
@@ -4022,7 +4022,7 @@
           </w:tcPr>
           <w:p>
             <w:pPr>
-              <w:spacing w:after="40" w:before="40" w:line="280"/>
+              <w:spacing w:after="40" w:before="40" w:line="300"/>
               <w:jc w:val="center"/>
             </w:pPr>
             <w:r>
@@ -4031,8 +4031,8 @@
                 <w:b/>
                 <w:bCs/>
                 <w:color w:val="FFFFFF"/>
-                <w:sz w:val="19"/>
-                <w:szCs w:val="19"/>
+                <w:sz w:val="21"/>
+                <w:szCs w:val="21"/>
               </w:rPr>
               <w:t xml:space="preserve">내 용</w:t>
             </w:r>
@@ -4053,15 +4053,15 @@
           </w:tcPr>
           <w:p>
             <w:pPr>
-              <w:spacing w:after="40" w:before="40" w:line="280"/>
-            </w:pPr>
-            <w:r>
-              <w:rPr>
-                <w:rFonts w:ascii="맑은 고딕" w:cs="맑은 고딕" w:eastAsia="맑은 고딕" w:hAnsi="맑은 고딕"/>
-                <w:b/>
-                <w:bCs/>
-                <w:sz w:val="19"/>
-                <w:szCs w:val="19"/>
+              <w:spacing w:after="40" w:before="40" w:line="300"/>
+            </w:pPr>
+            <w:r>
+              <w:rPr>
+                <w:rFonts w:ascii="맑은 고딕" w:cs="맑은 고딕" w:eastAsia="맑은 고딕" w:hAnsi="맑은 고딕"/>
+                <w:b/>
+                <w:bCs/>
+                <w:sz w:val="21"/>
+                <w:szCs w:val="21"/>
               </w:rPr>
               <w:t xml:space="preserve">등록 시설 수</w:t>
             </w:r>
@@ -4080,15 +4080,15 @@
           </w:tcPr>
           <w:p>
             <w:pPr>
-              <w:spacing w:after="40" w:before="40" w:line="280"/>
+              <w:spacing w:after="40" w:before="40" w:line="300"/>
             </w:pPr>
             <w:r>
               <w:rPr>
                 <w:rFonts w:ascii="맑은 고딕" w:cs="맑은 고딕" w:eastAsia="맑은 고딕" w:hAnsi="맑은 고딕"/>
                 <w:b w:val="false"/>
                 <w:bCs w:val="false"/>
-                <w:sz w:val="19"/>
-                <w:szCs w:val="19"/>
+                <w:sz w:val="21"/>
+                <w:szCs w:val="21"/>
               </w:rPr>
               <w:t xml:space="preserve">20개소</w:t>
             </w:r>
@@ -4110,15 +4110,15 @@
           </w:tcPr>
           <w:p>
             <w:pPr>
-              <w:spacing w:after="40" w:before="40" w:line="280"/>
-            </w:pPr>
-            <w:r>
-              <w:rPr>
-                <w:rFonts w:ascii="맑은 고딕" w:cs="맑은 고딕" w:eastAsia="맑은 고딕" w:hAnsi="맑은 고딕"/>
-                <w:b/>
-                <w:bCs/>
-                <w:sz w:val="19"/>
-                <w:szCs w:val="19"/>
+              <w:spacing w:after="40" w:before="40" w:line="300"/>
+            </w:pPr>
+            <w:r>
+              <w:rPr>
+                <w:rFonts w:ascii="맑은 고딕" w:cs="맑은 고딕" w:eastAsia="맑은 고딕" w:hAnsi="맑은 고딕"/>
+                <w:b/>
+                <w:bCs/>
+                <w:sz w:val="21"/>
+                <w:szCs w:val="21"/>
               </w:rPr>
               <w:t xml:space="preserve">지역 분포</w:t>
             </w:r>
@@ -4138,15 +4138,15 @@
           </w:tcPr>
           <w:p>
             <w:pPr>
-              <w:spacing w:after="40" w:before="40" w:line="280"/>
+              <w:spacing w:after="40" w:before="40" w:line="300"/>
             </w:pPr>
             <w:r>
               <w:rPr>
                 <w:rFonts w:ascii="맑은 고딕" w:cs="맑은 고딕" w:eastAsia="맑은 고딕" w:hAnsi="맑은 고딕"/>
                 <w:b w:val="false"/>
                 <w:bCs w:val="false"/>
-                <w:sz w:val="19"/>
-                <w:szCs w:val="19"/>
+                <w:sz w:val="21"/>
+                <w:szCs w:val="21"/>
               </w:rPr>
               <w:t xml:space="preserve">안산 4, 화성 2, 평택 2, 부천 2, 양평 1, 여주 1, 안성 1, 용인 1, 남양주 1, 오산 1, 의정부 1, 군포 1, 안양 1, 시흥 1, 고양 1, 김포 1</w:t>
             </w:r>
@@ -4167,15 +4167,15 @@
           </w:tcPr>
           <w:p>
             <w:pPr>
-              <w:spacing w:after="40" w:before="40" w:line="280"/>
-            </w:pPr>
-            <w:r>
-              <w:rPr>
-                <w:rFonts w:ascii="맑은 고딕" w:cs="맑은 고딕" w:eastAsia="맑은 고딕" w:hAnsi="맑은 고딕"/>
-                <w:b/>
-                <w:bCs/>
-                <w:sz w:val="19"/>
-                <w:szCs w:val="19"/>
+              <w:spacing w:after="40" w:before="40" w:line="300"/>
+            </w:pPr>
+            <w:r>
+              <w:rPr>
+                <w:rFonts w:ascii="맑은 고딕" w:cs="맑은 고딕" w:eastAsia="맑은 고딕" w:hAnsi="맑은 고딕"/>
+                <w:b/>
+                <w:bCs/>
+                <w:sz w:val="21"/>
+                <w:szCs w:val="21"/>
               </w:rPr>
               <w:t xml:space="preserve">개별 확인 시설</w:t>
             </w:r>
@@ -4194,15 +4194,15 @@
           </w:tcPr>
           <w:p>
             <w:pPr>
-              <w:spacing w:after="40" w:before="40" w:line="280"/>
+              <w:spacing w:after="40" w:before="40" w:line="300"/>
             </w:pPr>
             <w:r>
               <w:rPr>
                 <w:rFonts w:ascii="맑은 고딕" w:cs="맑은 고딕" w:eastAsia="맑은 고딕" w:hAnsi="맑은 고딕"/>
                 <w:b w:val="false"/>
                 <w:bCs w:val="false"/>
-                <w:sz w:val="19"/>
-                <w:szCs w:val="19"/>
+                <w:sz w:val="21"/>
+                <w:szCs w:val="21"/>
               </w:rPr>
               <w:t xml:space="preserve">러스크병원 인공신장실 — 용인시 수지구 포은대로313번길 2-8</w:t>
             </w:r>
@@ -4219,7 +4219,7 @@
           <w:right w:val="single" w:color="E8A33D" w:sz="4" w:space="6"/>
         </w:pBdr>
         <w:shd w:fill="FFF4E6" w:val="clear"/>
-        <w:spacing w:after="160" w:before="120" w:line="300"/>
+        <w:spacing w:after="160" w:before="120" w:line="330"/>
       </w:pPr>
       <w:r>
         <w:rPr>
@@ -4264,22 +4264,22 @@
           <w:b/>
           <w:bCs/>
           <w:color w:val="1F3864"/>
-          <w:sz w:val="26"/>
-          <w:szCs w:val="26"/>
+          <w:sz w:val="28"/>
+          <w:szCs w:val="28"/>
         </w:rPr>
         <w:t xml:space="preserve">Ⅵ. 시설 선정 검증 방법 (공공데이터 활용)</w:t>
       </w:r>
     </w:p>
     <w:p>
       <w:pPr>
-        <w:spacing w:after="100" w:before="0" w:line="300"/>
+        <w:spacing w:after="100" w:before="0" w:line="330"/>
       </w:pPr>
       <w:r>
         <w:rPr>
           <w:rFonts w:ascii="맑은 고딕" w:cs="맑은 고딕" w:eastAsia="맑은 고딕" w:hAnsi="맑은 고딕"/>
           <w:color w:val="595959"/>
-          <w:sz w:val="20"/>
-          <w:szCs w:val="20"/>
+          <w:sz w:val="22"/>
+          <w:szCs w:val="22"/>
         </w:rPr>
         <w:t xml:space="preserve">인터넷 후기 및 상담 중개업체의 추천은 광고성 정보인 경우가 많으므로, 아래 공공기관 평가자료를 통해 객관적으로 검증할 것.</w:t>
       </w:r>
@@ -4325,7 +4325,7 @@
           </w:tcPr>
           <w:p>
             <w:pPr>
-              <w:spacing w:after="40" w:before="40" w:line="280"/>
+              <w:spacing w:after="40" w:before="40" w:line="300"/>
               <w:jc w:val="center"/>
             </w:pPr>
             <w:r>
@@ -4334,8 +4334,8 @@
                 <w:b/>
                 <w:bCs/>
                 <w:color w:val="FFFFFF"/>
-                <w:sz w:val="19"/>
-                <w:szCs w:val="19"/>
+                <w:sz w:val="21"/>
+                <w:szCs w:val="21"/>
               </w:rPr>
               <w:t xml:space="preserve">순위</w:t>
             </w:r>
@@ -4355,7 +4355,7 @@
           </w:tcPr>
           <w:p>
             <w:pPr>
-              <w:spacing w:after="40" w:before="40" w:line="280"/>
+              <w:spacing w:after="40" w:before="40" w:line="300"/>
               <w:jc w:val="center"/>
             </w:pPr>
             <w:r>
@@ -4364,8 +4364,8 @@
                 <w:b/>
                 <w:bCs/>
                 <w:color w:val="FFFFFF"/>
-                <w:sz w:val="19"/>
-                <w:szCs w:val="19"/>
+                <w:sz w:val="21"/>
+                <w:szCs w:val="21"/>
               </w:rPr>
               <w:t xml:space="preserve">평가 자료</w:t>
             </w:r>
@@ -4385,7 +4385,7 @@
           </w:tcPr>
           <w:p>
             <w:pPr>
-              <w:spacing w:after="40" w:before="40" w:line="280"/>
+              <w:spacing w:after="40" w:before="40" w:line="300"/>
               <w:jc w:val="center"/>
             </w:pPr>
             <w:r>
@@ -4394,8 +4394,8 @@
                 <w:b/>
                 <w:bCs/>
                 <w:color w:val="FFFFFF"/>
-                <w:sz w:val="19"/>
-                <w:szCs w:val="19"/>
+                <w:sz w:val="21"/>
+                <w:szCs w:val="21"/>
               </w:rPr>
               <w:t xml:space="preserve">조회처</w:t>
             </w:r>
@@ -4415,7 +4415,7 @@
           </w:tcPr>
           <w:p>
             <w:pPr>
-              <w:spacing w:after="40" w:before="40" w:line="280"/>
+              <w:spacing w:after="40" w:before="40" w:line="300"/>
               <w:jc w:val="center"/>
             </w:pPr>
             <w:r>
@@ -4424,8 +4424,8 @@
                 <w:b/>
                 <w:bCs/>
                 <w:color w:val="FFFFFF"/>
-                <w:sz w:val="19"/>
-                <w:szCs w:val="19"/>
+                <w:sz w:val="21"/>
+                <w:szCs w:val="21"/>
               </w:rPr>
               <w:t xml:space="preserve">확 인 사 항</w:t>
             </w:r>
@@ -4446,14 +4446,14 @@
           </w:tcPr>
           <w:p>
             <w:pPr>
-              <w:spacing w:after="40" w:before="40" w:line="280"/>
-              <w:jc w:val="center"/>
-            </w:pPr>
-            <w:r>
-              <w:rPr>
-                <w:rFonts w:ascii="맑은 고딕" w:cs="맑은 고딕" w:eastAsia="맑은 고딕" w:hAnsi="맑은 고딕"/>
-                <w:sz w:val="19"/>
-                <w:szCs w:val="19"/>
+              <w:spacing w:after="40" w:before="40" w:line="300"/>
+              <w:jc w:val="center"/>
+            </w:pPr>
+            <w:r>
+              <w:rPr>
+                <w:rFonts w:ascii="맑은 고딕" w:cs="맑은 고딕" w:eastAsia="맑은 고딕" w:hAnsi="맑은 고딕"/>
+                <w:sz w:val="21"/>
+                <w:szCs w:val="21"/>
               </w:rPr>
               <w:t xml:space="preserve">1</w:t>
             </w:r>
@@ -4472,15 +4472,15 @@
           </w:tcPr>
           <w:p>
             <w:pPr>
-              <w:spacing w:after="40" w:before="40" w:line="280"/>
+              <w:spacing w:after="40" w:before="40" w:line="300"/>
             </w:pPr>
             <w:r>
               <w:rPr>
                 <w:rFonts w:ascii="맑은 고딕" w:cs="맑은 고딕" w:eastAsia="맑은 고딕" w:hAnsi="맑은 고딕"/>
                 <w:b w:val="false"/>
                 <w:bCs w:val="false"/>
-                <w:sz w:val="19"/>
-                <w:szCs w:val="19"/>
+                <w:sz w:val="21"/>
+                <w:szCs w:val="21"/>
               </w:rPr>
               <w:t xml:space="preserve">요양병원 적정성평가 등급</w:t>
             </w:r>
@@ -4499,15 +4499,15 @@
           </w:tcPr>
           <w:p>
             <w:pPr>
-              <w:spacing w:after="40" w:before="40" w:line="280"/>
+              <w:spacing w:after="40" w:before="40" w:line="300"/>
             </w:pPr>
             <w:r>
               <w:rPr>
                 <w:rFonts w:ascii="맑은 고딕" w:cs="맑은 고딕" w:eastAsia="맑은 고딕" w:hAnsi="맑은 고딕"/>
                 <w:b w:val="false"/>
                 <w:bCs w:val="false"/>
-                <w:sz w:val="19"/>
-                <w:szCs w:val="19"/>
+                <w:sz w:val="21"/>
+                <w:szCs w:val="21"/>
               </w:rPr>
               <w:t xml:space="preserve">건강보험심사평가원 병원평가정보 (www.hira.or.kr) 또는 병원평가통합포털 (khqa.kr)</w:t>
             </w:r>
@@ -4526,15 +4526,15 @@
           </w:tcPr>
           <w:p>
             <w:pPr>
-              <w:spacing w:after="40" w:before="40" w:line="280"/>
+              <w:spacing w:after="40" w:before="40" w:line="300"/>
             </w:pPr>
             <w:r>
               <w:rPr>
                 <w:rFonts w:ascii="맑은 고딕" w:cs="맑은 고딕" w:eastAsia="맑은 고딕" w:hAnsi="맑은 고딕"/>
                 <w:b w:val="false"/>
                 <w:bCs w:val="false"/>
-                <w:sz w:val="19"/>
-                <w:szCs w:val="19"/>
+                <w:sz w:val="21"/>
+                <w:szCs w:val="21"/>
               </w:rPr>
               <w:t xml:space="preserve">전국 약 1,290개 요양병원을 1~5등급 평가. 1등급은 200여 개소에 불과. 의료 인력, 욕창 발생률, 신체억제대 사용률, 유치도뇨관 사용률 반영. 최소 1~2등급, 가능하면 2회 연속 1등급 시설로 한정</w:t>
             </w:r>
@@ -4556,14 +4556,14 @@
           </w:tcPr>
           <w:p>
             <w:pPr>
-              <w:spacing w:after="40" w:before="40" w:line="280"/>
-              <w:jc w:val="center"/>
-            </w:pPr>
-            <w:r>
-              <w:rPr>
-                <w:rFonts w:ascii="맑은 고딕" w:cs="맑은 고딕" w:eastAsia="맑은 고딕" w:hAnsi="맑은 고딕"/>
-                <w:sz w:val="19"/>
-                <w:szCs w:val="19"/>
+              <w:spacing w:after="40" w:before="40" w:line="300"/>
+              <w:jc w:val="center"/>
+            </w:pPr>
+            <w:r>
+              <w:rPr>
+                <w:rFonts w:ascii="맑은 고딕" w:cs="맑은 고딕" w:eastAsia="맑은 고딕" w:hAnsi="맑은 고딕"/>
+                <w:sz w:val="21"/>
+                <w:szCs w:val="21"/>
               </w:rPr>
               <w:t xml:space="preserve">2</w:t>
             </w:r>
@@ -4583,15 +4583,15 @@
           </w:tcPr>
           <w:p>
             <w:pPr>
-              <w:spacing w:after="40" w:before="40" w:line="280"/>
+              <w:spacing w:after="40" w:before="40" w:line="300"/>
             </w:pPr>
             <w:r>
               <w:rPr>
                 <w:rFonts w:ascii="맑은 고딕" w:cs="맑은 고딕" w:eastAsia="맑은 고딕" w:hAnsi="맑은 고딕"/>
                 <w:b w:val="false"/>
                 <w:bCs w:val="false"/>
-                <w:sz w:val="19"/>
-                <w:szCs w:val="19"/>
+                <w:sz w:val="21"/>
+                <w:szCs w:val="21"/>
               </w:rPr>
               <w:t xml:space="preserve">혈액투석 적정성평가 등급</w:t>
             </w:r>
@@ -4611,15 +4611,15 @@
           </w:tcPr>
           <w:p>
             <w:pPr>
-              <w:spacing w:after="40" w:before="40" w:line="280"/>
+              <w:spacing w:after="40" w:before="40" w:line="300"/>
             </w:pPr>
             <w:r>
               <w:rPr>
                 <w:rFonts w:ascii="맑은 고딕" w:cs="맑은 고딕" w:eastAsia="맑은 고딕" w:hAnsi="맑은 고딕"/>
                 <w:b w:val="false"/>
                 <w:bCs w:val="false"/>
-                <w:sz w:val="19"/>
-                <w:szCs w:val="19"/>
+                <w:sz w:val="21"/>
+                <w:szCs w:val="21"/>
               </w:rPr>
               <w:t xml:space="preserve">동일 사이트 내 '혈액투석' 항목</w:t>
             </w:r>
@@ -4639,15 +4639,15 @@
           </w:tcPr>
           <w:p>
             <w:pPr>
-              <w:spacing w:after="40" w:before="40" w:line="280"/>
+              <w:spacing w:after="40" w:before="40" w:line="300"/>
             </w:pPr>
             <w:r>
               <w:rPr>
                 <w:rFonts w:ascii="맑은 고딕" w:cs="맑은 고딕" w:eastAsia="맑은 고딕" w:hAnsi="맑은 고딕"/>
                 <w:b w:val="false"/>
                 <w:bCs w:val="false"/>
-                <w:sz w:val="19"/>
-                <w:szCs w:val="19"/>
+                <w:sz w:val="21"/>
+                <w:szCs w:val="21"/>
               </w:rPr>
               <w:t xml:space="preserve">투석전문의 비율, 간호인력, 투석액 수질검사 주기, 혈액투석 적절도(Kt/V) 달성률 평가. 요양병원 등급과 혈액투석 등급이 모두 1등급인 시설이 최적</w:t>
             </w:r>
@@ -4668,14 +4668,14 @@
           </w:tcPr>
           <w:p>
             <w:pPr>
-              <w:spacing w:after="40" w:before="40" w:line="280"/>
-              <w:jc w:val="center"/>
-            </w:pPr>
-            <w:r>
-              <w:rPr>
-                <w:rFonts w:ascii="맑은 고딕" w:cs="맑은 고딕" w:eastAsia="맑은 고딕" w:hAnsi="맑은 고딕"/>
-                <w:sz w:val="19"/>
-                <w:szCs w:val="19"/>
+              <w:spacing w:after="40" w:before="40" w:line="300"/>
+              <w:jc w:val="center"/>
+            </w:pPr>
+            <w:r>
+              <w:rPr>
+                <w:rFonts w:ascii="맑은 고딕" w:cs="맑은 고딕" w:eastAsia="맑은 고딕" w:hAnsi="맑은 고딕"/>
+                <w:sz w:val="21"/>
+                <w:szCs w:val="21"/>
               </w:rPr>
               <w:t xml:space="preserve">3</w:t>
             </w:r>
@@ -4694,15 +4694,15 @@
           </w:tcPr>
           <w:p>
             <w:pPr>
-              <w:spacing w:after="40" w:before="40" w:line="280"/>
+              <w:spacing w:after="40" w:before="40" w:line="300"/>
             </w:pPr>
             <w:r>
               <w:rPr>
                 <w:rFonts w:ascii="맑은 고딕" w:cs="맑은 고딕" w:eastAsia="맑은 고딕" w:hAnsi="맑은 고딕"/>
                 <w:b w:val="false"/>
                 <w:bCs w:val="false"/>
-                <w:sz w:val="19"/>
-                <w:szCs w:val="19"/>
+                <w:sz w:val="21"/>
+                <w:szCs w:val="21"/>
               </w:rPr>
               <w:t xml:space="preserve">투석전문의·인공신장실 현황</w:t>
             </w:r>
@@ -4721,15 +4721,15 @@
           </w:tcPr>
           <w:p>
             <w:pPr>
-              <w:spacing w:after="40" w:before="40" w:line="280"/>
+              <w:spacing w:after="40" w:before="40" w:line="300"/>
             </w:pPr>
             <w:r>
               <w:rPr>
                 <w:rFonts w:ascii="맑은 고딕" w:cs="맑은 고딕" w:eastAsia="맑은 고딕" w:hAnsi="맑은 고딕"/>
                 <w:b w:val="false"/>
                 <w:bCs w:val="false"/>
-                <w:sz w:val="19"/>
-                <w:szCs w:val="19"/>
+                <w:sz w:val="21"/>
+                <w:szCs w:val="21"/>
               </w:rPr>
               <w:t xml:space="preserve">대한신장학회 KORDS (www.kords-ksn.co.kr)</w:t>
             </w:r>
@@ -4748,15 +4748,15 @@
           </w:tcPr>
           <w:p>
             <w:pPr>
-              <w:spacing w:after="40" w:before="40" w:line="280"/>
+              <w:spacing w:after="40" w:before="40" w:line="300"/>
             </w:pPr>
             <w:r>
               <w:rPr>
                 <w:rFonts w:ascii="맑은 고딕" w:cs="맑은 고딕" w:eastAsia="맑은 고딕" w:hAnsi="맑은 고딕"/>
                 <w:b w:val="false"/>
                 <w:bCs w:val="false"/>
-                <w:sz w:val="19"/>
-                <w:szCs w:val="19"/>
+                <w:sz w:val="21"/>
+                <w:szCs w:val="21"/>
               </w:rPr>
               <w:t xml:space="preserve">전국 783개 기관 등록. 투석전문의 보유 여부와 담당 의사명 확인 가능. 1년 이내 정보 갱신 기관만 게시되어 신뢰도 높음</w:t>
             </w:r>
@@ -4778,14 +4778,14 @@
           </w:tcPr>
           <w:p>
             <w:pPr>
-              <w:spacing w:after="40" w:before="40" w:line="280"/>
-              <w:jc w:val="center"/>
-            </w:pPr>
-            <w:r>
-              <w:rPr>
-                <w:rFonts w:ascii="맑은 고딕" w:cs="맑은 고딕" w:eastAsia="맑은 고딕" w:hAnsi="맑은 고딕"/>
-                <w:sz w:val="19"/>
-                <w:szCs w:val="19"/>
+              <w:spacing w:after="40" w:before="40" w:line="300"/>
+              <w:jc w:val="center"/>
+            </w:pPr>
+            <w:r>
+              <w:rPr>
+                <w:rFonts w:ascii="맑은 고딕" w:cs="맑은 고딕" w:eastAsia="맑은 고딕" w:hAnsi="맑은 고딕"/>
+                <w:sz w:val="21"/>
+                <w:szCs w:val="21"/>
               </w:rPr>
               <w:t xml:space="preserve">4</w:t>
             </w:r>
@@ -4805,15 +4805,15 @@
           </w:tcPr>
           <w:p>
             <w:pPr>
-              <w:spacing w:after="40" w:before="40" w:line="280"/>
+              <w:spacing w:after="40" w:before="40" w:line="300"/>
             </w:pPr>
             <w:r>
               <w:rPr>
                 <w:rFonts w:ascii="맑은 고딕" w:cs="맑은 고딕" w:eastAsia="맑은 고딕" w:hAnsi="맑은 고딕"/>
                 <w:b w:val="false"/>
                 <w:bCs w:val="false"/>
-                <w:sz w:val="19"/>
-                <w:szCs w:val="19"/>
+                <w:sz w:val="21"/>
+                <w:szCs w:val="21"/>
               </w:rPr>
               <w:t xml:space="preserve">장기요양기관 평가등급</w:t>
             </w:r>
@@ -4833,15 +4833,15 @@
           </w:tcPr>
           <w:p>
             <w:pPr>
-              <w:spacing w:after="40" w:before="40" w:line="280"/>
+              <w:spacing w:after="40" w:before="40" w:line="300"/>
             </w:pPr>
             <w:r>
               <w:rPr>
                 <w:rFonts w:ascii="맑은 고딕" w:cs="맑은 고딕" w:eastAsia="맑은 고딕" w:hAnsi="맑은 고딕"/>
                 <w:b w:val="false"/>
                 <w:bCs w:val="false"/>
-                <w:sz w:val="19"/>
-                <w:szCs w:val="19"/>
+                <w:sz w:val="21"/>
+                <w:szCs w:val="21"/>
               </w:rPr>
               <w:t xml:space="preserve">노인장기요양보험 (www.longtermcare.or.kr) → 민원상담실 → 장기요양기관 찾기</w:t>
             </w:r>
@@ -4861,15 +4861,15 @@
           </w:tcPr>
           <w:p>
             <w:pPr>
-              <w:spacing w:after="40" w:before="40" w:line="280"/>
+              <w:spacing w:after="40" w:before="40" w:line="300"/>
             </w:pPr>
             <w:r>
               <w:rPr>
                 <w:rFonts w:ascii="맑은 고딕" w:cs="맑은 고딕" w:eastAsia="맑은 고딕" w:hAnsi="맑은 고딕"/>
                 <w:b w:val="false"/>
                 <w:bCs w:val="false"/>
-                <w:sz w:val="19"/>
-                <w:szCs w:val="19"/>
+                <w:sz w:val="21"/>
+                <w:szCs w:val="21"/>
               </w:rPr>
               <w:t xml:space="preserve">(등급 취득 후 요양원 검토 시) 3년 주기 평가로 A~E등급 공개. A등급 시설 위주 검토</w:t>
             </w:r>
@@ -4891,21 +4891,21 @@
           <w:b/>
           <w:bCs/>
           <w:color w:val="1F3864"/>
-          <w:sz w:val="26"/>
-          <w:szCs w:val="26"/>
+          <w:sz w:val="28"/>
+          <w:szCs w:val="28"/>
         </w:rPr>
         <w:t xml:space="preserve">Ⅶ. 병행 추진 과제 — 장기요양등급 신청</w:t>
       </w:r>
     </w:p>
     <w:p>
       <w:pPr>
-        <w:spacing w:after="100" w:before="0" w:line="300"/>
+        <w:spacing w:after="100" w:before="0" w:line="330"/>
       </w:pPr>
       <w:r>
         <w:rPr>
           <w:rFonts w:ascii="맑은 고딕" w:cs="맑은 고딕" w:eastAsia="맑은 고딕" w:hAnsi="맑은 고딕"/>
-          <w:sz w:val="20"/>
-          <w:szCs w:val="20"/>
+          <w:sz w:val="22"/>
+          <w:szCs w:val="22"/>
         </w:rPr>
         <w:t xml:space="preserve">요양병원 입원 중에도 신청 가능하며 신청 비용은 없음. 등급 취득 시 향후 요양원 전원 또는 재가급여(방문요양·방문목욕) 이용 시 비용 구조가 근본적으로 달라지므로 조속히 신청할 것.</w:t>
       </w:r>
@@ -4951,7 +4951,7 @@
           </w:tcPr>
           <w:p>
             <w:pPr>
-              <w:spacing w:after="40" w:before="40" w:line="280"/>
+              <w:spacing w:after="40" w:before="40" w:line="300"/>
               <w:jc w:val="center"/>
             </w:pPr>
             <w:r>
@@ -4960,8 +4960,8 @@
                 <w:b/>
                 <w:bCs/>
                 <w:color w:val="FFFFFF"/>
-                <w:sz w:val="19"/>
-                <w:szCs w:val="19"/>
+                <w:sz w:val="21"/>
+                <w:szCs w:val="21"/>
               </w:rPr>
               <w:t xml:space="preserve">단계</w:t>
             </w:r>
@@ -4981,7 +4981,7 @@
           </w:tcPr>
           <w:p>
             <w:pPr>
-              <w:spacing w:after="40" w:before="40" w:line="280"/>
+              <w:spacing w:after="40" w:before="40" w:line="300"/>
               <w:jc w:val="center"/>
             </w:pPr>
             <w:r>
@@ -4990,8 +4990,8 @@
                 <w:b/>
                 <w:bCs/>
                 <w:color w:val="FFFFFF"/>
-                <w:sz w:val="19"/>
-                <w:szCs w:val="19"/>
+                <w:sz w:val="21"/>
+                <w:szCs w:val="21"/>
               </w:rPr>
               <w:t xml:space="preserve">절 차</w:t>
             </w:r>
@@ -5011,7 +5011,7 @@
           </w:tcPr>
           <w:p>
             <w:pPr>
-              <w:spacing w:after="40" w:before="40" w:line="280"/>
+              <w:spacing w:after="40" w:before="40" w:line="300"/>
               <w:jc w:val="center"/>
             </w:pPr>
             <w:r>
@@ -5020,8 +5020,8 @@
                 <w:b/>
                 <w:bCs/>
                 <w:color w:val="FFFFFF"/>
-                <w:sz w:val="19"/>
-                <w:szCs w:val="19"/>
+                <w:sz w:val="21"/>
+                <w:szCs w:val="21"/>
               </w:rPr>
               <w:t xml:space="preserve">소요 기간</w:t>
             </w:r>
@@ -5041,7 +5041,7 @@
           </w:tcPr>
           <w:p>
             <w:pPr>
-              <w:spacing w:after="40" w:before="40" w:line="280"/>
+              <w:spacing w:after="40" w:before="40" w:line="300"/>
               <w:jc w:val="center"/>
             </w:pPr>
             <w:r>
@@ -5050,8 +5050,8 @@
                 <w:b/>
                 <w:bCs/>
                 <w:color w:val="FFFFFF"/>
-                <w:sz w:val="19"/>
-                <w:szCs w:val="19"/>
+                <w:sz w:val="21"/>
+                <w:szCs w:val="21"/>
               </w:rPr>
               <w:t xml:space="preserve">내 용</w:t>
             </w:r>
@@ -5072,14 +5072,14 @@
           </w:tcPr>
           <w:p>
             <w:pPr>
-              <w:spacing w:after="40" w:before="40" w:line="280"/>
-              <w:jc w:val="center"/>
-            </w:pPr>
-            <w:r>
-              <w:rPr>
-                <w:rFonts w:ascii="맑은 고딕" w:cs="맑은 고딕" w:eastAsia="맑은 고딕" w:hAnsi="맑은 고딕"/>
-                <w:sz w:val="19"/>
-                <w:szCs w:val="19"/>
+              <w:spacing w:after="40" w:before="40" w:line="300"/>
+              <w:jc w:val="center"/>
+            </w:pPr>
+            <w:r>
+              <w:rPr>
+                <w:rFonts w:ascii="맑은 고딕" w:cs="맑은 고딕" w:eastAsia="맑은 고딕" w:hAnsi="맑은 고딕"/>
+                <w:sz w:val="21"/>
+                <w:szCs w:val="21"/>
               </w:rPr>
               <w:t xml:space="preserve">1</w:t>
             </w:r>
@@ -5098,13 +5098,13 @@
           </w:tcPr>
           <w:p>
             <w:pPr>
-              <w:spacing w:after="40" w:before="40" w:line="280"/>
-            </w:pPr>
-            <w:r>
-              <w:rPr>
-                <w:rFonts w:ascii="맑은 고딕" w:cs="맑은 고딕" w:eastAsia="맑은 고딕" w:hAnsi="맑은 고딕"/>
-                <w:sz w:val="19"/>
-                <w:szCs w:val="19"/>
+              <w:spacing w:after="40" w:before="40" w:line="300"/>
+            </w:pPr>
+            <w:r>
+              <w:rPr>
+                <w:rFonts w:ascii="맑은 고딕" w:cs="맑은 고딕" w:eastAsia="맑은 고딕" w:hAnsi="맑은 고딕"/>
+                <w:sz w:val="21"/>
+                <w:szCs w:val="21"/>
               </w:rPr>
               <w:t xml:space="preserve">인정 신청</w:t>
             </w:r>
@@ -5123,13 +5123,13 @@
           </w:tcPr>
           <w:p>
             <w:pPr>
-              <w:spacing w:after="40" w:before="40" w:line="280"/>
-            </w:pPr>
-            <w:r>
-              <w:rPr>
-                <w:rFonts w:ascii="맑은 고딕" w:cs="맑은 고딕" w:eastAsia="맑은 고딕" w:hAnsi="맑은 고딕"/>
-                <w:sz w:val="19"/>
-                <w:szCs w:val="19"/>
+              <w:spacing w:after="40" w:before="40" w:line="300"/>
+            </w:pPr>
+            <w:r>
+              <w:rPr>
+                <w:rFonts w:ascii="맑은 고딕" w:cs="맑은 고딕" w:eastAsia="맑은 고딕" w:hAnsi="맑은 고딕"/>
+                <w:sz w:val="21"/>
+                <w:szCs w:val="21"/>
               </w:rPr>
               <w:t xml:space="preserve">즉시</w:t>
             </w:r>
@@ -5148,13 +5148,13 @@
           </w:tcPr>
           <w:p>
             <w:pPr>
-              <w:spacing w:after="40" w:before="40" w:line="280"/>
-            </w:pPr>
-            <w:r>
-              <w:rPr>
-                <w:rFonts w:ascii="맑은 고딕" w:cs="맑은 고딕" w:eastAsia="맑은 고딕" w:hAnsi="맑은 고딕"/>
-                <w:sz w:val="19"/>
-                <w:szCs w:val="19"/>
+              <w:spacing w:after="40" w:before="40" w:line="300"/>
+            </w:pPr>
+            <w:r>
+              <w:rPr>
+                <w:rFonts w:ascii="맑은 고딕" w:cs="맑은 고딕" w:eastAsia="맑은 고딕" w:hAnsi="맑은 고딕"/>
+                <w:sz w:val="21"/>
+                <w:szCs w:val="21"/>
               </w:rPr>
               <w:t xml:space="preserve">국민건강보험공단 지사 방문·우편·팩스, 노인장기요양보험 누리집(www.longtermcare.or.kr) 또는 ☎ 1577-1000</w:t>
             </w:r>
@@ -5176,14 +5176,14 @@
           </w:tcPr>
           <w:p>
             <w:pPr>
-              <w:spacing w:after="40" w:before="40" w:line="280"/>
-              <w:jc w:val="center"/>
-            </w:pPr>
-            <w:r>
-              <w:rPr>
-                <w:rFonts w:ascii="맑은 고딕" w:cs="맑은 고딕" w:eastAsia="맑은 고딕" w:hAnsi="맑은 고딕"/>
-                <w:sz w:val="19"/>
-                <w:szCs w:val="19"/>
+              <w:spacing w:after="40" w:before="40" w:line="300"/>
+              <w:jc w:val="center"/>
+            </w:pPr>
+            <w:r>
+              <w:rPr>
+                <w:rFonts w:ascii="맑은 고딕" w:cs="맑은 고딕" w:eastAsia="맑은 고딕" w:hAnsi="맑은 고딕"/>
+                <w:sz w:val="21"/>
+                <w:szCs w:val="21"/>
               </w:rPr>
               <w:t xml:space="preserve">2</w:t>
             </w:r>
@@ -5203,13 +5203,13 @@
           </w:tcPr>
           <w:p>
             <w:pPr>
-              <w:spacing w:after="40" w:before="40" w:line="280"/>
-            </w:pPr>
-            <w:r>
-              <w:rPr>
-                <w:rFonts w:ascii="맑은 고딕" w:cs="맑은 고딕" w:eastAsia="맑은 고딕" w:hAnsi="맑은 고딕"/>
-                <w:sz w:val="19"/>
-                <w:szCs w:val="19"/>
+              <w:spacing w:after="40" w:before="40" w:line="300"/>
+            </w:pPr>
+            <w:r>
+              <w:rPr>
+                <w:rFonts w:ascii="맑은 고딕" w:cs="맑은 고딕" w:eastAsia="맑은 고딕" w:hAnsi="맑은 고딕"/>
+                <w:sz w:val="21"/>
+                <w:szCs w:val="21"/>
               </w:rPr>
               <w:t xml:space="preserve">의사소견서 제출</w:t>
             </w:r>
@@ -5229,14 +5229,14 @@
           </w:tcPr>
           <w:p>
             <w:pPr>
-              <w:spacing w:after="40" w:before="40" w:line="280"/>
+              <w:spacing w:after="40" w:before="40" w:line="300"/>
             </w:pPr>
             <w:r>
               <w:rPr>
                 <w:rFonts w:ascii="맑은 고딕" w:cs="맑은 고딕" w:eastAsia="맑은 고딕" w:hAnsi="맑은 고딕"/>
                 <w:color w:val="C00000"/>
-                <w:sz w:val="19"/>
-                <w:szCs w:val="19"/>
+                <w:sz w:val="21"/>
+                <w:szCs w:val="21"/>
               </w:rPr>
               <w:t xml:space="preserve">통보일로부터 30일 이내</w:t>
             </w:r>
@@ -5256,14 +5256,14 @@
           </w:tcPr>
           <w:p>
             <w:pPr>
-              <w:spacing w:after="40" w:before="40" w:line="280"/>
+              <w:spacing w:after="40" w:before="40" w:line="300"/>
             </w:pPr>
             <w:r>
               <w:rPr>
                 <w:rFonts w:ascii="맑은 고딕" w:cs="맑은 고딕" w:eastAsia="맑은 고딕" w:hAnsi="맑은 고딕"/>
                 <w:color w:val="C00000"/>
-                <w:sz w:val="19"/>
-                <w:szCs w:val="19"/>
+                <w:sz w:val="21"/>
+                <w:szCs w:val="21"/>
               </w:rPr>
               <w:t xml:space="preserve">기한 경과 시 신청이 취소되어 처음부터 재신청하여야 함 — 각별한 주의 요망</w:t>
             </w:r>
@@ -5284,14 +5284,14 @@
           </w:tcPr>
           <w:p>
             <w:pPr>
-              <w:spacing w:after="40" w:before="40" w:line="280"/>
-              <w:jc w:val="center"/>
-            </w:pPr>
-            <w:r>
-              <w:rPr>
-                <w:rFonts w:ascii="맑은 고딕" w:cs="맑은 고딕" w:eastAsia="맑은 고딕" w:hAnsi="맑은 고딕"/>
-                <w:sz w:val="19"/>
-                <w:szCs w:val="19"/>
+              <w:spacing w:after="40" w:before="40" w:line="300"/>
+              <w:jc w:val="center"/>
+            </w:pPr>
+            <w:r>
+              <w:rPr>
+                <w:rFonts w:ascii="맑은 고딕" w:cs="맑은 고딕" w:eastAsia="맑은 고딕" w:hAnsi="맑은 고딕"/>
+                <w:sz w:val="21"/>
+                <w:szCs w:val="21"/>
               </w:rPr>
               <w:t xml:space="preserve">3</w:t>
             </w:r>
@@ -5310,13 +5310,13 @@
           </w:tcPr>
           <w:p>
             <w:pPr>
-              <w:spacing w:after="40" w:before="40" w:line="280"/>
-            </w:pPr>
-            <w:r>
-              <w:rPr>
-                <w:rFonts w:ascii="맑은 고딕" w:cs="맑은 고딕" w:eastAsia="맑은 고딕" w:hAnsi="맑은 고딕"/>
-                <w:sz w:val="19"/>
-                <w:szCs w:val="19"/>
+              <w:spacing w:after="40" w:before="40" w:line="300"/>
+            </w:pPr>
+            <w:r>
+              <w:rPr>
+                <w:rFonts w:ascii="맑은 고딕" w:cs="맑은 고딕" w:eastAsia="맑은 고딕" w:hAnsi="맑은 고딕"/>
+                <w:sz w:val="21"/>
+                <w:szCs w:val="21"/>
               </w:rPr>
               <w:t xml:space="preserve">방문 조사(인정조사)</w:t>
             </w:r>
@@ -5335,13 +5335,13 @@
           </w:tcPr>
           <w:p>
             <w:pPr>
-              <w:spacing w:after="40" w:before="40" w:line="280"/>
-            </w:pPr>
-            <w:r>
-              <w:rPr>
-                <w:rFonts w:ascii="맑은 고딕" w:cs="맑은 고딕" w:eastAsia="맑은 고딕" w:hAnsi="맑은 고딕"/>
-                <w:sz w:val="19"/>
-                <w:szCs w:val="19"/>
+              <w:spacing w:after="40" w:before="40" w:line="300"/>
+            </w:pPr>
+            <w:r>
+              <w:rPr>
+                <w:rFonts w:ascii="맑은 고딕" w:cs="맑은 고딕" w:eastAsia="맑은 고딕" w:hAnsi="맑은 고딕"/>
+                <w:sz w:val="21"/>
+                <w:szCs w:val="21"/>
               </w:rPr>
               <w:t xml:space="preserve">신청 후 약 14일 내</w:t>
             </w:r>
@@ -5360,13 +5360,13 @@
           </w:tcPr>
           <w:p>
             <w:pPr>
-              <w:spacing w:after="40" w:before="40" w:line="280"/>
-            </w:pPr>
-            <w:r>
-              <w:rPr>
-                <w:rFonts w:ascii="맑은 고딕" w:cs="맑은 고딕" w:eastAsia="맑은 고딕" w:hAnsi="맑은 고딕"/>
-                <w:sz w:val="19"/>
-                <w:szCs w:val="19"/>
+              <w:spacing w:after="40" w:before="40" w:line="300"/>
+            </w:pPr>
+            <w:r>
+              <w:rPr>
+                <w:rFonts w:ascii="맑은 고딕" w:cs="맑은 고딕" w:eastAsia="맑은 고딕" w:hAnsi="맑은 고딕"/>
+                <w:sz w:val="21"/>
+                <w:szCs w:val="21"/>
               </w:rPr>
               <w:t xml:space="preserve">공단 직원이 방문하여 심신 상태를 조사</w:t>
             </w:r>
@@ -5388,14 +5388,14 @@
           </w:tcPr>
           <w:p>
             <w:pPr>
-              <w:spacing w:after="40" w:before="40" w:line="280"/>
-              <w:jc w:val="center"/>
-            </w:pPr>
-            <w:r>
-              <w:rPr>
-                <w:rFonts w:ascii="맑은 고딕" w:cs="맑은 고딕" w:eastAsia="맑은 고딕" w:hAnsi="맑은 고딕"/>
-                <w:sz w:val="19"/>
-                <w:szCs w:val="19"/>
+              <w:spacing w:after="40" w:before="40" w:line="300"/>
+              <w:jc w:val="center"/>
+            </w:pPr>
+            <w:r>
+              <w:rPr>
+                <w:rFonts w:ascii="맑은 고딕" w:cs="맑은 고딕" w:eastAsia="맑은 고딕" w:hAnsi="맑은 고딕"/>
+                <w:sz w:val="21"/>
+                <w:szCs w:val="21"/>
               </w:rPr>
               <w:t xml:space="preserve">4</w:t>
             </w:r>
@@ -5415,13 +5415,13 @@
           </w:tcPr>
           <w:p>
             <w:pPr>
-              <w:spacing w:after="40" w:before="40" w:line="280"/>
-            </w:pPr>
-            <w:r>
-              <w:rPr>
-                <w:rFonts w:ascii="맑은 고딕" w:cs="맑은 고딕" w:eastAsia="맑은 고딕" w:hAnsi="맑은 고딕"/>
-                <w:sz w:val="19"/>
-                <w:szCs w:val="19"/>
+              <w:spacing w:after="40" w:before="40" w:line="300"/>
+            </w:pPr>
+            <w:r>
+              <w:rPr>
+                <w:rFonts w:ascii="맑은 고딕" w:cs="맑은 고딕" w:eastAsia="맑은 고딕" w:hAnsi="맑은 고딕"/>
+                <w:sz w:val="21"/>
+                <w:szCs w:val="21"/>
               </w:rPr>
               <w:t xml:space="preserve">등급 판정</w:t>
             </w:r>
@@ -5441,15 +5441,15 @@
           </w:tcPr>
           <w:p>
             <w:pPr>
-              <w:spacing w:after="40" w:before="40" w:line="280"/>
-            </w:pPr>
-            <w:r>
-              <w:rPr>
-                <w:rFonts w:ascii="맑은 고딕" w:cs="맑은 고딕" w:eastAsia="맑은 고딕" w:hAnsi="맑은 고딕"/>
-                <w:b/>
-                <w:bCs/>
-                <w:sz w:val="19"/>
-                <w:szCs w:val="19"/>
+              <w:spacing w:after="40" w:before="40" w:line="300"/>
+            </w:pPr>
+            <w:r>
+              <w:rPr>
+                <w:rFonts w:ascii="맑은 고딕" w:cs="맑은 고딕" w:eastAsia="맑은 고딕" w:hAnsi="맑은 고딕"/>
+                <w:b/>
+                <w:bCs/>
+                <w:sz w:val="21"/>
+                <w:szCs w:val="21"/>
               </w:rPr>
               <w:t xml:space="preserve">신청일로부터 30일 이내</w:t>
             </w:r>
@@ -5469,13 +5469,13 @@
           </w:tcPr>
           <w:p>
             <w:pPr>
-              <w:spacing w:after="40" w:before="40" w:line="280"/>
-            </w:pPr>
-            <w:r>
-              <w:rPr>
-                <w:rFonts w:ascii="맑은 고딕" w:cs="맑은 고딕" w:eastAsia="맑은 고딕" w:hAnsi="맑은 고딕"/>
-                <w:sz w:val="19"/>
-                <w:szCs w:val="19"/>
+              <w:spacing w:after="40" w:before="40" w:line="300"/>
+            </w:pPr>
+            <w:r>
+              <w:rPr>
+                <w:rFonts w:ascii="맑은 고딕" w:cs="맑은 고딕" w:eastAsia="맑은 고딕" w:hAnsi="맑은 고딕"/>
+                <w:sz w:val="21"/>
+                <w:szCs w:val="21"/>
               </w:rPr>
               <w:t xml:space="preserve">시·군·구 등급판정위원회에서 1~5등급 또는 인지지원등급 판정</w:t>
             </w:r>
@@ -5502,22 +5502,22 @@
           <w:b/>
           <w:bCs/>
           <w:color w:val="1F3864"/>
-          <w:sz w:val="26"/>
-          <w:szCs w:val="26"/>
+          <w:sz w:val="28"/>
+          <w:szCs w:val="28"/>
         </w:rPr>
         <w:t xml:space="preserve">Ⅷ. 시설 문의 체크리스트</w:t>
       </w:r>
     </w:p>
     <w:p>
       <w:pPr>
-        <w:spacing w:after="100" w:before="0" w:line="300"/>
+        <w:spacing w:after="100" w:before="0" w:line="330"/>
       </w:pPr>
       <w:r>
         <w:rPr>
           <w:rFonts w:ascii="맑은 고딕" w:cs="맑은 고딕" w:eastAsia="맑은 고딕" w:hAnsi="맑은 고딕"/>
           <w:color w:val="595959"/>
-          <w:sz w:val="20"/>
-          <w:szCs w:val="20"/>
+          <w:sz w:val="22"/>
+          <w:szCs w:val="22"/>
         </w:rPr>
         <w:t xml:space="preserve">각 병원에 전화 문의 시 아래 항목을 순서대로 확인할 것.</w:t>
       </w:r>
@@ -5533,8 +5533,8 @@
           <w:b/>
           <w:bCs/>
           <w:color w:val="2E5496"/>
-          <w:sz w:val="22"/>
-          <w:szCs w:val="22"/>
+          <w:sz w:val="24"/>
+          <w:szCs w:val="24"/>
         </w:rPr>
         <w:t xml:space="preserve">1. 투석 관련 (최우선 확인)</w:t>
       </w:r>
@@ -5574,7 +5574,7 @@
           </w:tcPr>
           <w:p>
             <w:pPr>
-              <w:spacing w:after="40" w:before="40" w:line="280"/>
+              <w:spacing w:after="40" w:before="40" w:line="300"/>
               <w:jc w:val="center"/>
             </w:pPr>
             <w:r>
@@ -5583,8 +5583,8 @@
                 <w:b/>
                 <w:bCs/>
                 <w:color w:val="FFFFFF"/>
-                <w:sz w:val="19"/>
-                <w:szCs w:val="19"/>
+                <w:sz w:val="21"/>
+                <w:szCs w:val="21"/>
               </w:rPr>
               <w:t xml:space="preserve">No</w:t>
             </w:r>
@@ -5604,7 +5604,7 @@
           </w:tcPr>
           <w:p>
             <w:pPr>
-              <w:spacing w:after="40" w:before="40" w:line="280"/>
+              <w:spacing w:after="40" w:before="40" w:line="300"/>
               <w:jc w:val="center"/>
             </w:pPr>
             <w:r>
@@ -5613,8 +5613,8 @@
                 <w:b/>
                 <w:bCs/>
                 <w:color w:val="FFFFFF"/>
-                <w:sz w:val="19"/>
-                <w:szCs w:val="19"/>
+                <w:sz w:val="21"/>
+                <w:szCs w:val="21"/>
               </w:rPr>
               <w:t xml:space="preserve">질 문 항 목</w:t>
             </w:r>
@@ -5634,7 +5634,7 @@
           </w:tcPr>
           <w:p>
             <w:pPr>
-              <w:spacing w:after="40" w:before="40" w:line="280"/>
+              <w:spacing w:after="40" w:before="40" w:line="300"/>
               <w:jc w:val="center"/>
             </w:pPr>
             <w:r>
@@ -5643,8 +5643,8 @@
                 <w:b/>
                 <w:bCs/>
                 <w:color w:val="FFFFFF"/>
-                <w:sz w:val="19"/>
-                <w:szCs w:val="19"/>
+                <w:sz w:val="21"/>
+                <w:szCs w:val="21"/>
               </w:rPr>
               <w:t xml:space="preserve">판 단 기 준</w:t>
             </w:r>
@@ -5665,14 +5665,14 @@
           </w:tcPr>
           <w:p>
             <w:pPr>
-              <w:spacing w:after="40" w:before="40" w:line="280"/>
-              <w:jc w:val="center"/>
-            </w:pPr>
-            <w:r>
-              <w:rPr>
-                <w:rFonts w:ascii="맑은 고딕" w:cs="맑은 고딕" w:eastAsia="맑은 고딕" w:hAnsi="맑은 고딕"/>
-                <w:sz w:val="19"/>
-                <w:szCs w:val="19"/>
+              <w:spacing w:after="40" w:before="40" w:line="300"/>
+              <w:jc w:val="center"/>
+            </w:pPr>
+            <w:r>
+              <w:rPr>
+                <w:rFonts w:ascii="맑은 고딕" w:cs="맑은 고딕" w:eastAsia="맑은 고딕" w:hAnsi="맑은 고딕"/>
+                <w:sz w:val="21"/>
+                <w:szCs w:val="21"/>
               </w:rPr>
               <w:t xml:space="preserve">1</w:t>
             </w:r>
@@ -5691,13 +5691,13 @@
           </w:tcPr>
           <w:p>
             <w:pPr>
-              <w:spacing w:after="40" w:before="40" w:line="280"/>
-            </w:pPr>
-            <w:r>
-              <w:rPr>
-                <w:rFonts w:ascii="맑은 고딕" w:cs="맑은 고딕" w:eastAsia="맑은 고딕" w:hAnsi="맑은 고딕"/>
-                <w:sz w:val="19"/>
-                <w:szCs w:val="19"/>
+              <w:spacing w:after="40" w:before="40" w:line="300"/>
+            </w:pPr>
+            <w:r>
+              <w:rPr>
+                <w:rFonts w:ascii="맑은 고딕" w:cs="맑은 고딕" w:eastAsia="맑은 고딕" w:hAnsi="맑은 고딕"/>
+                <w:sz w:val="21"/>
+                <w:szCs w:val="21"/>
               </w:rPr>
               <w:t xml:space="preserve">인공신장실이 원내에 있습니까, 외부 병원으로 이송합니까?</w:t>
             </w:r>
@@ -5716,7 +5716,7 @@
           </w:tcPr>
           <w:p>
             <w:pPr>
-              <w:spacing w:after="40" w:before="40" w:line="280"/>
+              <w:spacing w:after="40" w:before="40" w:line="300"/>
             </w:pPr>
             <w:r>
               <w:rPr>
@@ -5724,8 +5724,8 @@
                 <w:b/>
                 <w:bCs/>
                 <w:color w:val="C00000"/>
-                <w:sz w:val="19"/>
-                <w:szCs w:val="19"/>
+                <w:sz w:val="21"/>
+                <w:szCs w:val="21"/>
               </w:rPr>
               <w:t xml:space="preserve">외부 이송이면 후순위</w:t>
             </w:r>
@@ -5747,14 +5747,14 @@
           </w:tcPr>
           <w:p>
             <w:pPr>
-              <w:spacing w:after="40" w:before="40" w:line="280"/>
-              <w:jc w:val="center"/>
-            </w:pPr>
-            <w:r>
-              <w:rPr>
-                <w:rFonts w:ascii="맑은 고딕" w:cs="맑은 고딕" w:eastAsia="맑은 고딕" w:hAnsi="맑은 고딕"/>
-                <w:sz w:val="19"/>
-                <w:szCs w:val="19"/>
+              <w:spacing w:after="40" w:before="40" w:line="300"/>
+              <w:jc w:val="center"/>
+            </w:pPr>
+            <w:r>
+              <w:rPr>
+                <w:rFonts w:ascii="맑은 고딕" w:cs="맑은 고딕" w:eastAsia="맑은 고딕" w:hAnsi="맑은 고딕"/>
+                <w:sz w:val="21"/>
+                <w:szCs w:val="21"/>
               </w:rPr>
               <w:t xml:space="preserve">2</w:t>
             </w:r>
@@ -5774,13 +5774,13 @@
           </w:tcPr>
           <w:p>
             <w:pPr>
-              <w:spacing w:after="40" w:before="40" w:line="280"/>
-            </w:pPr>
-            <w:r>
-              <w:rPr>
-                <w:rFonts w:ascii="맑은 고딕" w:cs="맑은 고딕" w:eastAsia="맑은 고딕" w:hAnsi="맑은 고딕"/>
-                <w:sz w:val="19"/>
-                <w:szCs w:val="19"/>
+              <w:spacing w:after="40" w:before="40" w:line="300"/>
+            </w:pPr>
+            <w:r>
+              <w:rPr>
+                <w:rFonts w:ascii="맑은 고딕" w:cs="맑은 고딕" w:eastAsia="맑은 고딕" w:hAnsi="맑은 고딕"/>
+                <w:sz w:val="21"/>
+                <w:szCs w:val="21"/>
               </w:rPr>
               <w:t xml:space="preserve">투석 담당이 신장내과 전문의 또는 투석전문의입니까? 상주입니까, 협진입니까?</w:t>
             </w:r>
@@ -5800,13 +5800,13 @@
           </w:tcPr>
           <w:p>
             <w:pPr>
-              <w:spacing w:after="40" w:before="40" w:line="280"/>
-            </w:pPr>
-            <w:r>
-              <w:rPr>
-                <w:rFonts w:ascii="맑은 고딕" w:cs="맑은 고딕" w:eastAsia="맑은 고딕" w:hAnsi="맑은 고딕"/>
-                <w:sz w:val="19"/>
-                <w:szCs w:val="19"/>
+              <w:spacing w:after="40" w:before="40" w:line="300"/>
+            </w:pPr>
+            <w:r>
+              <w:rPr>
+                <w:rFonts w:ascii="맑은 고딕" w:cs="맑은 고딕" w:eastAsia="맑은 고딕" w:hAnsi="맑은 고딕"/>
+                <w:sz w:val="21"/>
+                <w:szCs w:val="21"/>
               </w:rPr>
               <w:t xml:space="preserve">상주 전문의 우선</w:t>
             </w:r>
@@ -5827,14 +5827,14 @@
           </w:tcPr>
           <w:p>
             <w:pPr>
-              <w:spacing w:after="40" w:before="40" w:line="280"/>
-              <w:jc w:val="center"/>
-            </w:pPr>
-            <w:r>
-              <w:rPr>
-                <w:rFonts w:ascii="맑은 고딕" w:cs="맑은 고딕" w:eastAsia="맑은 고딕" w:hAnsi="맑은 고딕"/>
-                <w:sz w:val="19"/>
-                <w:szCs w:val="19"/>
+              <w:spacing w:after="40" w:before="40" w:line="300"/>
+              <w:jc w:val="center"/>
+            </w:pPr>
+            <w:r>
+              <w:rPr>
+                <w:rFonts w:ascii="맑은 고딕" w:cs="맑은 고딕" w:eastAsia="맑은 고딕" w:hAnsi="맑은 고딕"/>
+                <w:sz w:val="21"/>
+                <w:szCs w:val="21"/>
               </w:rPr>
               <w:t xml:space="preserve">3</w:t>
             </w:r>
@@ -5853,13 +5853,13 @@
           </w:tcPr>
           <w:p>
             <w:pPr>
-              <w:spacing w:after="40" w:before="40" w:line="280"/>
-            </w:pPr>
-            <w:r>
-              <w:rPr>
-                <w:rFonts w:ascii="맑은 고딕" w:cs="맑은 고딕" w:eastAsia="맑은 고딕" w:hAnsi="맑은 고딕"/>
-                <w:sz w:val="19"/>
-                <w:szCs w:val="19"/>
+              <w:spacing w:after="40" w:before="40" w:line="300"/>
+            </w:pPr>
+            <w:r>
+              <w:rPr>
+                <w:rFonts w:ascii="맑은 고딕" w:cs="맑은 고딕" w:eastAsia="맑은 고딕" w:hAnsi="맑은 고딕"/>
+                <w:sz w:val="21"/>
+                <w:szCs w:val="21"/>
               </w:rPr>
               <w:t xml:space="preserve">투석 병상이 몇 대이며, 주 3회 스케줄을 즉시 배정할 수 있습니까?</w:t>
             </w:r>
@@ -5878,13 +5878,13 @@
           </w:tcPr>
           <w:p>
             <w:pPr>
-              <w:spacing w:after="40" w:before="40" w:line="280"/>
-            </w:pPr>
-            <w:r>
-              <w:rPr>
-                <w:rFonts w:ascii="맑은 고딕" w:cs="맑은 고딕" w:eastAsia="맑은 고딕" w:hAnsi="맑은 고딕"/>
-                <w:sz w:val="19"/>
-                <w:szCs w:val="19"/>
+              <w:spacing w:after="40" w:before="40" w:line="300"/>
+            </w:pPr>
+            <w:r>
+              <w:rPr>
+                <w:rFonts w:ascii="맑은 고딕" w:cs="맑은 고딕" w:eastAsia="맑은 고딕" w:hAnsi="맑은 고딕"/>
+                <w:sz w:val="21"/>
+                <w:szCs w:val="21"/>
               </w:rPr>
               <w:t xml:space="preserve">대기 발생 여부 확인</w:t>
             </w:r>
@@ -5906,14 +5906,14 @@
           </w:tcPr>
           <w:p>
             <w:pPr>
-              <w:spacing w:after="40" w:before="40" w:line="280"/>
-              <w:jc w:val="center"/>
-            </w:pPr>
-            <w:r>
-              <w:rPr>
-                <w:rFonts w:ascii="맑은 고딕" w:cs="맑은 고딕" w:eastAsia="맑은 고딕" w:hAnsi="맑은 고딕"/>
-                <w:sz w:val="19"/>
-                <w:szCs w:val="19"/>
+              <w:spacing w:after="40" w:before="40" w:line="300"/>
+              <w:jc w:val="center"/>
+            </w:pPr>
+            <w:r>
+              <w:rPr>
+                <w:rFonts w:ascii="맑은 고딕" w:cs="맑은 고딕" w:eastAsia="맑은 고딕" w:hAnsi="맑은 고딕"/>
+                <w:sz w:val="21"/>
+                <w:szCs w:val="21"/>
               </w:rPr>
               <w:t xml:space="preserve">4</w:t>
             </w:r>
@@ -5933,13 +5933,13 @@
           </w:tcPr>
           <w:p>
             <w:pPr>
-              <w:spacing w:after="40" w:before="40" w:line="280"/>
-            </w:pPr>
-            <w:r>
-              <w:rPr>
-                <w:rFonts w:ascii="맑은 고딕" w:cs="맑은 고딕" w:eastAsia="맑은 고딕" w:hAnsi="맑은 고딕"/>
-                <w:sz w:val="19"/>
-                <w:szCs w:val="19"/>
+              <w:spacing w:after="40" w:before="40" w:line="300"/>
+            </w:pPr>
+            <w:r>
+              <w:rPr>
+                <w:rFonts w:ascii="맑은 고딕" w:cs="맑은 고딕" w:eastAsia="맑은 고딕" w:hAnsi="맑은 고딕"/>
+                <w:sz w:val="21"/>
+                <w:szCs w:val="21"/>
               </w:rPr>
               <w:t xml:space="preserve">B형·C형 간염 환자용 격리투석 병상이 있습니까?</w:t>
             </w:r>
@@ -5959,13 +5959,13 @@
           </w:tcPr>
           <w:p>
             <w:pPr>
-              <w:spacing w:after="40" w:before="40" w:line="280"/>
-            </w:pPr>
-            <w:r>
-              <w:rPr>
-                <w:rFonts w:ascii="맑은 고딕" w:cs="맑은 고딕" w:eastAsia="맑은 고딕" w:hAnsi="맑은 고딕"/>
-                <w:sz w:val="19"/>
-                <w:szCs w:val="19"/>
+              <w:spacing w:after="40" w:before="40" w:line="300"/>
+            </w:pPr>
+            <w:r>
+              <w:rPr>
+                <w:rFonts w:ascii="맑은 고딕" w:cs="맑은 고딕" w:eastAsia="맑은 고딕" w:hAnsi="맑은 고딕"/>
+                <w:sz w:val="21"/>
+                <w:szCs w:val="21"/>
               </w:rPr>
               <w:t xml:space="preserve">보유 시 가점</w:t>
             </w:r>
@@ -5986,14 +5986,14 @@
           </w:tcPr>
           <w:p>
             <w:pPr>
-              <w:spacing w:after="40" w:before="40" w:line="280"/>
-              <w:jc w:val="center"/>
-            </w:pPr>
-            <w:r>
-              <w:rPr>
-                <w:rFonts w:ascii="맑은 고딕" w:cs="맑은 고딕" w:eastAsia="맑은 고딕" w:hAnsi="맑은 고딕"/>
-                <w:sz w:val="19"/>
-                <w:szCs w:val="19"/>
+              <w:spacing w:after="40" w:before="40" w:line="300"/>
+              <w:jc w:val="center"/>
+            </w:pPr>
+            <w:r>
+              <w:rPr>
+                <w:rFonts w:ascii="맑은 고딕" w:cs="맑은 고딕" w:eastAsia="맑은 고딕" w:hAnsi="맑은 고딕"/>
+                <w:sz w:val="21"/>
+                <w:szCs w:val="21"/>
               </w:rPr>
               <w:t xml:space="preserve">5</w:t>
             </w:r>
@@ -6012,13 +6012,13 @@
           </w:tcPr>
           <w:p>
             <w:pPr>
-              <w:spacing w:after="40" w:before="40" w:line="280"/>
-            </w:pPr>
-            <w:r>
-              <w:rPr>
-                <w:rFonts w:ascii="맑은 고딕" w:cs="맑은 고딕" w:eastAsia="맑은 고딕" w:hAnsi="맑은 고딕"/>
-                <w:sz w:val="19"/>
-                <w:szCs w:val="19"/>
+              <w:spacing w:after="40" w:before="40" w:line="300"/>
+            </w:pPr>
+            <w:r>
+              <w:rPr>
+                <w:rFonts w:ascii="맑은 고딕" w:cs="맑은 고딕" w:eastAsia="맑은 고딕" w:hAnsi="맑은 고딕"/>
+                <w:sz w:val="21"/>
+                <w:szCs w:val="21"/>
               </w:rPr>
               <w:t xml:space="preserve">투석 중 혈압 저하·쇼크 등 응급상황 대응 체계는? 야간·주말 당직의사가 있습니까?</w:t>
             </w:r>
@@ -6037,13 +6037,13 @@
           </w:tcPr>
           <w:p>
             <w:pPr>
-              <w:spacing w:after="40" w:before="40" w:line="280"/>
-            </w:pPr>
-            <w:r>
-              <w:rPr>
-                <w:rFonts w:ascii="맑은 고딕" w:cs="맑은 고딕" w:eastAsia="맑은 고딕" w:hAnsi="맑은 고딕"/>
-                <w:sz w:val="19"/>
-                <w:szCs w:val="19"/>
+              <w:spacing w:after="40" w:before="40" w:line="300"/>
+            </w:pPr>
+            <w:r>
+              <w:rPr>
+                <w:rFonts w:ascii="맑은 고딕" w:cs="맑은 고딕" w:eastAsia="맑은 고딕" w:hAnsi="맑은 고딕"/>
+                <w:sz w:val="21"/>
+                <w:szCs w:val="21"/>
               </w:rPr>
               <w:t xml:space="preserve">24시간 당직 필수</w:t>
             </w:r>
@@ -6065,14 +6065,14 @@
           </w:tcPr>
           <w:p>
             <w:pPr>
-              <w:spacing w:after="40" w:before="40" w:line="280"/>
-              <w:jc w:val="center"/>
-            </w:pPr>
-            <w:r>
-              <w:rPr>
-                <w:rFonts w:ascii="맑은 고딕" w:cs="맑은 고딕" w:eastAsia="맑은 고딕" w:hAnsi="맑은 고딕"/>
-                <w:sz w:val="19"/>
-                <w:szCs w:val="19"/>
+              <w:spacing w:after="40" w:before="40" w:line="300"/>
+              <w:jc w:val="center"/>
+            </w:pPr>
+            <w:r>
+              <w:rPr>
+                <w:rFonts w:ascii="맑은 고딕" w:cs="맑은 고딕" w:eastAsia="맑은 고딕" w:hAnsi="맑은 고딕"/>
+                <w:sz w:val="21"/>
+                <w:szCs w:val="21"/>
               </w:rPr>
               <w:t xml:space="preserve">6</w:t>
             </w:r>
@@ -6092,13 +6092,13 @@
           </w:tcPr>
           <w:p>
             <w:pPr>
-              <w:spacing w:after="40" w:before="40" w:line="280"/>
-            </w:pPr>
-            <w:r>
-              <w:rPr>
-                <w:rFonts w:ascii="맑은 고딕" w:cs="맑은 고딕" w:eastAsia="맑은 고딕" w:hAnsi="맑은 고딕"/>
-                <w:sz w:val="19"/>
-                <w:szCs w:val="19"/>
+              <w:spacing w:after="40" w:before="40" w:line="300"/>
+            </w:pPr>
+            <w:r>
+              <w:rPr>
+                <w:rFonts w:ascii="맑은 고딕" w:cs="맑은 고딕" w:eastAsia="맑은 고딕" w:hAnsi="맑은 고딕"/>
+                <w:sz w:val="21"/>
+                <w:szCs w:val="21"/>
               </w:rPr>
               <w:t xml:space="preserve">혈관 통로(동정맥루·카테터) 문제 발생 시 협력 상급종합병원이 어디입니까?</w:t>
             </w:r>
@@ -6118,13 +6118,13 @@
           </w:tcPr>
           <w:p>
             <w:pPr>
-              <w:spacing w:after="40" w:before="40" w:line="280"/>
-            </w:pPr>
-            <w:r>
-              <w:rPr>
-                <w:rFonts w:ascii="맑은 고딕" w:cs="맑은 고딕" w:eastAsia="맑은 고딕" w:hAnsi="맑은 고딕"/>
-                <w:sz w:val="19"/>
-                <w:szCs w:val="19"/>
+              <w:spacing w:after="40" w:before="40" w:line="300"/>
+            </w:pPr>
+            <w:r>
+              <w:rPr>
+                <w:rFonts w:ascii="맑은 고딕" w:cs="맑은 고딕" w:eastAsia="맑은 고딕" w:hAnsi="맑은 고딕"/>
+                <w:sz w:val="21"/>
+                <w:szCs w:val="21"/>
               </w:rPr>
               <w:t xml:space="preserve">인근 대학병원 연계 확인</w:t>
             </w:r>
@@ -6143,8 +6143,8 @@
           <w:b/>
           <w:bCs/>
           <w:color w:val="2E5496"/>
-          <w:sz w:val="22"/>
-          <w:szCs w:val="22"/>
+          <w:sz w:val="24"/>
+          <w:szCs w:val="24"/>
         </w:rPr>
         <w:t xml:space="preserve">2. 비용 관련 (반드시 '총액' 기준으로 확인)</w:t>
       </w:r>
@@ -6184,7 +6184,7 @@
           </w:tcPr>
           <w:p>
             <w:pPr>
-              <w:spacing w:after="40" w:before="40" w:line="280"/>
+              <w:spacing w:after="40" w:before="40" w:line="300"/>
               <w:jc w:val="center"/>
             </w:pPr>
             <w:r>
@@ -6193,8 +6193,8 @@
                 <w:b/>
                 <w:bCs/>
                 <w:color w:val="FFFFFF"/>
-                <w:sz w:val="19"/>
-                <w:szCs w:val="19"/>
+                <w:sz w:val="21"/>
+                <w:szCs w:val="21"/>
               </w:rPr>
               <w:t xml:space="preserve">No</w:t>
             </w:r>
@@ -6214,7 +6214,7 @@
           </w:tcPr>
           <w:p>
             <w:pPr>
-              <w:spacing w:after="40" w:before="40" w:line="280"/>
+              <w:spacing w:after="40" w:before="40" w:line="300"/>
               <w:jc w:val="center"/>
             </w:pPr>
             <w:r>
@@ -6223,8 +6223,8 @@
                 <w:b/>
                 <w:bCs/>
                 <w:color w:val="FFFFFF"/>
-                <w:sz w:val="19"/>
-                <w:szCs w:val="19"/>
+                <w:sz w:val="21"/>
+                <w:szCs w:val="21"/>
               </w:rPr>
               <w:t xml:space="preserve">질 문 항 목</w:t>
             </w:r>
@@ -6244,7 +6244,7 @@
           </w:tcPr>
           <w:p>
             <w:pPr>
-              <w:spacing w:after="40" w:before="40" w:line="280"/>
+              <w:spacing w:after="40" w:before="40" w:line="300"/>
               <w:jc w:val="center"/>
             </w:pPr>
             <w:r>
@@ -6253,8 +6253,8 @@
                 <w:b/>
                 <w:bCs/>
                 <w:color w:val="FFFFFF"/>
-                <w:sz w:val="19"/>
-                <w:szCs w:val="19"/>
+                <w:sz w:val="21"/>
+                <w:szCs w:val="21"/>
               </w:rPr>
               <w:t xml:space="preserve">판 단 기 준</w:t>
             </w:r>
@@ -6275,14 +6275,14 @@
           </w:tcPr>
           <w:p>
             <w:pPr>
-              <w:spacing w:after="40" w:before="40" w:line="280"/>
-              <w:jc w:val="center"/>
-            </w:pPr>
-            <w:r>
-              <w:rPr>
-                <w:rFonts w:ascii="맑은 고딕" w:cs="맑은 고딕" w:eastAsia="맑은 고딕" w:hAnsi="맑은 고딕"/>
-                <w:sz w:val="19"/>
-                <w:szCs w:val="19"/>
+              <w:spacing w:after="40" w:before="40" w:line="300"/>
+              <w:jc w:val="center"/>
+            </w:pPr>
+            <w:r>
+              <w:rPr>
+                <w:rFonts w:ascii="맑은 고딕" w:cs="맑은 고딕" w:eastAsia="맑은 고딕" w:hAnsi="맑은 고딕"/>
+                <w:sz w:val="21"/>
+                <w:szCs w:val="21"/>
               </w:rPr>
               <w:t xml:space="preserve">7</w:t>
             </w:r>
@@ -6301,13 +6301,13 @@
           </w:tcPr>
           <w:p>
             <w:pPr>
-              <w:spacing w:after="40" w:before="40" w:line="280"/>
-            </w:pPr>
-            <w:r>
-              <w:rPr>
-                <w:rFonts w:ascii="맑은 고딕" w:cs="맑은 고딕" w:eastAsia="맑은 고딕" w:hAnsi="맑은 고딕"/>
-                <w:sz w:val="19"/>
-                <w:szCs w:val="19"/>
+              <w:spacing w:after="40" w:before="40" w:line="300"/>
+            </w:pPr>
+            <w:r>
+              <w:rPr>
+                <w:rFonts w:ascii="맑은 고딕" w:cs="맑은 고딕" w:eastAsia="맑은 고딕" w:hAnsi="맑은 고딕"/>
+                <w:sz w:val="21"/>
+                <w:szCs w:val="21"/>
               </w:rPr>
               <w:t xml:space="preserve">다인실 기준 월 실부담 총액이 얼마입니까? (진료비·식대·간병비·기저귀 전부 포함)</w:t>
             </w:r>
@@ -6326,15 +6326,15 @@
           </w:tcPr>
           <w:p>
             <w:pPr>
-              <w:spacing w:after="40" w:before="40" w:line="280"/>
-            </w:pPr>
-            <w:r>
-              <w:rPr>
-                <w:rFonts w:ascii="맑은 고딕" w:cs="맑은 고딕" w:eastAsia="맑은 고딕" w:hAnsi="맑은 고딕"/>
-                <w:b/>
-                <w:bCs/>
-                <w:sz w:val="19"/>
-                <w:szCs w:val="19"/>
+              <w:spacing w:after="40" w:before="40" w:line="300"/>
+            </w:pPr>
+            <w:r>
+              <w:rPr>
+                <w:rFonts w:ascii="맑은 고딕" w:cs="맑은 고딕" w:eastAsia="맑은 고딕" w:hAnsi="맑은 고딕"/>
+                <w:b/>
+                <w:bCs/>
+                <w:sz w:val="21"/>
+                <w:szCs w:val="21"/>
               </w:rPr>
               <w:t xml:space="preserve">항목별이 아닌 총액으로</w:t>
             </w:r>
@@ -6356,14 +6356,14 @@
           </w:tcPr>
           <w:p>
             <w:pPr>
-              <w:spacing w:after="40" w:before="40" w:line="280"/>
-              <w:jc w:val="center"/>
-            </w:pPr>
-            <w:r>
-              <w:rPr>
-                <w:rFonts w:ascii="맑은 고딕" w:cs="맑은 고딕" w:eastAsia="맑은 고딕" w:hAnsi="맑은 고딕"/>
-                <w:sz w:val="19"/>
-                <w:szCs w:val="19"/>
+              <w:spacing w:after="40" w:before="40" w:line="300"/>
+              <w:jc w:val="center"/>
+            </w:pPr>
+            <w:r>
+              <w:rPr>
+                <w:rFonts w:ascii="맑은 고딕" w:cs="맑은 고딕" w:eastAsia="맑은 고딕" w:hAnsi="맑은 고딕"/>
+                <w:sz w:val="21"/>
+                <w:szCs w:val="21"/>
               </w:rPr>
               <w:t xml:space="preserve">8</w:t>
             </w:r>
@@ -6383,13 +6383,13 @@
           </w:tcPr>
           <w:p>
             <w:pPr>
-              <w:spacing w:after="40" w:before="40" w:line="280"/>
-            </w:pPr>
-            <w:r>
-              <w:rPr>
-                <w:rFonts w:ascii="맑은 고딕" w:cs="맑은 고딕" w:eastAsia="맑은 고딕" w:hAnsi="맑은 고딕"/>
-                <w:sz w:val="19"/>
-                <w:szCs w:val="19"/>
+              <w:spacing w:after="40" w:before="40" w:line="300"/>
+            </w:pPr>
+            <w:r>
+              <w:rPr>
+                <w:rFonts w:ascii="맑은 고딕" w:cs="맑은 고딕" w:eastAsia="맑은 고딕" w:hAnsi="맑은 고딕"/>
+                <w:sz w:val="21"/>
+                <w:szCs w:val="21"/>
               </w:rPr>
               <w:t xml:space="preserve">간병은 공동간병입니까, 1:1입니까? 간병인 1명이 몇 명을 담당합니까?</w:t>
             </w:r>
@@ -6409,13 +6409,13 @@
           </w:tcPr>
           <w:p>
             <w:pPr>
-              <w:spacing w:after="40" w:before="40" w:line="280"/>
-            </w:pPr>
-            <w:r>
-              <w:rPr>
-                <w:rFonts w:ascii="맑은 고딕" w:cs="맑은 고딕" w:eastAsia="맑은 고딕" w:hAnsi="맑은 고딕"/>
-                <w:sz w:val="19"/>
-                <w:szCs w:val="19"/>
+              <w:spacing w:after="40" w:before="40" w:line="300"/>
+            </w:pPr>
+            <w:r>
+              <w:rPr>
+                <w:rFonts w:ascii="맑은 고딕" w:cs="맑은 고딕" w:eastAsia="맑은 고딕" w:hAnsi="맑은 고딕"/>
+                <w:sz w:val="21"/>
+                <w:szCs w:val="21"/>
               </w:rPr>
               <w:t xml:space="preserve">1인당 6~8명이 통상</w:t>
             </w:r>
@@ -6436,14 +6436,14 @@
           </w:tcPr>
           <w:p>
             <w:pPr>
-              <w:spacing w:after="40" w:before="40" w:line="280"/>
-              <w:jc w:val="center"/>
-            </w:pPr>
-            <w:r>
-              <w:rPr>
-                <w:rFonts w:ascii="맑은 고딕" w:cs="맑은 고딕" w:eastAsia="맑은 고딕" w:hAnsi="맑은 고딕"/>
-                <w:sz w:val="19"/>
-                <w:szCs w:val="19"/>
+              <w:spacing w:after="40" w:before="40" w:line="300"/>
+              <w:jc w:val="center"/>
+            </w:pPr>
+            <w:r>
+              <w:rPr>
+                <w:rFonts w:ascii="맑은 고딕" w:cs="맑은 고딕" w:eastAsia="맑은 고딕" w:hAnsi="맑은 고딕"/>
+                <w:sz w:val="21"/>
+                <w:szCs w:val="21"/>
               </w:rPr>
               <w:t xml:space="preserve">9</w:t>
             </w:r>
@@ -6462,13 +6462,13 @@
           </w:tcPr>
           <w:p>
             <w:pPr>
-              <w:spacing w:after="40" w:before="40" w:line="280"/>
-            </w:pPr>
-            <w:r>
-              <w:rPr>
-                <w:rFonts w:ascii="맑은 고딕" w:cs="맑은 고딕" w:eastAsia="맑은 고딕" w:hAnsi="맑은 고딕"/>
-                <w:sz w:val="19"/>
-                <w:szCs w:val="19"/>
+              <w:spacing w:after="40" w:before="40" w:line="300"/>
+            </w:pPr>
+            <w:r>
+              <w:rPr>
+                <w:rFonts w:ascii="맑은 고딕" w:cs="맑은 고딕" w:eastAsia="맑은 고딕" w:hAnsi="맑은 고딕"/>
+                <w:sz w:val="21"/>
+                <w:szCs w:val="21"/>
               </w:rPr>
               <w:t xml:space="preserve">산정특례(V001)가 적용된 금액입니까?</w:t>
             </w:r>
@@ -6487,13 +6487,13 @@
           </w:tcPr>
           <w:p>
             <w:pPr>
-              <w:spacing w:after="40" w:before="40" w:line="280"/>
-            </w:pPr>
-            <w:r>
-              <w:rPr>
-                <w:rFonts w:ascii="맑은 고딕" w:cs="맑은 고딕" w:eastAsia="맑은 고딕" w:hAnsi="맑은 고딕"/>
-                <w:sz w:val="19"/>
-                <w:szCs w:val="19"/>
+              <w:spacing w:after="40" w:before="40" w:line="300"/>
+            </w:pPr>
+            <w:r>
+              <w:rPr>
+                <w:rFonts w:ascii="맑은 고딕" w:cs="맑은 고딕" w:eastAsia="맑은 고딕" w:hAnsi="맑은 고딕"/>
+                <w:sz w:val="21"/>
+                <w:szCs w:val="21"/>
               </w:rPr>
               <w:t xml:space="preserve">미적용 시 재산정 요청</w:t>
             </w:r>
@@ -6515,14 +6515,14 @@
           </w:tcPr>
           <w:p>
             <w:pPr>
-              <w:spacing w:after="40" w:before="40" w:line="280"/>
-              <w:jc w:val="center"/>
-            </w:pPr>
-            <w:r>
-              <w:rPr>
-                <w:rFonts w:ascii="맑은 고딕" w:cs="맑은 고딕" w:eastAsia="맑은 고딕" w:hAnsi="맑은 고딕"/>
-                <w:sz w:val="19"/>
-                <w:szCs w:val="19"/>
+              <w:spacing w:after="40" w:before="40" w:line="300"/>
+              <w:jc w:val="center"/>
+            </w:pPr>
+            <w:r>
+              <w:rPr>
+                <w:rFonts w:ascii="맑은 고딕" w:cs="맑은 고딕" w:eastAsia="맑은 고딕" w:hAnsi="맑은 고딕"/>
+                <w:sz w:val="21"/>
+                <w:szCs w:val="21"/>
               </w:rPr>
               <w:t xml:space="preserve">10</w:t>
             </w:r>
@@ -6542,13 +6542,13 @@
           </w:tcPr>
           <w:p>
             <w:pPr>
-              <w:spacing w:after="40" w:before="40" w:line="280"/>
-            </w:pPr>
-            <w:r>
-              <w:rPr>
-                <w:rFonts w:ascii="맑은 고딕" w:cs="맑은 고딕" w:eastAsia="맑은 고딕" w:hAnsi="맑은 고딕"/>
-                <w:sz w:val="19"/>
-                <w:szCs w:val="19"/>
+              <w:spacing w:after="40" w:before="40" w:line="300"/>
+            </w:pPr>
+            <w:r>
+              <w:rPr>
+                <w:rFonts w:ascii="맑은 고딕" w:cs="맑은 고딕" w:eastAsia="맑은 고딕" w:hAnsi="맑은 고딕"/>
+                <w:sz w:val="21"/>
+                <w:szCs w:val="21"/>
               </w:rPr>
               <w:t xml:space="preserve">보증금·예치금·선납금이 있습니까? 퇴원 시 전액 반환됩니까?</w:t>
             </w:r>
@@ -6568,13 +6568,13 @@
           </w:tcPr>
           <w:p>
             <w:pPr>
-              <w:spacing w:after="40" w:before="40" w:line="280"/>
-            </w:pPr>
-            <w:r>
-              <w:rPr>
-                <w:rFonts w:ascii="맑은 고딕" w:cs="맑은 고딕" w:eastAsia="맑은 고딕" w:hAnsi="맑은 고딕"/>
-                <w:sz w:val="19"/>
-                <w:szCs w:val="19"/>
+              <w:spacing w:after="40" w:before="40" w:line="300"/>
+            </w:pPr>
+            <w:r>
+              <w:rPr>
+                <w:rFonts w:ascii="맑은 고딕" w:cs="맑은 고딕" w:eastAsia="맑은 고딕" w:hAnsi="맑은 고딕"/>
+                <w:sz w:val="21"/>
+                <w:szCs w:val="21"/>
               </w:rPr>
               <w:t xml:space="preserve">반환 조건 문서 확인</w:t>
             </w:r>
@@ -6595,14 +6595,14 @@
           </w:tcPr>
           <w:p>
             <w:pPr>
-              <w:spacing w:after="40" w:before="40" w:line="280"/>
-              <w:jc w:val="center"/>
-            </w:pPr>
-            <w:r>
-              <w:rPr>
-                <w:rFonts w:ascii="맑은 고딕" w:cs="맑은 고딕" w:eastAsia="맑은 고딕" w:hAnsi="맑은 고딕"/>
-                <w:sz w:val="19"/>
-                <w:szCs w:val="19"/>
+              <w:spacing w:after="40" w:before="40" w:line="300"/>
+              <w:jc w:val="center"/>
+            </w:pPr>
+            <w:r>
+              <w:rPr>
+                <w:rFonts w:ascii="맑은 고딕" w:cs="맑은 고딕" w:eastAsia="맑은 고딕" w:hAnsi="맑은 고딕"/>
+                <w:sz w:val="21"/>
+                <w:szCs w:val="21"/>
               </w:rPr>
               <w:t xml:space="preserve">11</w:t>
             </w:r>
@@ -6621,13 +6621,13 @@
           </w:tcPr>
           <w:p>
             <w:pPr>
-              <w:spacing w:after="40" w:before="40" w:line="280"/>
-            </w:pPr>
-            <w:r>
-              <w:rPr>
-                <w:rFonts w:ascii="맑은 고딕" w:cs="맑은 고딕" w:eastAsia="맑은 고딕" w:hAnsi="맑은 고딕"/>
-                <w:sz w:val="19"/>
-                <w:szCs w:val="19"/>
+              <w:spacing w:after="40" w:before="40" w:line="300"/>
+            </w:pPr>
+            <w:r>
+              <w:rPr>
+                <w:rFonts w:ascii="맑은 고딕" w:cs="맑은 고딕" w:eastAsia="맑은 고딕" w:hAnsi="맑은 고딕"/>
+                <w:sz w:val="21"/>
+                <w:szCs w:val="21"/>
               </w:rPr>
               <w:t xml:space="preserve">투석액·투석막 등 비급여 재료비가 별도 청구됩니까?</w:t>
             </w:r>
@@ -6646,13 +6646,13 @@
           </w:tcPr>
           <w:p>
             <w:pPr>
-              <w:spacing w:after="40" w:before="40" w:line="280"/>
-            </w:pPr>
-            <w:r>
-              <w:rPr>
-                <w:rFonts w:ascii="맑은 고딕" w:cs="맑은 고딕" w:eastAsia="맑은 고딕" w:hAnsi="맑은 고딕"/>
-                <w:sz w:val="19"/>
-                <w:szCs w:val="19"/>
+              <w:spacing w:after="40" w:before="40" w:line="300"/>
+            </w:pPr>
+            <w:r>
+              <w:rPr>
+                <w:rFonts w:ascii="맑은 고딕" w:cs="맑은 고딕" w:eastAsia="맑은 고딕" w:hAnsi="맑은 고딕"/>
+                <w:sz w:val="21"/>
+                <w:szCs w:val="21"/>
               </w:rPr>
               <w:t xml:space="preserve">별도 청구 여부 확인</w:t>
             </w:r>
@@ -6674,14 +6674,14 @@
           </w:tcPr>
           <w:p>
             <w:pPr>
-              <w:spacing w:after="40" w:before="40" w:line="280"/>
-              <w:jc w:val="center"/>
-            </w:pPr>
-            <w:r>
-              <w:rPr>
-                <w:rFonts w:ascii="맑은 고딕" w:cs="맑은 고딕" w:eastAsia="맑은 고딕" w:hAnsi="맑은 고딕"/>
-                <w:sz w:val="19"/>
-                <w:szCs w:val="19"/>
+              <w:spacing w:after="40" w:before="40" w:line="300"/>
+              <w:jc w:val="center"/>
+            </w:pPr>
+            <w:r>
+              <w:rPr>
+                <w:rFonts w:ascii="맑은 고딕" w:cs="맑은 고딕" w:eastAsia="맑은 고딕" w:hAnsi="맑은 고딕"/>
+                <w:sz w:val="21"/>
+                <w:szCs w:val="21"/>
               </w:rPr>
               <w:t xml:space="preserve">12</w:t>
             </w:r>
@@ -6701,13 +6701,13 @@
           </w:tcPr>
           <w:p>
             <w:pPr>
-              <w:spacing w:after="40" w:before="40" w:line="280"/>
-            </w:pPr>
-            <w:r>
-              <w:rPr>
-                <w:rFonts w:ascii="맑은 고딕" w:cs="맑은 고딕" w:eastAsia="맑은 고딕" w:hAnsi="맑은 고딕"/>
-                <w:sz w:val="19"/>
-                <w:szCs w:val="19"/>
+              <w:spacing w:after="40" w:before="40" w:line="300"/>
+            </w:pPr>
+            <w:r>
+              <w:rPr>
+                <w:rFonts w:ascii="맑은 고딕" w:cs="맑은 고딕" w:eastAsia="맑은 고딕" w:hAnsi="맑은 고딕"/>
+                <w:sz w:val="21"/>
+                <w:szCs w:val="21"/>
               </w:rPr>
               <w:t xml:space="preserve">입원 181일 이후, 361일 이후 비용이 인상됩니까?</w:t>
             </w:r>
@@ -6727,13 +6727,13 @@
           </w:tcPr>
           <w:p>
             <w:pPr>
-              <w:spacing w:after="40" w:before="40" w:line="280"/>
-            </w:pPr>
-            <w:r>
-              <w:rPr>
-                <w:rFonts w:ascii="맑은 고딕" w:cs="맑은 고딕" w:eastAsia="맑은 고딕" w:hAnsi="맑은 고딕"/>
-                <w:sz w:val="19"/>
-                <w:szCs w:val="19"/>
+              <w:spacing w:after="40" w:before="40" w:line="300"/>
+            </w:pPr>
+            <w:r>
+              <w:rPr>
+                <w:rFonts w:ascii="맑은 고딕" w:cs="맑은 고딕" w:eastAsia="맑은 고딕" w:hAnsi="맑은 고딕"/>
+                <w:sz w:val="21"/>
+                <w:szCs w:val="21"/>
               </w:rPr>
               <w:t xml:space="preserve">장기입원 수가 변동 확인</w:t>
             </w:r>
@@ -6752,8 +6752,8 @@
           <w:b/>
           <w:bCs/>
           <w:color w:val="2E5496"/>
-          <w:sz w:val="22"/>
-          <w:szCs w:val="22"/>
+          <w:sz w:val="24"/>
+          <w:szCs w:val="24"/>
         </w:rPr>
         <w:t xml:space="preserve">3. 시설·운영 관련</w:t>
       </w:r>
@@ -6793,7 +6793,7 @@
           </w:tcPr>
           <w:p>
             <w:pPr>
-              <w:spacing w:after="40" w:before="40" w:line="280"/>
+              <w:spacing w:after="40" w:before="40" w:line="300"/>
               <w:jc w:val="center"/>
             </w:pPr>
             <w:r>
@@ -6802,8 +6802,8 @@
                 <w:b/>
                 <w:bCs/>
                 <w:color w:val="FFFFFF"/>
-                <w:sz w:val="19"/>
-                <w:szCs w:val="19"/>
+                <w:sz w:val="21"/>
+                <w:szCs w:val="21"/>
               </w:rPr>
               <w:t xml:space="preserve">No</w:t>
             </w:r>
@@ -6823,7 +6823,7 @@
           </w:tcPr>
           <w:p>
             <w:pPr>
-              <w:spacing w:after="40" w:before="40" w:line="280"/>
+              <w:spacing w:after="40" w:before="40" w:line="300"/>
               <w:jc w:val="center"/>
             </w:pPr>
             <w:r>
@@ -6832,8 +6832,8 @@
                 <w:b/>
                 <w:bCs/>
                 <w:color w:val="FFFFFF"/>
-                <w:sz w:val="19"/>
-                <w:szCs w:val="19"/>
+                <w:sz w:val="21"/>
+                <w:szCs w:val="21"/>
               </w:rPr>
               <w:t xml:space="preserve">질 문 항 목</w:t>
             </w:r>
@@ -6853,7 +6853,7 @@
           </w:tcPr>
           <w:p>
             <w:pPr>
-              <w:spacing w:after="40" w:before="40" w:line="280"/>
+              <w:spacing w:after="40" w:before="40" w:line="300"/>
               <w:jc w:val="center"/>
             </w:pPr>
             <w:r>
@@ -6862,8 +6862,8 @@
                 <w:b/>
                 <w:bCs/>
                 <w:color w:val="FFFFFF"/>
-                <w:sz w:val="19"/>
-                <w:szCs w:val="19"/>
+                <w:sz w:val="21"/>
+                <w:szCs w:val="21"/>
               </w:rPr>
               <w:t xml:space="preserve">판 단 기 준</w:t>
             </w:r>
@@ -6884,14 +6884,14 @@
           </w:tcPr>
           <w:p>
             <w:pPr>
-              <w:spacing w:after="40" w:before="40" w:line="280"/>
-              <w:jc w:val="center"/>
-            </w:pPr>
-            <w:r>
-              <w:rPr>
-                <w:rFonts w:ascii="맑은 고딕" w:cs="맑은 고딕" w:eastAsia="맑은 고딕" w:hAnsi="맑은 고딕"/>
-                <w:sz w:val="19"/>
-                <w:szCs w:val="19"/>
+              <w:spacing w:after="40" w:before="40" w:line="300"/>
+              <w:jc w:val="center"/>
+            </w:pPr>
+            <w:r>
+              <w:rPr>
+                <w:rFonts w:ascii="맑은 고딕" w:cs="맑은 고딕" w:eastAsia="맑은 고딕" w:hAnsi="맑은 고딕"/>
+                <w:sz w:val="21"/>
+                <w:szCs w:val="21"/>
               </w:rPr>
               <w:t xml:space="preserve">13</w:t>
             </w:r>
@@ -6910,13 +6910,13 @@
           </w:tcPr>
           <w:p>
             <w:pPr>
-              <w:spacing w:after="40" w:before="40" w:line="280"/>
-            </w:pPr>
-            <w:r>
-              <w:rPr>
-                <w:rFonts w:ascii="맑은 고딕" w:cs="맑은 고딕" w:eastAsia="맑은 고딕" w:hAnsi="맑은 고딕"/>
-                <w:sz w:val="19"/>
-                <w:szCs w:val="19"/>
+              <w:spacing w:after="40" w:before="40" w:line="300"/>
+            </w:pPr>
+            <w:r>
+              <w:rPr>
+                <w:rFonts w:ascii="맑은 고딕" w:cs="맑은 고딕" w:eastAsia="맑은 고딕" w:hAnsi="맑은 고딕"/>
+                <w:sz w:val="21"/>
+                <w:szCs w:val="21"/>
               </w:rPr>
               <w:t xml:space="preserve">의사 몇 명, 간호사 몇 명이며 야간 간호인력은 몇 명입니까?</w:t>
             </w:r>
@@ -6935,13 +6935,13 @@
           </w:tcPr>
           <w:p>
             <w:pPr>
-              <w:spacing w:after="40" w:before="40" w:line="280"/>
-            </w:pPr>
-            <w:r>
-              <w:rPr>
-                <w:rFonts w:ascii="맑은 고딕" w:cs="맑은 고딕" w:eastAsia="맑은 고딕" w:hAnsi="맑은 고딕"/>
-                <w:sz w:val="19"/>
-                <w:szCs w:val="19"/>
+              <w:spacing w:after="40" w:before="40" w:line="300"/>
+            </w:pPr>
+            <w:r>
+              <w:rPr>
+                <w:rFonts w:ascii="맑은 고딕" w:cs="맑은 고딕" w:eastAsia="맑은 고딕" w:hAnsi="맑은 고딕"/>
+                <w:sz w:val="21"/>
+                <w:szCs w:val="21"/>
               </w:rPr>
               <w:t xml:space="preserve">법정 기준 충족 여부</w:t>
             </w:r>
@@ -6963,14 +6963,14 @@
           </w:tcPr>
           <w:p>
             <w:pPr>
-              <w:spacing w:after="40" w:before="40" w:line="280"/>
-              <w:jc w:val="center"/>
-            </w:pPr>
-            <w:r>
-              <w:rPr>
-                <w:rFonts w:ascii="맑은 고딕" w:cs="맑은 고딕" w:eastAsia="맑은 고딕" w:hAnsi="맑은 고딕"/>
-                <w:sz w:val="19"/>
-                <w:szCs w:val="19"/>
+              <w:spacing w:after="40" w:before="40" w:line="300"/>
+              <w:jc w:val="center"/>
+            </w:pPr>
+            <w:r>
+              <w:rPr>
+                <w:rFonts w:ascii="맑은 고딕" w:cs="맑은 고딕" w:eastAsia="맑은 고딕" w:hAnsi="맑은 고딕"/>
+                <w:sz w:val="21"/>
+                <w:szCs w:val="21"/>
               </w:rPr>
               <w:t xml:space="preserve">14</w:t>
             </w:r>
@@ -6990,13 +6990,13 @@
           </w:tcPr>
           <w:p>
             <w:pPr>
-              <w:spacing w:after="40" w:before="40" w:line="280"/>
-            </w:pPr>
-            <w:r>
-              <w:rPr>
-                <w:rFonts w:ascii="맑은 고딕" w:cs="맑은 고딕" w:eastAsia="맑은 고딕" w:hAnsi="맑은 고딕"/>
-                <w:sz w:val="19"/>
-                <w:szCs w:val="19"/>
+              <w:spacing w:after="40" w:before="40" w:line="300"/>
+            </w:pPr>
+            <w:r>
+              <w:rPr>
+                <w:rFonts w:ascii="맑은 고딕" w:cs="맑은 고딕" w:eastAsia="맑은 고딕" w:hAnsi="맑은 고딕"/>
+                <w:sz w:val="21"/>
+                <w:szCs w:val="21"/>
               </w:rPr>
               <w:t xml:space="preserve">면회 규정은 어떻게 됩니까? 요일·시간 제한이 있습니까?</w:t>
             </w:r>
@@ -7016,13 +7016,13 @@
           </w:tcPr>
           <w:p>
             <w:pPr>
-              <w:spacing w:after="40" w:before="40" w:line="280"/>
-            </w:pPr>
-            <w:r>
-              <w:rPr>
-                <w:rFonts w:ascii="맑은 고딕" w:cs="맑은 고딕" w:eastAsia="맑은 고딕" w:hAnsi="맑은 고딕"/>
-                <w:sz w:val="19"/>
-                <w:szCs w:val="19"/>
+              <w:spacing w:after="40" w:before="40" w:line="300"/>
+            </w:pPr>
+            <w:r>
+              <w:rPr>
+                <w:rFonts w:ascii="맑은 고딕" w:cs="맑은 고딕" w:eastAsia="맑은 고딕" w:hAnsi="맑은 고딕"/>
+                <w:sz w:val="21"/>
+                <w:szCs w:val="21"/>
               </w:rPr>
               <w:t xml:space="preserve">가족 방문 가능 시간대</w:t>
             </w:r>
@@ -7043,14 +7043,14 @@
           </w:tcPr>
           <w:p>
             <w:pPr>
-              <w:spacing w:after="40" w:before="40" w:line="280"/>
-              <w:jc w:val="center"/>
-            </w:pPr>
-            <w:r>
-              <w:rPr>
-                <w:rFonts w:ascii="맑은 고딕" w:cs="맑은 고딕" w:eastAsia="맑은 고딕" w:hAnsi="맑은 고딕"/>
-                <w:sz w:val="19"/>
-                <w:szCs w:val="19"/>
+              <w:spacing w:after="40" w:before="40" w:line="300"/>
+              <w:jc w:val="center"/>
+            </w:pPr>
+            <w:r>
+              <w:rPr>
+                <w:rFonts w:ascii="맑은 고딕" w:cs="맑은 고딕" w:eastAsia="맑은 고딕" w:hAnsi="맑은 고딕"/>
+                <w:sz w:val="21"/>
+                <w:szCs w:val="21"/>
               </w:rPr>
               <w:t xml:space="preserve">15</w:t>
             </w:r>
@@ -7069,13 +7069,13 @@
           </w:tcPr>
           <w:p>
             <w:pPr>
-              <w:spacing w:after="40" w:before="40" w:line="280"/>
-            </w:pPr>
-            <w:r>
-              <w:rPr>
-                <w:rFonts w:ascii="맑은 고딕" w:cs="맑은 고딕" w:eastAsia="맑은 고딕" w:hAnsi="맑은 고딕"/>
-                <w:sz w:val="19"/>
-                <w:szCs w:val="19"/>
+              <w:spacing w:after="40" w:before="40" w:line="300"/>
+            </w:pPr>
+            <w:r>
+              <w:rPr>
+                <w:rFonts w:ascii="맑은 고딕" w:cs="맑은 고딕" w:eastAsia="맑은 고딕" w:hAnsi="맑은 고딕"/>
+                <w:sz w:val="21"/>
+                <w:szCs w:val="21"/>
               </w:rPr>
               <w:t xml:space="preserve">최근 심평원 요양병원 적정성평가 등급이 몇 등급입니까?</w:t>
             </w:r>
@@ -7094,14 +7094,14 @@
           </w:tcPr>
           <w:p>
             <w:pPr>
-              <w:spacing w:after="40" w:before="40" w:line="280"/>
+              <w:spacing w:after="40" w:before="40" w:line="300"/>
             </w:pPr>
             <w:r>
               <w:rPr>
                 <w:rFonts w:ascii="맑은 고딕" w:cs="맑은 고딕" w:eastAsia="맑은 고딕" w:hAnsi="맑은 고딕"/>
                 <w:color w:val="C00000"/>
-                <w:sz w:val="19"/>
-                <w:szCs w:val="19"/>
+                <w:sz w:val="21"/>
+                <w:szCs w:val="21"/>
               </w:rPr>
               <w:t xml:space="preserve">1등급이면 즉답함. 얼버무리면 낮은 등급</w:t>
             </w:r>
@@ -7123,14 +7123,14 @@
           </w:tcPr>
           <w:p>
             <w:pPr>
-              <w:spacing w:after="40" w:before="40" w:line="280"/>
-              <w:jc w:val="center"/>
-            </w:pPr>
-            <w:r>
-              <w:rPr>
-                <w:rFonts w:ascii="맑은 고딕" w:cs="맑은 고딕" w:eastAsia="맑은 고딕" w:hAnsi="맑은 고딕"/>
-                <w:sz w:val="19"/>
-                <w:szCs w:val="19"/>
+              <w:spacing w:after="40" w:before="40" w:line="300"/>
+              <w:jc w:val="center"/>
+            </w:pPr>
+            <w:r>
+              <w:rPr>
+                <w:rFonts w:ascii="맑은 고딕" w:cs="맑은 고딕" w:eastAsia="맑은 고딕" w:hAnsi="맑은 고딕"/>
+                <w:sz w:val="21"/>
+                <w:szCs w:val="21"/>
               </w:rPr>
               <w:t xml:space="preserve">16</w:t>
             </w:r>
@@ -7150,13 +7150,13 @@
           </w:tcPr>
           <w:p>
             <w:pPr>
-              <w:spacing w:after="40" w:before="40" w:line="280"/>
-            </w:pPr>
-            <w:r>
-              <w:rPr>
-                <w:rFonts w:ascii="맑은 고딕" w:cs="맑은 고딕" w:eastAsia="맑은 고딕" w:hAnsi="맑은 고딕"/>
-                <w:sz w:val="19"/>
-                <w:szCs w:val="19"/>
+              <w:spacing w:after="40" w:before="40" w:line="300"/>
+            </w:pPr>
+            <w:r>
+              <w:rPr>
+                <w:rFonts w:ascii="맑은 고딕" w:cs="맑은 고딕" w:eastAsia="맑은 고딕" w:hAnsi="맑은 고딕"/>
+                <w:sz w:val="21"/>
+                <w:szCs w:val="21"/>
               </w:rPr>
               <w:t xml:space="preserve">신체억제대 사용 정책은 어떻게 됩니까?</w:t>
             </w:r>
@@ -7176,13 +7176,13 @@
           </w:tcPr>
           <w:p>
             <w:pPr>
-              <w:spacing w:after="40" w:before="40" w:line="280"/>
-            </w:pPr>
-            <w:r>
-              <w:rPr>
-                <w:rFonts w:ascii="맑은 고딕" w:cs="맑은 고딕" w:eastAsia="맑은 고딕" w:hAnsi="맑은 고딕"/>
-                <w:sz w:val="19"/>
-                <w:szCs w:val="19"/>
+              <w:spacing w:after="40" w:before="40" w:line="300"/>
+            </w:pPr>
+            <w:r>
+              <w:rPr>
+                <w:rFonts w:ascii="맑은 고딕" w:cs="맑은 고딕" w:eastAsia="맑은 고딕" w:hAnsi="맑은 고딕"/>
+                <w:sz w:val="21"/>
+                <w:szCs w:val="21"/>
               </w:rPr>
               <w:t xml:space="preserve">사용 최소화 원칙 확인</w:t>
             </w:r>
@@ -7204,7 +7204,7 @@
           <w:right w:val="single" w:color="E8A33D" w:sz="4" w:space="6"/>
         </w:pBdr>
         <w:shd w:fill="FFF4E6" w:val="clear"/>
-        <w:spacing w:after="160" w:before="120" w:line="300"/>
+        <w:spacing w:after="160" w:before="120" w:line="330"/>
       </w:pPr>
       <w:r>
         <w:rPr>
@@ -7249,8 +7249,8 @@
           <w:b/>
           <w:bCs/>
           <w:color w:val="1F3864"/>
-          <w:sz w:val="26"/>
-          <w:szCs w:val="26"/>
+          <w:sz w:val="28"/>
+          <w:szCs w:val="28"/>
         </w:rPr>
         <w:t xml:space="preserve">Ⅸ. 유의 사항</w:t>
       </w:r>
@@ -7262,13 +7262,13 @@
           <w:ilvl w:val="0"/>
           <w:numId w:val="2"/>
         </w:numPr>
-        <w:spacing w:after="60" w:line="290"/>
+        <w:spacing w:after="60" w:line="320"/>
       </w:pPr>
       <w:r>
         <w:rPr>
           <w:rFonts w:ascii="맑은 고딕" w:cs="맑은 고딕" w:eastAsia="맑은 고딕" w:hAnsi="맑은 고딕"/>
-          <w:sz w:val="20"/>
-          <w:szCs w:val="20"/>
+          <w:sz w:val="22"/>
+          <w:szCs w:val="22"/>
         </w:rPr>
         <w:t xml:space="preserve">본 보고서의 병원 명단 및 금액은 2026년 8월 기준 공개 자료를 조사·정리한 것으로, 실제 투석실 운영 여부·병상 여유·월 부담액은 각 병원에 직접 확인하여야 함.</w:t>
       </w:r>
@@ -7280,13 +7280,13 @@
           <w:ilvl w:val="0"/>
           <w:numId w:val="2"/>
         </w:numPr>
-        <w:spacing w:after="60" w:line="290"/>
+        <w:spacing w:after="60" w:line="320"/>
       </w:pPr>
       <w:r>
         <w:rPr>
           <w:rFonts w:ascii="맑은 고딕" w:cs="맑은 고딕" w:eastAsia="맑은 고딕" w:hAnsi="맑은 고딕"/>
-          <w:sz w:val="20"/>
-          <w:szCs w:val="20"/>
+          <w:sz w:val="22"/>
+          <w:szCs w:val="22"/>
         </w:rPr>
         <w:t xml:space="preserve">요양병원 월 비용은 간병 형태(공동간병 / 1:1)와 병실 등급에 따라 편차가 크므로, 반드시 '월 실부담 총액'으로 견적을 받을 것.</w:t>
       </w:r>
@@ -7298,13 +7298,13 @@
           <w:ilvl w:val="0"/>
           <w:numId w:val="2"/>
         </w:numPr>
-        <w:spacing w:after="60" w:line="290"/>
+        <w:spacing w:after="60" w:line="320"/>
       </w:pPr>
       <w:r>
         <w:rPr>
           <w:rFonts w:ascii="맑은 고딕" w:cs="맑은 고딕" w:eastAsia="맑은 고딕" w:hAnsi="맑은 고딕"/>
-          <w:sz w:val="20"/>
-          <w:szCs w:val="20"/>
+          <w:sz w:val="22"/>
+          <w:szCs w:val="22"/>
         </w:rPr>
         <w:t xml:space="preserve">장기요양등급 신청은 요양병원 입원과 병행 가능하며, 의사소견서 제출 기한(통보일로부터 30일) 경과 시 신청이 취소되므로 기한 관리에 유의할 것.</w:t>
       </w:r>
@@ -7316,13 +7316,13 @@
           <w:ilvl w:val="0"/>
           <w:numId w:val="2"/>
         </w:numPr>
-        <w:spacing w:after="60" w:line="290"/>
+        <w:spacing w:after="60" w:line="320"/>
       </w:pPr>
       <w:r>
         <w:rPr>
           <w:rFonts w:ascii="맑은 고딕" w:cs="맑은 고딕" w:eastAsia="맑은 고딕" w:hAnsi="맑은 고딕"/>
-          <w:sz w:val="20"/>
-          <w:szCs w:val="20"/>
+          <w:sz w:val="22"/>
+          <w:szCs w:val="22"/>
         </w:rPr>
         <w:t xml:space="preserve">산정특례(V001) 등록 여부에 따라 월 수십만 원의 차이가 발생하므로 최우선으로 확인할 것.</w:t>
       </w:r>
@@ -7341,8 +7341,8 @@
           <w:b/>
           <w:bCs/>
           <w:color w:val="1F3864"/>
-          <w:sz w:val="26"/>
-          <w:szCs w:val="26"/>
+          <w:sz w:val="28"/>
+          <w:szCs w:val="28"/>
         </w:rPr>
         <w:t xml:space="preserve">붙임. 참고 자료</w:t>
       </w:r>
@@ -7382,7 +7382,7 @@
           </w:tcPr>
           <w:p>
             <w:pPr>
-              <w:spacing w:after="40" w:before="40" w:line="280"/>
+              <w:spacing w:after="40" w:before="40" w:line="300"/>
               <w:jc w:val="center"/>
             </w:pPr>
             <w:r>
@@ -7391,8 +7391,8 @@
                 <w:b/>
                 <w:bCs/>
                 <w:color w:val="FFFFFF"/>
-                <w:sz w:val="19"/>
-                <w:szCs w:val="19"/>
+                <w:sz w:val="21"/>
+                <w:szCs w:val="21"/>
               </w:rPr>
               <w:t xml:space="preserve">출 처</w:t>
             </w:r>
@@ -7412,7 +7412,7 @@
           </w:tcPr>
           <w:p>
             <w:pPr>
-              <w:spacing w:after="40" w:before="40" w:line="280"/>
+              <w:spacing w:after="40" w:before="40" w:line="300"/>
               <w:jc w:val="center"/>
             </w:pPr>
             <w:r>
@@ -7421,8 +7421,8 @@
                 <w:b/>
                 <w:bCs/>
                 <w:color w:val="FFFFFF"/>
-                <w:sz w:val="19"/>
-                <w:szCs w:val="19"/>
+                <w:sz w:val="21"/>
+                <w:szCs w:val="21"/>
               </w:rPr>
               <w:t xml:space="preserve">자 료 명</w:t>
             </w:r>
@@ -7442,7 +7442,7 @@
           </w:tcPr>
           <w:p>
             <w:pPr>
-              <w:spacing w:after="40" w:before="40" w:line="280"/>
+              <w:spacing w:after="40" w:before="40" w:line="300"/>
               <w:jc w:val="center"/>
             </w:pPr>
             <w:r>
@@ -7451,8 +7451,8 @@
                 <w:b/>
                 <w:bCs/>
                 <w:color w:val="FFFFFF"/>
-                <w:sz w:val="19"/>
-                <w:szCs w:val="19"/>
+                <w:sz w:val="21"/>
+                <w:szCs w:val="21"/>
               </w:rPr>
               <w:t xml:space="preserve">주 소</w:t>
             </w:r>
@@ -7473,15 +7473,15 @@
           </w:tcPr>
           <w:p>
             <w:pPr>
-              <w:spacing w:after="40" w:before="40" w:line="280"/>
-            </w:pPr>
-            <w:r>
-              <w:rPr>
-                <w:rFonts w:ascii="맑은 고딕" w:cs="맑은 고딕" w:eastAsia="맑은 고딕" w:hAnsi="맑은 고딕"/>
-                <w:b/>
-                <w:bCs/>
-                <w:sz w:val="19"/>
-                <w:szCs w:val="19"/>
+              <w:spacing w:after="40" w:before="40" w:line="300"/>
+            </w:pPr>
+            <w:r>
+              <w:rPr>
+                <w:rFonts w:ascii="맑은 고딕" w:cs="맑은 고딕" w:eastAsia="맑은 고딕" w:hAnsi="맑은 고딕"/>
+                <w:b/>
+                <w:bCs/>
+                <w:sz w:val="21"/>
+                <w:szCs w:val="21"/>
               </w:rPr>
               <w:t xml:space="preserve">국민건강보험공단</w:t>
             </w:r>
@@ -7500,15 +7500,15 @@
           </w:tcPr>
           <w:p>
             <w:pPr>
-              <w:spacing w:after="40" w:before="40" w:line="280"/>
+              <w:spacing w:after="40" w:before="40" w:line="300"/>
             </w:pPr>
             <w:r>
               <w:rPr>
                 <w:rFonts w:ascii="맑은 고딕" w:cs="맑은 고딕" w:eastAsia="맑은 고딕" w:hAnsi="맑은 고딕"/>
                 <w:b w:val="false"/>
                 <w:bCs w:val="false"/>
-                <w:sz w:val="19"/>
-                <w:szCs w:val="19"/>
+                <w:sz w:val="21"/>
+                <w:szCs w:val="21"/>
               </w:rPr>
               <w:t xml:space="preserve">건강보험 혜택 만성콩팥병 환자, 건강보험 산정특례제도</w:t>
             </w:r>
@@ -7527,15 +7527,15 @@
           </w:tcPr>
           <w:p>
             <w:pPr>
-              <w:spacing w:after="40" w:before="40" w:line="280"/>
+              <w:spacing w:after="40" w:before="40" w:line="300"/>
             </w:pPr>
             <w:r>
               <w:rPr>
                 <w:rFonts w:ascii="맑은 고딕" w:cs="맑은 고딕" w:eastAsia="맑은 고딕" w:hAnsi="맑은 고딕"/>
                 <w:b w:val="false"/>
                 <w:bCs w:val="false"/>
-                <w:sz w:val="19"/>
-                <w:szCs w:val="19"/>
+                <w:sz w:val="21"/>
+                <w:szCs w:val="21"/>
               </w:rPr>
               <w:t xml:space="preserve">www.nhis.or.kr</w:t>
             </w:r>
@@ -7557,15 +7557,15 @@
           </w:tcPr>
           <w:p>
             <w:pPr>
-              <w:spacing w:after="40" w:before="40" w:line="280"/>
-            </w:pPr>
-            <w:r>
-              <w:rPr>
-                <w:rFonts w:ascii="맑은 고딕" w:cs="맑은 고딕" w:eastAsia="맑은 고딕" w:hAnsi="맑은 고딕"/>
-                <w:b/>
-                <w:bCs/>
-                <w:sz w:val="19"/>
-                <w:szCs w:val="19"/>
+              <w:spacing w:after="40" w:before="40" w:line="300"/>
+            </w:pPr>
+            <w:r>
+              <w:rPr>
+                <w:rFonts w:ascii="맑은 고딕" w:cs="맑은 고딕" w:eastAsia="맑은 고딕" w:hAnsi="맑은 고딕"/>
+                <w:b/>
+                <w:bCs/>
+                <w:sz w:val="21"/>
+                <w:szCs w:val="21"/>
               </w:rPr>
               <w:t xml:space="preserve">건강보험심사평가원</w:t>
             </w:r>
@@ -7585,15 +7585,15 @@
           </w:tcPr>
           <w:p>
             <w:pPr>
-              <w:spacing w:after="40" w:before="40" w:line="280"/>
+              <w:spacing w:after="40" w:before="40" w:line="300"/>
             </w:pPr>
             <w:r>
               <w:rPr>
                 <w:rFonts w:ascii="맑은 고딕" w:cs="맑은 고딕" w:eastAsia="맑은 고딕" w:hAnsi="맑은 고딕"/>
                 <w:b w:val="false"/>
                 <w:bCs w:val="false"/>
-                <w:sz w:val="19"/>
-                <w:szCs w:val="19"/>
+                <w:sz w:val="21"/>
+                <w:szCs w:val="21"/>
               </w:rPr>
               <w:t xml:space="preserve">2023년 요양병원 적정성 평가결과 공개 / 희귀난치성질환자 산정특례 대상</w:t>
             </w:r>
@@ -7613,15 +7613,15 @@
           </w:tcPr>
           <w:p>
             <w:pPr>
-              <w:spacing w:after="40" w:before="40" w:line="280"/>
+              <w:spacing w:after="40" w:before="40" w:line="300"/>
             </w:pPr>
             <w:r>
               <w:rPr>
                 <w:rFonts w:ascii="맑은 고딕" w:cs="맑은 고딕" w:eastAsia="맑은 고딕" w:hAnsi="맑은 고딕"/>
                 <w:b w:val="false"/>
                 <w:bCs w:val="false"/>
-                <w:sz w:val="19"/>
-                <w:szCs w:val="19"/>
+                <w:sz w:val="21"/>
+                <w:szCs w:val="21"/>
               </w:rPr>
               <w:t xml:space="preserve">www.hira.or.kr</w:t>
             </w:r>
@@ -7642,15 +7642,15 @@
           </w:tcPr>
           <w:p>
             <w:pPr>
-              <w:spacing w:after="40" w:before="40" w:line="280"/>
-            </w:pPr>
-            <w:r>
-              <w:rPr>
-                <w:rFonts w:ascii="맑은 고딕" w:cs="맑은 고딕" w:eastAsia="맑은 고딕" w:hAnsi="맑은 고딕"/>
-                <w:b/>
-                <w:bCs/>
-                <w:sz w:val="19"/>
-                <w:szCs w:val="19"/>
+              <w:spacing w:after="40" w:before="40" w:line="300"/>
+            </w:pPr>
+            <w:r>
+              <w:rPr>
+                <w:rFonts w:ascii="맑은 고딕" w:cs="맑은 고딕" w:eastAsia="맑은 고딕" w:hAnsi="맑은 고딕"/>
+                <w:b/>
+                <w:bCs/>
+                <w:sz w:val="21"/>
+                <w:szCs w:val="21"/>
               </w:rPr>
               <w:t xml:space="preserve">건강보험심사평가원</w:t>
             </w:r>
@@ -7669,15 +7669,15 @@
           </w:tcPr>
           <w:p>
             <w:pPr>
-              <w:spacing w:after="40" w:before="40" w:line="280"/>
+              <w:spacing w:after="40" w:before="40" w:line="300"/>
             </w:pPr>
             <w:r>
               <w:rPr>
                 <w:rFonts w:ascii="맑은 고딕" w:cs="맑은 고딕" w:eastAsia="맑은 고딕" w:hAnsi="맑은 고딕"/>
                 <w:b w:val="false"/>
                 <w:bCs w:val="false"/>
-                <w:sz w:val="19"/>
-                <w:szCs w:val="19"/>
+                <w:sz w:val="21"/>
+                <w:szCs w:val="21"/>
               </w:rPr>
               <w:t xml:space="preserve">병원평가통합포털</w:t>
             </w:r>
@@ -7696,15 +7696,15 @@
           </w:tcPr>
           <w:p>
             <w:pPr>
-              <w:spacing w:after="40" w:before="40" w:line="280"/>
+              <w:spacing w:after="40" w:before="40" w:line="300"/>
             </w:pPr>
             <w:r>
               <w:rPr>
                 <w:rFonts w:ascii="맑은 고딕" w:cs="맑은 고딕" w:eastAsia="맑은 고딕" w:hAnsi="맑은 고딕"/>
                 <w:b w:val="false"/>
                 <w:bCs w:val="false"/>
-                <w:sz w:val="19"/>
-                <w:szCs w:val="19"/>
+                <w:sz w:val="21"/>
+                <w:szCs w:val="21"/>
               </w:rPr>
               <w:t xml:space="preserve">khqa.kr</w:t>
             </w:r>
@@ -7726,15 +7726,15 @@
           </w:tcPr>
           <w:p>
             <w:pPr>
-              <w:spacing w:after="40" w:before="40" w:line="280"/>
-            </w:pPr>
-            <w:r>
-              <w:rPr>
-                <w:rFonts w:ascii="맑은 고딕" w:cs="맑은 고딕" w:eastAsia="맑은 고딕" w:hAnsi="맑은 고딕"/>
-                <w:b/>
-                <w:bCs/>
-                <w:sz w:val="19"/>
-                <w:szCs w:val="19"/>
+              <w:spacing w:after="40" w:before="40" w:line="300"/>
+            </w:pPr>
+            <w:r>
+              <w:rPr>
+                <w:rFonts w:ascii="맑은 고딕" w:cs="맑은 고딕" w:eastAsia="맑은 고딕" w:hAnsi="맑은 고딕"/>
+                <w:b/>
+                <w:bCs/>
+                <w:sz w:val="21"/>
+                <w:szCs w:val="21"/>
               </w:rPr>
               <w:t xml:space="preserve">국민건강보험공단</w:t>
             </w:r>
@@ -7754,15 +7754,15 @@
           </w:tcPr>
           <w:p>
             <w:pPr>
-              <w:spacing w:after="40" w:before="40" w:line="280"/>
+              <w:spacing w:after="40" w:before="40" w:line="300"/>
             </w:pPr>
             <w:r>
               <w:rPr>
                 <w:rFonts w:ascii="맑은 고딕" w:cs="맑은 고딕" w:eastAsia="맑은 고딕" w:hAnsi="맑은 고딕"/>
                 <w:b w:val="false"/>
                 <w:bCs w:val="false"/>
-                <w:sz w:val="19"/>
-                <w:szCs w:val="19"/>
+                <w:sz w:val="21"/>
+                <w:szCs w:val="21"/>
               </w:rPr>
               <w:t xml:space="preserve">노인장기요양보험 — 장기요양기관 찾기</w:t>
             </w:r>
@@ -7782,15 +7782,15 @@
           </w:tcPr>
           <w:p>
             <w:pPr>
-              <w:spacing w:after="40" w:before="40" w:line="280"/>
+              <w:spacing w:after="40" w:before="40" w:line="300"/>
             </w:pPr>
             <w:r>
               <w:rPr>
                 <w:rFonts w:ascii="맑은 고딕" w:cs="맑은 고딕" w:eastAsia="맑은 고딕" w:hAnsi="맑은 고딕"/>
                 <w:b w:val="false"/>
                 <w:bCs w:val="false"/>
-                <w:sz w:val="19"/>
-                <w:szCs w:val="19"/>
+                <w:sz w:val="21"/>
+                <w:szCs w:val="21"/>
               </w:rPr>
               <w:t xml:space="preserve">www.longtermcare.or.kr</w:t>
             </w:r>
@@ -7811,15 +7811,15 @@
           </w:tcPr>
           <w:p>
             <w:pPr>
-              <w:spacing w:after="40" w:before="40" w:line="280"/>
-            </w:pPr>
-            <w:r>
-              <w:rPr>
-                <w:rFonts w:ascii="맑은 고딕" w:cs="맑은 고딕" w:eastAsia="맑은 고딕" w:hAnsi="맑은 고딕"/>
-                <w:b/>
-                <w:bCs/>
-                <w:sz w:val="19"/>
-                <w:szCs w:val="19"/>
+              <w:spacing w:after="40" w:before="40" w:line="300"/>
+            </w:pPr>
+            <w:r>
+              <w:rPr>
+                <w:rFonts w:ascii="맑은 고딕" w:cs="맑은 고딕" w:eastAsia="맑은 고딕" w:hAnsi="맑은 고딕"/>
+                <w:b/>
+                <w:bCs/>
+                <w:sz w:val="21"/>
+                <w:szCs w:val="21"/>
               </w:rPr>
               <w:t xml:space="preserve">대한신장학회</w:t>
             </w:r>
@@ -7838,15 +7838,15 @@
           </w:tcPr>
           <w:p>
             <w:pPr>
-              <w:spacing w:after="40" w:before="40" w:line="280"/>
+              <w:spacing w:after="40" w:before="40" w:line="300"/>
             </w:pPr>
             <w:r>
               <w:rPr>
                 <w:rFonts w:ascii="맑은 고딕" w:cs="맑은 고딕" w:eastAsia="맑은 고딕" w:hAnsi="맑은 고딕"/>
                 <w:b w:val="false"/>
                 <w:bCs w:val="false"/>
-                <w:sz w:val="19"/>
-                <w:szCs w:val="19"/>
+                <w:sz w:val="21"/>
+                <w:szCs w:val="21"/>
               </w:rPr>
               <w:t xml:space="preserve">KORDS 투석전문의 / 인공신장실 찾기</w:t>
             </w:r>
@@ -7865,15 +7865,15 @@
           </w:tcPr>
           <w:p>
             <w:pPr>
-              <w:spacing w:after="40" w:before="40" w:line="280"/>
+              <w:spacing w:after="40" w:before="40" w:line="300"/>
             </w:pPr>
             <w:r>
               <w:rPr>
                 <w:rFonts w:ascii="맑은 고딕" w:cs="맑은 고딕" w:eastAsia="맑은 고딕" w:hAnsi="맑은 고딕"/>
                 <w:b w:val="false"/>
                 <w:bCs w:val="false"/>
-                <w:sz w:val="19"/>
-                <w:szCs w:val="19"/>
+                <w:sz w:val="21"/>
+                <w:szCs w:val="21"/>
               </w:rPr>
               <w:t xml:space="preserve">www.kords-ksn.co.kr</w:t>
             </w:r>
@@ -7895,15 +7895,15 @@
           </w:tcPr>
           <w:p>
             <w:pPr>
-              <w:spacing w:after="40" w:before="40" w:line="280"/>
-            </w:pPr>
-            <w:r>
-              <w:rPr>
-                <w:rFonts w:ascii="맑은 고딕" w:cs="맑은 고딕" w:eastAsia="맑은 고딕" w:hAnsi="맑은 고딕"/>
-                <w:b/>
-                <w:bCs/>
-                <w:sz w:val="19"/>
-                <w:szCs w:val="19"/>
+              <w:spacing w:after="40" w:before="40" w:line="300"/>
+            </w:pPr>
+            <w:r>
+              <w:rPr>
+                <w:rFonts w:ascii="맑은 고딕" w:cs="맑은 고딕" w:eastAsia="맑은 고딕" w:hAnsi="맑은 고딕"/>
+                <w:b/>
+                <w:bCs/>
+                <w:sz w:val="21"/>
+                <w:szCs w:val="21"/>
               </w:rPr>
               <w:t xml:space="preserve">법제처</w:t>
             </w:r>
@@ -7923,15 +7923,15 @@
           </w:tcPr>
           <w:p>
             <w:pPr>
-              <w:spacing w:after="40" w:before="40" w:line="280"/>
+              <w:spacing w:after="40" w:before="40" w:line="300"/>
             </w:pPr>
             <w:r>
               <w:rPr>
                 <w:rFonts w:ascii="맑은 고딕" w:cs="맑은 고딕" w:eastAsia="맑은 고딕" w:hAnsi="맑은 고딕"/>
                 <w:b w:val="false"/>
                 <w:bCs w:val="false"/>
-                <w:sz w:val="19"/>
-                <w:szCs w:val="19"/>
+                <w:sz w:val="21"/>
+                <w:szCs w:val="21"/>
               </w:rPr>
               <w:t xml:space="preserve">찾기쉬운 생활법령정보 — 장기요양 등급판정 절차 및 기준</w:t>
             </w:r>
@@ -7951,15 +7951,15 @@
           </w:tcPr>
           <w:p>
             <w:pPr>
-              <w:spacing w:after="40" w:before="40" w:line="280"/>
+              <w:spacing w:after="40" w:before="40" w:line="300"/>
             </w:pPr>
             <w:r>
               <w:rPr>
                 <w:rFonts w:ascii="맑은 고딕" w:cs="맑은 고딕" w:eastAsia="맑은 고딕" w:hAnsi="맑은 고딕"/>
                 <w:b w:val="false"/>
                 <w:bCs w:val="false"/>
-                <w:sz w:val="19"/>
-                <w:szCs w:val="19"/>
+                <w:sz w:val="21"/>
+                <w:szCs w:val="21"/>
               </w:rPr>
               <w:t xml:space="preserve">easylaw.go.kr</w:t>
             </w:r>
@@ -7980,15 +7980,15 @@
           </w:tcPr>
           <w:p>
             <w:pPr>
-              <w:spacing w:after="40" w:before="40" w:line="280"/>
-            </w:pPr>
-            <w:r>
-              <w:rPr>
-                <w:rFonts w:ascii="맑은 고딕" w:cs="맑은 고딕" w:eastAsia="맑은 고딕" w:hAnsi="맑은 고딕"/>
-                <w:b/>
-                <w:bCs/>
-                <w:sz w:val="19"/>
-                <w:szCs w:val="19"/>
+              <w:spacing w:after="40" w:before="40" w:line="300"/>
+            </w:pPr>
+            <w:r>
+              <w:rPr>
+                <w:rFonts w:ascii="맑은 고딕" w:cs="맑은 고딕" w:eastAsia="맑은 고딕" w:hAnsi="맑은 고딕"/>
+                <w:b/>
+                <w:bCs/>
+                <w:sz w:val="21"/>
+                <w:szCs w:val="21"/>
               </w:rPr>
               <w:t xml:space="preserve">KDI 경제정보센터</w:t>
             </w:r>
@@ -8007,15 +8007,15 @@
           </w:tcPr>
           <w:p>
             <w:pPr>
-              <w:spacing w:after="40" w:before="40" w:line="280"/>
+              <w:spacing w:after="40" w:before="40" w:line="300"/>
             </w:pPr>
             <w:r>
               <w:rPr>
                 <w:rFonts w:ascii="맑은 고딕" w:cs="맑은 고딕" w:eastAsia="맑은 고딕" w:hAnsi="맑은 고딕"/>
                 <w:b w:val="false"/>
                 <w:bCs w:val="false"/>
-                <w:sz w:val="19"/>
-                <w:szCs w:val="19"/>
+                <w:sz w:val="21"/>
+                <w:szCs w:val="21"/>
               </w:rPr>
               <w:t xml:space="preserve">전국 1등급 요양병원 202개, 심사평가원 홈페이지에서 확인하세요!</w:t>
             </w:r>
@@ -8034,15 +8034,15 @@
           </w:tcPr>
           <w:p>
             <w:pPr>
-              <w:spacing w:after="40" w:before="40" w:line="280"/>
+              <w:spacing w:after="40" w:before="40" w:line="300"/>
             </w:pPr>
             <w:r>
               <w:rPr>
                 <w:rFonts w:ascii="맑은 고딕" w:cs="맑은 고딕" w:eastAsia="맑은 고딕" w:hAnsi="맑은 고딕"/>
                 <w:b w:val="false"/>
                 <w:bCs w:val="false"/>
-                <w:sz w:val="19"/>
-                <w:szCs w:val="19"/>
+                <w:sz w:val="21"/>
+                <w:szCs w:val="21"/>
               </w:rPr>
               <w:t xml:space="preserve">eiec.kdi.re.kr</w:t>
             </w:r>
@@ -8064,15 +8064,15 @@
           </w:tcPr>
           <w:p>
             <w:pPr>
-              <w:spacing w:after="40" w:before="40" w:line="280"/>
-            </w:pPr>
-            <w:r>
-              <w:rPr>
-                <w:rFonts w:ascii="맑은 고딕" w:cs="맑은 고딕" w:eastAsia="맑은 고딕" w:hAnsi="맑은 고딕"/>
-                <w:b/>
-                <w:bCs/>
-                <w:sz w:val="19"/>
-                <w:szCs w:val="19"/>
+              <w:spacing w:after="40" w:before="40" w:line="300"/>
+            </w:pPr>
+            <w:r>
+              <w:rPr>
+                <w:rFonts w:ascii="맑은 고딕" w:cs="맑은 고딕" w:eastAsia="맑은 고딕" w:hAnsi="맑은 고딕"/>
+                <w:b/>
+                <w:bCs/>
+                <w:sz w:val="21"/>
+                <w:szCs w:val="21"/>
               </w:rPr>
               <w:t xml:space="preserve">또하나의가족</w:t>
             </w:r>
@@ -8092,15 +8092,15 @@
           </w:tcPr>
           <w:p>
             <w:pPr>
-              <w:spacing w:after="40" w:before="40" w:line="280"/>
+              <w:spacing w:after="40" w:before="40" w:line="300"/>
             </w:pPr>
             <w:r>
               <w:rPr>
                 <w:rFonts w:ascii="맑은 고딕" w:cs="맑은 고딕" w:eastAsia="맑은 고딕" w:hAnsi="맑은 고딕"/>
                 <w:b w:val="false"/>
                 <w:bCs w:val="false"/>
-                <w:sz w:val="19"/>
-                <w:szCs w:val="19"/>
+                <w:sz w:val="21"/>
+                <w:szCs w:val="21"/>
               </w:rPr>
               <w:t xml:space="preserve">혈액투석 가능한 요양병원 정보 [서울·인천·경기] / 장기요양등급 없이 요양원 입소 가능한가요?</w:t>
             </w:r>
@@ -8120,15 +8120,15 @@
           </w:tcPr>
           <w:p>
             <w:pPr>
-              <w:spacing w:after="40" w:before="40" w:line="280"/>
+              <w:spacing w:after="40" w:before="40" w:line="300"/>
             </w:pPr>
             <w:r>
               <w:rPr>
                 <w:rFonts w:ascii="맑은 고딕" w:cs="맑은 고딕" w:eastAsia="맑은 고딕" w:hAnsi="맑은 고딕"/>
                 <w:b w:val="false"/>
                 <w:bCs w:val="false"/>
-                <w:sz w:val="19"/>
-                <w:szCs w:val="19"/>
+                <w:sz w:val="21"/>
+                <w:szCs w:val="21"/>
               </w:rPr>
               <w:t xml:space="preserve">ddoga.co.kr</w:t>
             </w:r>
@@ -8149,15 +8149,15 @@
           </w:tcPr>
           <w:p>
             <w:pPr>
-              <w:spacing w:after="40" w:before="40" w:line="280"/>
-            </w:pPr>
-            <w:r>
-              <w:rPr>
-                <w:rFonts w:ascii="맑은 고딕" w:cs="맑은 고딕" w:eastAsia="맑은 고딕" w:hAnsi="맑은 고딕"/>
-                <w:b/>
-                <w:bCs/>
-                <w:sz w:val="19"/>
-                <w:szCs w:val="19"/>
+              <w:spacing w:after="40" w:before="40" w:line="300"/>
+            </w:pPr>
+            <w:r>
+              <w:rPr>
+                <w:rFonts w:ascii="맑은 고딕" w:cs="맑은 고딕" w:eastAsia="맑은 고딕" w:hAnsi="맑은 고딕"/>
+                <w:b/>
+                <w:bCs/>
+                <w:sz w:val="21"/>
+                <w:szCs w:val="21"/>
               </w:rPr>
               <w:t xml:space="preserve">엔젤시터</w:t>
             </w:r>
@@ -8176,15 +8176,15 @@
           </w:tcPr>
           <w:p>
             <w:pPr>
-              <w:spacing w:after="40" w:before="40" w:line="280"/>
+              <w:spacing w:after="40" w:before="40" w:line="300"/>
             </w:pPr>
             <w:r>
               <w:rPr>
                 <w:rFonts w:ascii="맑은 고딕" w:cs="맑은 고딕" w:eastAsia="맑은 고딕" w:hAnsi="맑은 고딕"/>
                 <w:b w:val="false"/>
                 <w:bCs w:val="false"/>
-                <w:sz w:val="19"/>
-                <w:szCs w:val="19"/>
+                <w:sz w:val="21"/>
+                <w:szCs w:val="21"/>
               </w:rPr>
               <w:t xml:space="preserve">2026년 요양원 입소 이용요금 및 본인부담금</w:t>
             </w:r>
@@ -8203,15 +8203,15 @@
           </w:tcPr>
           <w:p>
             <w:pPr>
-              <w:spacing w:after="40" w:before="40" w:line="280"/>
+              <w:spacing w:after="40" w:before="40" w:line="300"/>
             </w:pPr>
             <w:r>
               <w:rPr>
                 <w:rFonts w:ascii="맑은 고딕" w:cs="맑은 고딕" w:eastAsia="맑은 고딕" w:hAnsi="맑은 고딕"/>
                 <w:b w:val="false"/>
                 <w:bCs w:val="false"/>
-                <w:sz w:val="19"/>
-                <w:szCs w:val="19"/>
+                <w:sz w:val="21"/>
+                <w:szCs w:val="21"/>
               </w:rPr>
               <w:t xml:space="preserve">angelsitter.co.kr</w:t>
             </w:r>
@@ -8233,15 +8233,15 @@
           </w:tcPr>
           <w:p>
             <w:pPr>
-              <w:spacing w:after="40" w:before="40" w:line="280"/>
-            </w:pPr>
-            <w:r>
-              <w:rPr>
-                <w:rFonts w:ascii="맑은 고딕" w:cs="맑은 고딕" w:eastAsia="맑은 고딕" w:hAnsi="맑은 고딕"/>
-                <w:b/>
-                <w:bCs/>
-                <w:sz w:val="19"/>
-                <w:szCs w:val="19"/>
+              <w:spacing w:after="40" w:before="40" w:line="300"/>
+            </w:pPr>
+            <w:r>
+              <w:rPr>
+                <w:rFonts w:ascii="맑은 고딕" w:cs="맑은 고딕" w:eastAsia="맑은 고딕" w:hAnsi="맑은 고딕"/>
+                <w:b/>
+                <w:bCs/>
+                <w:sz w:val="21"/>
+                <w:szCs w:val="21"/>
               </w:rPr>
               <w:t xml:space="preserve">뱅크샐러드</w:t>
             </w:r>
@@ -8261,15 +8261,15 @@
           </w:tcPr>
           <w:p>
             <w:pPr>
-              <w:spacing w:after="40" w:before="40" w:line="280"/>
+              <w:spacing w:after="40" w:before="40" w:line="300"/>
             </w:pPr>
             <w:r>
               <w:rPr>
                 <w:rFonts w:ascii="맑은 고딕" w:cs="맑은 고딕" w:eastAsia="맑은 고딕" w:hAnsi="맑은 고딕"/>
                 <w:b w:val="false"/>
                 <w:bCs w:val="false"/>
-                <w:sz w:val="19"/>
-                <w:szCs w:val="19"/>
+                <w:sz w:val="21"/>
+                <w:szCs w:val="21"/>
               </w:rPr>
               <w:t xml:space="preserve">요양병원 한달 비용은? 보험으로 간병비 부담까지 줄이는 법</w:t>
             </w:r>
@@ -8289,15 +8289,15 @@
           </w:tcPr>
           <w:p>
             <w:pPr>
-              <w:spacing w:after="40" w:before="40" w:line="280"/>
+              <w:spacing w:after="40" w:before="40" w:line="300"/>
             </w:pPr>
             <w:r>
               <w:rPr>
                 <w:rFonts w:ascii="맑은 고딕" w:cs="맑은 고딕" w:eastAsia="맑은 고딕" w:hAnsi="맑은 고딕"/>
                 <w:b w:val="false"/>
                 <w:bCs w:val="false"/>
-                <w:sz w:val="19"/>
-                <w:szCs w:val="19"/>
+                <w:sz w:val="21"/>
+                <w:szCs w:val="21"/>
               </w:rPr>
               <w:t xml:space="preserve">www.banksalad.com</w:t>
             </w:r>
@@ -8318,15 +8318,15 @@
           </w:tcPr>
           <w:p>
             <w:pPr>
-              <w:spacing w:after="40" w:before="40" w:line="280"/>
-            </w:pPr>
-            <w:r>
-              <w:rPr>
-                <w:rFonts w:ascii="맑은 고딕" w:cs="맑은 고딕" w:eastAsia="맑은 고딕" w:hAnsi="맑은 고딕"/>
-                <w:b/>
-                <w:bCs/>
-                <w:sz w:val="19"/>
-                <w:szCs w:val="19"/>
+              <w:spacing w:after="40" w:before="40" w:line="300"/>
+            </w:pPr>
+            <w:r>
+              <w:rPr>
+                <w:rFonts w:ascii="맑은 고딕" w:cs="맑은 고딕" w:eastAsia="맑은 고딕" w:hAnsi="맑은 고딕"/>
+                <w:b/>
+                <w:bCs/>
+                <w:sz w:val="21"/>
+                <w:szCs w:val="21"/>
               </w:rPr>
               <w:t xml:space="preserve">서울VIP요양병원</w:t>
             </w:r>
@@ -8345,15 +8345,15 @@
           </w:tcPr>
           <w:p>
             <w:pPr>
-              <w:spacing w:after="40" w:before="40" w:line="280"/>
+              <w:spacing w:after="40" w:before="40" w:line="300"/>
             </w:pPr>
             <w:r>
               <w:rPr>
                 <w:rFonts w:ascii="맑은 고딕" w:cs="맑은 고딕" w:eastAsia="맑은 고딕" w:hAnsi="맑은 고딕"/>
                 <w:b w:val="false"/>
                 <w:bCs w:val="false"/>
-                <w:sz w:val="19"/>
-                <w:szCs w:val="19"/>
+                <w:sz w:val="21"/>
+                <w:szCs w:val="21"/>
               </w:rPr>
               <w:t xml:space="preserve">투석실 (격리가능)</w:t>
             </w:r>
@@ -8372,15 +8372,15 @@
           </w:tcPr>
           <w:p>
             <w:pPr>
-              <w:spacing w:after="40" w:before="40" w:line="280"/>
+              <w:spacing w:after="40" w:before="40" w:line="300"/>
             </w:pPr>
             <w:r>
               <w:rPr>
                 <w:rFonts w:ascii="맑은 고딕" w:cs="맑은 고딕" w:eastAsia="맑은 고딕" w:hAnsi="맑은 고딕"/>
                 <w:b w:val="false"/>
                 <w:bCs w:val="false"/>
-                <w:sz w:val="19"/>
-                <w:szCs w:val="19"/>
+                <w:sz w:val="21"/>
+                <w:szCs w:val="21"/>
               </w:rPr>
               <w:t xml:space="preserve">www.seoulvip.co.kr</w:t>
             </w:r>
@@ -8395,15 +8395,15 @@
     </w:p>
     <w:p>
       <w:pPr>
-        <w:spacing w:after="100" w:before="0" w:line="300"/>
+        <w:spacing w:after="100" w:before="0" w:line="330"/>
         <w:jc w:val="center"/>
       </w:pPr>
       <w:r>
         <w:rPr>
           <w:rFonts w:ascii="맑은 고딕" w:cs="맑은 고딕" w:eastAsia="맑은 고딕" w:hAnsi="맑은 고딕"/>
           <w:color w:val="595959"/>
-          <w:sz w:val="20"/>
-          <w:szCs w:val="20"/>
+          <w:sz w:val="22"/>
+          <w:szCs w:val="22"/>
         </w:rPr>
         <w:t xml:space="preserve">— 이상 —</w:t>
       </w:r>
@@ -8630,13 +8630,13 @@
     <w:rPrDefault>
       <w:rPr>
         <w:rFonts w:ascii="맑은 고딕" w:cs="맑은 고딕" w:eastAsia="맑은 고딕" w:hAnsi="맑은 고딕"/>
-        <w:sz w:val="20"/>
-        <w:szCs w:val="20"/>
+        <w:sz w:val="22"/>
+        <w:szCs w:val="22"/>
       </w:rPr>
     </w:rPrDefault>
     <w:pPrDefault>
       <w:pPr>
-        <w:spacing w:line="300"/>
+        <w:spacing w:line="330"/>
       </w:pPr>
     </w:pPrDefault>
   </w:docDefaults>
